--- a/content/course/workbook/transition-os-workbook-module1.docx
+++ b/content/course/workbook/transition-os-workbook-module1.docx
@@ -881,7 +881,7 @@
                 <w:sz w:val="22"/>
                 <w:szCs w:val="22"/>
               </w:rPr>
-              <w:t xml:space="preserve">Bad week, or time to go</w:t>
+              <w:t xml:space="preserve">Your starting line</w:t>
             </w:r>
           </w:p>
         </w:tc>
@@ -912,7 +912,7 @@
                 <w:sz w:val="22"/>
                 <w:szCs w:val="22"/>
               </w:rPr>
-              <w:t xml:space="preserve">Answer the same thing in week 1, 6 and 12 so one bad Tuesday does not decide it</w:t>
+              <w:t xml:space="preserve">What an hour of your work pays now, and the number the next job has to clear</w:t>
             </w:r>
           </w:p>
         </w:tc>
@@ -979,7 +979,7 @@
                 <w:sz w:val="22"/>
                 <w:szCs w:val="22"/>
               </w:rPr>
-              <w:t xml:space="preserve">Why leaving isn’t a wasted degree</w:t>
+              <w:t xml:space="preserve">Bad week, or time to go</w:t>
             </w:r>
           </w:p>
         </w:tc>
@@ -1010,7 +1010,7 @@
                 <w:sz w:val="22"/>
                 <w:szCs w:val="22"/>
               </w:rPr>
-              <w:t xml:space="preserve">Why the years and the debt already spent are not a reason to stay</w:t>
+              <w:t xml:space="preserve">Answer the same thing in week 1, 6 and 12 so one bad Tuesday does not decide it</w:t>
             </w:r>
           </w:p>
         </w:tc>
@@ -1077,7 +1077,7 @@
                 <w:sz w:val="22"/>
                 <w:szCs w:val="22"/>
               </w:rPr>
-              <w:t xml:space="preserve">Your why, in writing</w:t>
+              <w:t xml:space="preserve">Why leaving isn’t a wasted degree</w:t>
             </w:r>
           </w:p>
         </w:tc>
@@ -1108,7 +1108,7 @@
                 <w:sz w:val="22"/>
                 <w:szCs w:val="22"/>
               </w:rPr>
-              <w:t xml:space="preserve">What you actually want to leave, so you know what to look for in the next job</w:t>
+              <w:t xml:space="preserve">Why the years and the debt already spent are not a reason to stay</w:t>
             </w:r>
           </w:p>
         </w:tc>
@@ -1175,7 +1175,7 @@
                 <w:sz w:val="22"/>
                 <w:szCs w:val="22"/>
               </w:rPr>
-              <w:t xml:space="preserve">What you’ll miss</w:t>
+              <w:t xml:space="preserve">Your why, in writing</w:t>
             </w:r>
           </w:p>
         </w:tc>
@@ -1206,7 +1206,7 @@
                 <w:sz w:val="22"/>
                 <w:szCs w:val="22"/>
               </w:rPr>
-              <w:t xml:space="preserve">What you give up by leaving, and which parts you can keep anyway</w:t>
+              <w:t xml:space="preserve">What you actually want to leave, so you know what to look for in the next job</w:t>
             </w:r>
           </w:p>
         </w:tc>
@@ -1273,7 +1273,7 @@
                 <w:sz w:val="22"/>
                 <w:szCs w:val="22"/>
               </w:rPr>
-              <w:t xml:space="preserve">Telling the first person</w:t>
+              <w:t xml:space="preserve">What you’ll miss</w:t>
             </w:r>
           </w:p>
         </w:tc>
@@ -1304,7 +1304,203 @@
                 <w:sz w:val="22"/>
                 <w:szCs w:val="22"/>
               </w:rPr>
+              <w:t xml:space="preserve">What you give up by leaving, and which parts you can keep anyway</w:t>
+            </w:r>
+          </w:p>
+        </w:tc>
+        <w:tc>
+          <w:tcPr>
+            <w:tcW w:type="dxa" w:w="600"/>
+            <w:tcBorders>
+              <w:top w:val="none"/>
+              <w:left w:val="none"/>
+              <w:bottom w:val="single" w:color="D1D5DB" w:sz="4"/>
+              <w:right w:val="none"/>
+            </w:tcBorders>
+            <w:tcMar>
+              <w:top w:type="dxa" w:w="130"/>
+              <w:left w:type="dxa" w:w="0"/>
+              <w:bottom w:type="dxa" w:w="130"/>
+              <w:right w:type="dxa" w:w="0"/>
+            </w:tcMar>
+          </w:tcPr>
+          <w:p>
+            <w:pPr>
+              <w:spacing w:after="0"/>
+              <w:jc w:val="right"/>
+            </w:pPr>
+            <w:r>
+              <w:rPr>
+                <w:rFonts w:ascii="Segoe UI Symbol" w:cs="Segoe UI Symbol" w:eastAsia="Segoe UI Symbol" w:hAnsi="Segoe UI Symbol"/>
+                <w:color w:val="40916C"/>
+                <w:sz w:val="24"/>
+                <w:szCs w:val="24"/>
+              </w:rPr>
+              <w:t xml:space="preserve">☐</w:t>
+            </w:r>
+          </w:p>
+        </w:tc>
+      </w:tr>
+      <w:tr>
+        <w:tc>
+          <w:tcPr>
+            <w:tcW w:type="dxa" w:w="3300"/>
+            <w:tcBorders>
+              <w:top w:val="none"/>
+              <w:left w:val="none"/>
+              <w:bottom w:val="single" w:color="D1D5DB" w:sz="4"/>
+              <w:right w:val="none"/>
+            </w:tcBorders>
+            <w:tcMar>
+              <w:top w:type="dxa" w:w="130"/>
+              <w:left w:type="dxa" w:w="40"/>
+              <w:bottom w:type="dxa" w:w="130"/>
+              <w:right w:type="dxa" w:w="160"/>
+            </w:tcMar>
+          </w:tcPr>
+          <w:p>
+            <w:pPr>
+              <w:spacing w:after="0" w:before="0"/>
+            </w:pPr>
+            <w:r>
+              <w:rPr>
+                <w:rFonts w:ascii="Calibri" w:cs="Calibri" w:eastAsia="Calibri" w:hAnsi="Calibri"/>
+                <w:b/>
+                <w:bCs/>
+                <w:color w:val="1B1B1E"/>
+                <w:sz w:val="22"/>
+                <w:szCs w:val="22"/>
+              </w:rPr>
+              <w:t xml:space="preserve">Telling the first person</w:t>
+            </w:r>
+          </w:p>
+        </w:tc>
+        <w:tc>
+          <w:tcPr>
+            <w:tcW w:type="dxa" w:w="5460"/>
+            <w:tcBorders>
+              <w:top w:val="none"/>
+              <w:left w:val="none"/>
+              <w:bottom w:val="single" w:color="D1D5DB" w:sz="4"/>
+              <w:right w:val="none"/>
+            </w:tcBorders>
+            <w:tcMar>
+              <w:top w:type="dxa" w:w="130"/>
+              <w:left w:type="dxa" w:w="0"/>
+              <w:bottom w:type="dxa" w:w="130"/>
+              <w:right w:type="dxa" w:w="160"/>
+            </w:tcMar>
+          </w:tcPr>
+          <w:p>
+            <w:pPr>
+              <w:spacing w:after="0" w:before="0"/>
+            </w:pPr>
+            <w:r>
+              <w:rPr>
+                <w:rFonts w:ascii="Calibri" w:cs="Calibri" w:eastAsia="Calibri" w:hAnsi="Calibri"/>
+                <w:color w:val="6B7280"/>
+                <w:sz w:val="22"/>
+                <w:szCs w:val="22"/>
+              </w:rPr>
               <w:t xml:space="preserve">Say it out loud to one person, and plan exactly what you’ll say first</w:t>
+            </w:r>
+          </w:p>
+        </w:tc>
+        <w:tc>
+          <w:tcPr>
+            <w:tcW w:type="dxa" w:w="600"/>
+            <w:tcBorders>
+              <w:top w:val="none"/>
+              <w:left w:val="none"/>
+              <w:bottom w:val="single" w:color="D1D5DB" w:sz="4"/>
+              <w:right w:val="none"/>
+            </w:tcBorders>
+            <w:tcMar>
+              <w:top w:type="dxa" w:w="130"/>
+              <w:left w:type="dxa" w:w="0"/>
+              <w:bottom w:type="dxa" w:w="130"/>
+              <w:right w:type="dxa" w:w="0"/>
+            </w:tcMar>
+          </w:tcPr>
+          <w:p>
+            <w:pPr>
+              <w:spacing w:after="0"/>
+              <w:jc w:val="right"/>
+            </w:pPr>
+            <w:r>
+              <w:rPr>
+                <w:rFonts w:ascii="Segoe UI Symbol" w:cs="Segoe UI Symbol" w:eastAsia="Segoe UI Symbol" w:hAnsi="Segoe UI Symbol"/>
+                <w:color w:val="40916C"/>
+                <w:sz w:val="24"/>
+                <w:szCs w:val="24"/>
+              </w:rPr>
+              <w:t xml:space="preserve">☐</w:t>
+            </w:r>
+          </w:p>
+        </w:tc>
+      </w:tr>
+      <w:tr>
+        <w:tc>
+          <w:tcPr>
+            <w:tcW w:type="dxa" w:w="3300"/>
+            <w:tcBorders>
+              <w:top w:val="none"/>
+              <w:left w:val="none"/>
+              <w:bottom w:val="single" w:color="D1D5DB" w:sz="4"/>
+              <w:right w:val="none"/>
+            </w:tcBorders>
+            <w:tcMar>
+              <w:top w:type="dxa" w:w="130"/>
+              <w:left w:type="dxa" w:w="40"/>
+              <w:bottom w:type="dxa" w:w="130"/>
+              <w:right w:type="dxa" w:w="160"/>
+            </w:tcMar>
+          </w:tcPr>
+          <w:p>
+            <w:pPr>
+              <w:spacing w:after="0" w:before="0"/>
+            </w:pPr>
+            <w:r>
+              <w:rPr>
+                <w:rFonts w:ascii="Calibri" w:cs="Calibri" w:eastAsia="Calibri" w:hAnsi="Calibri"/>
+                <w:b/>
+                <w:bCs/>
+                <w:color w:val="1B1B1E"/>
+                <w:sz w:val="22"/>
+                <w:szCs w:val="22"/>
+              </w:rPr>
+              <w:t xml:space="preserve">Kept private</w:t>
+            </w:r>
+          </w:p>
+        </w:tc>
+        <w:tc>
+          <w:tcPr>
+            <w:tcW w:type="dxa" w:w="5460"/>
+            <w:tcBorders>
+              <w:top w:val="none"/>
+              <w:left w:val="none"/>
+              <w:bottom w:val="single" w:color="D1D5DB" w:sz="4"/>
+              <w:right w:val="none"/>
+            </w:tcBorders>
+            <w:tcMar>
+              <w:top w:type="dxa" w:w="130"/>
+              <w:left w:type="dxa" w:w="0"/>
+              <w:bottom w:type="dxa" w:w="130"/>
+              <w:right w:type="dxa" w:w="160"/>
+            </w:tcMar>
+          </w:tcPr>
+          <w:p>
+            <w:pPr>
+              <w:spacing w:after="0" w:before="0"/>
+            </w:pPr>
+            <w:r>
+              <w:rPr>
+                <w:rFonts w:ascii="Calibri" w:cs="Calibri" w:eastAsia="Calibri" w:hAnsi="Calibri"/>
+                <w:color w:val="6B7280"/>
+                <w:sz w:val="22"/>
+                <w:szCs w:val="22"/>
+              </w:rPr>
+              <w:t xml:space="preserve">Six settings to change before anyone at work can guess, and your staff-room sentence</w:t>
             </w:r>
           </w:p>
         </w:tc>
@@ -1515,7 +1711,7 @@
           <w:sz w:val="17"/>
           <w:szCs w:val="17"/>
         </w:rPr>
-        <w:t xml:space="preserve">WEEKS 1, 6 AND 12</w:t>
+        <w:t xml:space="preserve">LESSON 0.2 · THE MONEY PAGE</w:t>
       </w:r>
     </w:p>
     <w:p>
@@ -1532,7 +1728,7 @@
           <w:sz w:val="40"/>
           <w:szCs w:val="40"/>
         </w:rPr>
-        <w:t xml:space="preserve">Bad week, or time to go</w:t>
+        <w:t xml:space="preserve">Your starting line</w:t>
       </w:r>
     </w:p>
     <w:p>
@@ -1546,844 +1742,13 @@
           <w:sz w:val="22"/>
           <w:szCs w:val="22"/>
         </w:rPr>
-        <w:t xml:space="preserve">Answer these in week 1, then again in week 6 and week 12. One bad Tuesday should not be the thing that decides it.</w:t>
-      </w:r>
-    </w:p>
-    <w:tbl>
-      <w:tblPr>
-        <w:tblW w:type="dxa" w:w="9360"/>
-        <w:tblBorders>
-          <w:top w:val="single" w:color="auto" w:sz="4"/>
-          <w:left w:val="single" w:color="auto" w:sz="4"/>
-          <w:bottom w:val="single" w:color="auto" w:sz="4"/>
-          <w:right w:val="single" w:color="auto" w:sz="4"/>
-          <w:insideH w:val="single" w:color="auto" w:sz="4"/>
-          <w:insideV w:val="single" w:color="auto" w:sz="4"/>
-        </w:tblBorders>
-      </w:tblPr>
-      <w:tblGrid>
-        <w:gridCol w:w="2600"/>
-        <w:gridCol w:w="2253"/>
-        <w:gridCol w:w="2253"/>
-        <w:gridCol w:w="2253"/>
-      </w:tblGrid>
-      <w:tr>
-        <w:tc>
-          <w:tcPr>
-            <w:tcW w:type="dxa" w:w="2600"/>
-            <w:tcBorders>
-              <w:top w:val="single" w:color="D1D5DB" w:sz="6"/>
-              <w:left w:val="single" w:color="D1D5DB" w:sz="6"/>
-              <w:bottom w:val="single" w:color="D1D5DB" w:sz="6"/>
-              <w:right w:val="single" w:color="D1D5DB" w:sz="6"/>
-            </w:tcBorders>
-            <w:shd w:fill="FFFFFF" w:color="auto" w:val="clear"/>
-            <w:tcMar>
-              <w:top w:type="dxa" w:w="100"/>
-              <w:left w:type="dxa" w:w="140"/>
-              <w:bottom w:type="dxa" w:w="100"/>
-              <w:right w:type="dxa" w:w="140"/>
-            </w:tcMar>
-          </w:tcPr>
-          <w:p>
-            <w:pPr>
-              <w:spacing w:after="0" w:before="0"/>
-            </w:pPr>
-            <w:r>
-              <w:rPr>
-                <w:rFonts w:ascii="Calibri" w:cs="Calibri" w:eastAsia="Calibri" w:hAnsi="Calibri"/>
-                <w:b/>
-                <w:bCs/>
-                <w:color w:val="1B1B1E"/>
-                <w:sz w:val="19"/>
-                <w:szCs w:val="19"/>
-              </w:rPr>
-              <w:t xml:space="preserve"/>
-            </w:r>
-          </w:p>
-        </w:tc>
-        <w:tc>
-          <w:tcPr>
-            <w:tcW w:type="dxa" w:w="2253"/>
-            <w:tcBorders>
-              <w:top w:val="single" w:color="D1D5DB" w:sz="6"/>
-              <w:left w:val="single" w:color="D1D5DB" w:sz="6"/>
-              <w:bottom w:val="single" w:color="D1D5DB" w:sz="6"/>
-              <w:right w:val="single" w:color="D1D5DB" w:sz="6"/>
-            </w:tcBorders>
-            <w:shd w:fill="F0FAF3" w:color="auto" w:val="clear"/>
-            <w:tcMar>
-              <w:top w:type="dxa" w:w="100"/>
-              <w:left w:type="dxa" w:w="140"/>
-              <w:bottom w:type="dxa" w:w="100"/>
-              <w:right w:type="dxa" w:w="140"/>
-            </w:tcMar>
-          </w:tcPr>
-          <w:p>
-            <w:pPr>
-              <w:spacing w:after="0" w:before="0"/>
-            </w:pPr>
-            <w:r>
-              <w:rPr>
-                <w:rFonts w:ascii="Calibri" w:cs="Calibri" w:eastAsia="Calibri" w:hAnsi="Calibri"/>
-                <w:b/>
-                <w:bCs/>
-                <w:color w:val="1B1B1E"/>
-                <w:sz w:val="19"/>
-                <w:szCs w:val="19"/>
-              </w:rPr>
-              <w:t xml:space="preserve">Week 1</w:t>
-            </w:r>
-          </w:p>
-        </w:tc>
-        <w:tc>
-          <w:tcPr>
-            <w:tcW w:type="dxa" w:w="2253"/>
-            <w:tcBorders>
-              <w:top w:val="single" w:color="D1D5DB" w:sz="6"/>
-              <w:left w:val="single" w:color="D1D5DB" w:sz="6"/>
-              <w:bottom w:val="single" w:color="D1D5DB" w:sz="6"/>
-              <w:right w:val="single" w:color="D1D5DB" w:sz="6"/>
-            </w:tcBorders>
-            <w:shd w:fill="F0FAF3" w:color="auto" w:val="clear"/>
-            <w:tcMar>
-              <w:top w:type="dxa" w:w="100"/>
-              <w:left w:type="dxa" w:w="140"/>
-              <w:bottom w:type="dxa" w:w="100"/>
-              <w:right w:type="dxa" w:w="140"/>
-            </w:tcMar>
-          </w:tcPr>
-          <w:p>
-            <w:pPr>
-              <w:spacing w:after="0" w:before="0"/>
-            </w:pPr>
-            <w:r>
-              <w:rPr>
-                <w:rFonts w:ascii="Calibri" w:cs="Calibri" w:eastAsia="Calibri" w:hAnsi="Calibri"/>
-                <w:b/>
-                <w:bCs/>
-                <w:color w:val="1B1B1E"/>
-                <w:sz w:val="19"/>
-                <w:szCs w:val="19"/>
-              </w:rPr>
-              <w:t xml:space="preserve">Week 6</w:t>
-            </w:r>
-          </w:p>
-        </w:tc>
-        <w:tc>
-          <w:tcPr>
-            <w:tcW w:type="dxa" w:w="2253"/>
-            <w:tcBorders>
-              <w:top w:val="single" w:color="D1D5DB" w:sz="6"/>
-              <w:left w:val="single" w:color="D1D5DB" w:sz="6"/>
-              <w:bottom w:val="single" w:color="D1D5DB" w:sz="6"/>
-              <w:right w:val="single" w:color="D1D5DB" w:sz="6"/>
-            </w:tcBorders>
-            <w:shd w:fill="F0FAF3" w:color="auto" w:val="clear"/>
-            <w:tcMar>
-              <w:top w:type="dxa" w:w="100"/>
-              <w:left w:type="dxa" w:w="140"/>
-              <w:bottom w:type="dxa" w:w="100"/>
-              <w:right w:type="dxa" w:w="140"/>
-            </w:tcMar>
-          </w:tcPr>
-          <w:p>
-            <w:pPr>
-              <w:spacing w:after="0" w:before="0"/>
-            </w:pPr>
-            <w:r>
-              <w:rPr>
-                <w:rFonts w:ascii="Calibri" w:cs="Calibri" w:eastAsia="Calibri" w:hAnsi="Calibri"/>
-                <w:b/>
-                <w:bCs/>
-                <w:color w:val="1B1B1E"/>
-                <w:sz w:val="19"/>
-                <w:szCs w:val="19"/>
-              </w:rPr>
-              <w:t xml:space="preserve">Week 12</w:t>
-            </w:r>
-          </w:p>
-        </w:tc>
-      </w:tr>
-      <w:tr>
-        <w:trPr>
-          <w:trHeight w:val="640" w:hRule="atLeast"/>
-        </w:trPr>
-        <w:tc>
-          <w:tcPr>
-            <w:tcW w:type="dxa" w:w="2600"/>
-            <w:tcBorders>
-              <w:top w:val="single" w:color="D1D5DB" w:sz="6"/>
-              <w:left w:val="single" w:color="D1D5DB" w:sz="6"/>
-              <w:bottom w:val="single" w:color="D1D5DB" w:sz="6"/>
-              <w:right w:val="single" w:color="D1D5DB" w:sz="6"/>
-            </w:tcBorders>
-            <w:shd w:fill="FFFFFF" w:color="auto" w:val="clear"/>
-            <w:tcMar>
-              <w:top w:type="dxa" w:w="120"/>
-              <w:left w:type="dxa" w:w="140"/>
-              <w:bottom w:type="dxa" w:w="120"/>
-              <w:right w:type="dxa" w:w="140"/>
-            </w:tcMar>
-          </w:tcPr>
-          <w:p>
-            <w:pPr>
-              <w:spacing w:after="0" w:before="0"/>
-            </w:pPr>
-            <w:r>
-              <w:rPr>
-                <w:rFonts w:ascii="Calibri" w:cs="Calibri" w:eastAsia="Calibri" w:hAnsi="Calibri"/>
-                <w:b/>
-                <w:bCs/>
-                <w:color w:val="1B1B1E"/>
-                <w:sz w:val="20"/>
-                <w:szCs w:val="20"/>
-              </w:rPr>
-              <w:t xml:space="preserve">Date</w:t>
-            </w:r>
-          </w:p>
-        </w:tc>
-        <w:tc>
-          <w:tcPr>
-            <w:tcW w:type="dxa" w:w="2253"/>
-            <w:tcBorders>
-              <w:top w:val="single" w:color="D1D5DB" w:sz="6"/>
-              <w:left w:val="single" w:color="D1D5DB" w:sz="6"/>
-              <w:bottom w:val="single" w:color="D1D5DB" w:sz="6"/>
-              <w:right w:val="single" w:color="D1D5DB" w:sz="6"/>
-            </w:tcBorders>
-            <w:shd w:fill="FFFFFF" w:color="auto" w:val="clear"/>
-            <w:tcMar>
-              <w:top w:type="dxa" w:w="120"/>
-              <w:left w:type="dxa" w:w="140"/>
-              <w:bottom w:type="dxa" w:w="120"/>
-              <w:right w:type="dxa" w:w="140"/>
-            </w:tcMar>
-          </w:tcPr>
-          <w:p>
-            <w:pPr>
-              <w:spacing w:after="120" w:before="0"/>
-            </w:pPr>
-            <w:r>
-              <w:rPr>
-                <w:rFonts w:ascii="Calibri" w:cs="Calibri" w:eastAsia="Calibri" w:hAnsi="Calibri"/>
-                <w:color w:val="1B1B1E"/>
-                <w:sz w:val="22"/>
-                <w:szCs w:val="22"/>
-              </w:rPr>
-              <w:t xml:space="preserve"> </w:t>
-            </w:r>
-          </w:p>
-        </w:tc>
-        <w:tc>
-          <w:tcPr>
-            <w:tcW w:type="dxa" w:w="2253"/>
-            <w:tcBorders>
-              <w:top w:val="single" w:color="D1D5DB" w:sz="6"/>
-              <w:left w:val="single" w:color="D1D5DB" w:sz="6"/>
-              <w:bottom w:val="single" w:color="D1D5DB" w:sz="6"/>
-              <w:right w:val="single" w:color="D1D5DB" w:sz="6"/>
-            </w:tcBorders>
-            <w:shd w:fill="FFFFFF" w:color="auto" w:val="clear"/>
-            <w:tcMar>
-              <w:top w:type="dxa" w:w="120"/>
-              <w:left w:type="dxa" w:w="140"/>
-              <w:bottom w:type="dxa" w:w="120"/>
-              <w:right w:type="dxa" w:w="140"/>
-            </w:tcMar>
-          </w:tcPr>
-          <w:p>
-            <w:pPr>
-              <w:spacing w:after="120" w:before="0"/>
-            </w:pPr>
-            <w:r>
-              <w:rPr>
-                <w:rFonts w:ascii="Calibri" w:cs="Calibri" w:eastAsia="Calibri" w:hAnsi="Calibri"/>
-                <w:color w:val="1B1B1E"/>
-                <w:sz w:val="22"/>
-                <w:szCs w:val="22"/>
-              </w:rPr>
-              <w:t xml:space="preserve"> </w:t>
-            </w:r>
-          </w:p>
-        </w:tc>
-        <w:tc>
-          <w:tcPr>
-            <w:tcW w:type="dxa" w:w="2253"/>
-            <w:tcBorders>
-              <w:top w:val="single" w:color="D1D5DB" w:sz="6"/>
-              <w:left w:val="single" w:color="D1D5DB" w:sz="6"/>
-              <w:bottom w:val="single" w:color="D1D5DB" w:sz="6"/>
-              <w:right w:val="single" w:color="D1D5DB" w:sz="6"/>
-            </w:tcBorders>
-            <w:shd w:fill="FFFFFF" w:color="auto" w:val="clear"/>
-            <w:tcMar>
-              <w:top w:type="dxa" w:w="120"/>
-              <w:left w:type="dxa" w:w="140"/>
-              <w:bottom w:type="dxa" w:w="120"/>
-              <w:right w:type="dxa" w:w="140"/>
-            </w:tcMar>
-          </w:tcPr>
-          <w:p>
-            <w:pPr>
-              <w:spacing w:after="120" w:before="0"/>
-            </w:pPr>
-            <w:r>
-              <w:rPr>
-                <w:rFonts w:ascii="Calibri" w:cs="Calibri" w:eastAsia="Calibri" w:hAnsi="Calibri"/>
-                <w:color w:val="1B1B1E"/>
-                <w:sz w:val="22"/>
-                <w:szCs w:val="22"/>
-              </w:rPr>
-              <w:t xml:space="preserve"> </w:t>
-            </w:r>
-          </w:p>
-        </w:tc>
-      </w:tr>
-      <w:tr>
-        <w:trPr>
-          <w:trHeight w:val="640" w:hRule="atLeast"/>
-        </w:trPr>
-        <w:tc>
-          <w:tcPr>
-            <w:tcW w:type="dxa" w:w="2600"/>
-            <w:tcBorders>
-              <w:top w:val="single" w:color="D1D5DB" w:sz="6"/>
-              <w:left w:val="single" w:color="D1D5DB" w:sz="6"/>
-              <w:bottom w:val="single" w:color="D1D5DB" w:sz="6"/>
-              <w:right w:val="single" w:color="D1D5DB" w:sz="6"/>
-            </w:tcBorders>
-            <w:shd w:fill="FFFFFF" w:color="auto" w:val="clear"/>
-            <w:tcMar>
-              <w:top w:type="dxa" w:w="120"/>
-              <w:left w:type="dxa" w:w="140"/>
-              <w:bottom w:type="dxa" w:w="120"/>
-              <w:right w:type="dxa" w:w="140"/>
-            </w:tcMar>
-          </w:tcPr>
-          <w:p>
-            <w:pPr>
-              <w:spacing w:after="0" w:before="0"/>
-            </w:pPr>
-            <w:r>
-              <w:rPr>
-                <w:rFonts w:ascii="Calibri" w:cs="Calibri" w:eastAsia="Calibri" w:hAnsi="Calibri"/>
-                <w:b/>
-                <w:bCs/>
-                <w:color w:val="1B1B1E"/>
-                <w:sz w:val="20"/>
-                <w:szCs w:val="20"/>
-              </w:rPr>
-              <w:t xml:space="preserve">The stage you are in</w:t>
-            </w:r>
-          </w:p>
-        </w:tc>
-        <w:tc>
-          <w:tcPr>
-            <w:tcW w:type="dxa" w:w="2253"/>
-            <w:tcBorders>
-              <w:top w:val="single" w:color="D1D5DB" w:sz="6"/>
-              <w:left w:val="single" w:color="D1D5DB" w:sz="6"/>
-              <w:bottom w:val="single" w:color="D1D5DB" w:sz="6"/>
-              <w:right w:val="single" w:color="D1D5DB" w:sz="6"/>
-            </w:tcBorders>
-            <w:shd w:fill="FFFFFF" w:color="auto" w:val="clear"/>
-            <w:tcMar>
-              <w:top w:type="dxa" w:w="120"/>
-              <w:left w:type="dxa" w:w="140"/>
-              <w:bottom w:type="dxa" w:w="120"/>
-              <w:right w:type="dxa" w:w="140"/>
-            </w:tcMar>
-          </w:tcPr>
-          <w:p>
-            <w:pPr>
-              <w:spacing w:after="120" w:before="0"/>
-            </w:pPr>
-            <w:r>
-              <w:rPr>
-                <w:rFonts w:ascii="Calibri" w:cs="Calibri" w:eastAsia="Calibri" w:hAnsi="Calibri"/>
-                <w:color w:val="1B1B1E"/>
-                <w:sz w:val="22"/>
-                <w:szCs w:val="22"/>
-              </w:rPr>
-              <w:t xml:space="preserve"> </w:t>
-            </w:r>
-          </w:p>
-        </w:tc>
-        <w:tc>
-          <w:tcPr>
-            <w:tcW w:type="dxa" w:w="2253"/>
-            <w:tcBorders>
-              <w:top w:val="single" w:color="D1D5DB" w:sz="6"/>
-              <w:left w:val="single" w:color="D1D5DB" w:sz="6"/>
-              <w:bottom w:val="single" w:color="D1D5DB" w:sz="6"/>
-              <w:right w:val="single" w:color="D1D5DB" w:sz="6"/>
-            </w:tcBorders>
-            <w:shd w:fill="FFFFFF" w:color="auto" w:val="clear"/>
-            <w:tcMar>
-              <w:top w:type="dxa" w:w="120"/>
-              <w:left w:type="dxa" w:w="140"/>
-              <w:bottom w:type="dxa" w:w="120"/>
-              <w:right w:type="dxa" w:w="140"/>
-            </w:tcMar>
-          </w:tcPr>
-          <w:p>
-            <w:pPr>
-              <w:spacing w:after="120" w:before="0"/>
-            </w:pPr>
-            <w:r>
-              <w:rPr>
-                <w:rFonts w:ascii="Calibri" w:cs="Calibri" w:eastAsia="Calibri" w:hAnsi="Calibri"/>
-                <w:color w:val="1B1B1E"/>
-                <w:sz w:val="22"/>
-                <w:szCs w:val="22"/>
-              </w:rPr>
-              <w:t xml:space="preserve"> </w:t>
-            </w:r>
-          </w:p>
-        </w:tc>
-        <w:tc>
-          <w:tcPr>
-            <w:tcW w:type="dxa" w:w="2253"/>
-            <w:tcBorders>
-              <w:top w:val="single" w:color="D1D5DB" w:sz="6"/>
-              <w:left w:val="single" w:color="D1D5DB" w:sz="6"/>
-              <w:bottom w:val="single" w:color="D1D5DB" w:sz="6"/>
-              <w:right w:val="single" w:color="D1D5DB" w:sz="6"/>
-            </w:tcBorders>
-            <w:shd w:fill="FFFFFF" w:color="auto" w:val="clear"/>
-            <w:tcMar>
-              <w:top w:type="dxa" w:w="120"/>
-              <w:left w:type="dxa" w:w="140"/>
-              <w:bottom w:type="dxa" w:w="120"/>
-              <w:right w:type="dxa" w:w="140"/>
-            </w:tcMar>
-          </w:tcPr>
-          <w:p>
-            <w:pPr>
-              <w:spacing w:after="120" w:before="0"/>
-            </w:pPr>
-            <w:r>
-              <w:rPr>
-                <w:rFonts w:ascii="Calibri" w:cs="Calibri" w:eastAsia="Calibri" w:hAnsi="Calibri"/>
-                <w:color w:val="1B1B1E"/>
-                <w:sz w:val="22"/>
-                <w:szCs w:val="22"/>
-              </w:rPr>
-              <w:t xml:space="preserve"> </w:t>
-            </w:r>
-          </w:p>
-        </w:tc>
-      </w:tr>
-      <w:tr>
-        <w:trPr>
-          <w:trHeight w:val="640" w:hRule="atLeast"/>
-        </w:trPr>
-        <w:tc>
-          <w:tcPr>
-            <w:tcW w:type="dxa" w:w="2600"/>
-            <w:tcBorders>
-              <w:top w:val="single" w:color="D1D5DB" w:sz="6"/>
-              <w:left w:val="single" w:color="D1D5DB" w:sz="6"/>
-              <w:bottom w:val="single" w:color="D1D5DB" w:sz="6"/>
-              <w:right w:val="single" w:color="D1D5DB" w:sz="6"/>
-            </w:tcBorders>
-            <w:shd w:fill="FFFFFF" w:color="auto" w:val="clear"/>
-            <w:tcMar>
-              <w:top w:type="dxa" w:w="120"/>
-              <w:left w:type="dxa" w:w="140"/>
-              <w:bottom w:type="dxa" w:w="120"/>
-              <w:right w:type="dxa" w:w="140"/>
-            </w:tcMar>
-          </w:tcPr>
-          <w:p>
-            <w:pPr>
-              <w:spacing w:after="0" w:before="0"/>
-            </w:pPr>
-            <w:r>
-              <w:rPr>
-                <w:rFonts w:ascii="Calibri" w:cs="Calibri" w:eastAsia="Calibri" w:hAnsi="Calibri"/>
-                <w:b/>
-                <w:bCs/>
-                <w:color w:val="1B1B1E"/>
-                <w:sz w:val="20"/>
-                <w:szCs w:val="20"/>
-              </w:rPr>
-              <w:t xml:space="preserve">Bad workplace, bad fit, or bad season</w:t>
-            </w:r>
-          </w:p>
-        </w:tc>
-        <w:tc>
-          <w:tcPr>
-            <w:tcW w:type="dxa" w:w="2253"/>
-            <w:tcBorders>
-              <w:top w:val="single" w:color="D1D5DB" w:sz="6"/>
-              <w:left w:val="single" w:color="D1D5DB" w:sz="6"/>
-              <w:bottom w:val="single" w:color="D1D5DB" w:sz="6"/>
-              <w:right w:val="single" w:color="D1D5DB" w:sz="6"/>
-            </w:tcBorders>
-            <w:shd w:fill="FFFFFF" w:color="auto" w:val="clear"/>
-            <w:tcMar>
-              <w:top w:type="dxa" w:w="120"/>
-              <w:left w:type="dxa" w:w="140"/>
-              <w:bottom w:type="dxa" w:w="120"/>
-              <w:right w:type="dxa" w:w="140"/>
-            </w:tcMar>
-          </w:tcPr>
-          <w:p>
-            <w:pPr>
-              <w:spacing w:after="120" w:before="0"/>
-            </w:pPr>
-            <w:r>
-              <w:rPr>
-                <w:rFonts w:ascii="Calibri" w:cs="Calibri" w:eastAsia="Calibri" w:hAnsi="Calibri"/>
-                <w:color w:val="1B1B1E"/>
-                <w:sz w:val="22"/>
-                <w:szCs w:val="22"/>
-              </w:rPr>
-              <w:t xml:space="preserve"> </w:t>
-            </w:r>
-          </w:p>
-        </w:tc>
-        <w:tc>
-          <w:tcPr>
-            <w:tcW w:type="dxa" w:w="2253"/>
-            <w:tcBorders>
-              <w:top w:val="single" w:color="D1D5DB" w:sz="6"/>
-              <w:left w:val="single" w:color="D1D5DB" w:sz="6"/>
-              <w:bottom w:val="single" w:color="D1D5DB" w:sz="6"/>
-              <w:right w:val="single" w:color="D1D5DB" w:sz="6"/>
-            </w:tcBorders>
-            <w:shd w:fill="FFFFFF" w:color="auto" w:val="clear"/>
-            <w:tcMar>
-              <w:top w:type="dxa" w:w="120"/>
-              <w:left w:type="dxa" w:w="140"/>
-              <w:bottom w:type="dxa" w:w="120"/>
-              <w:right w:type="dxa" w:w="140"/>
-            </w:tcMar>
-          </w:tcPr>
-          <w:p>
-            <w:pPr>
-              <w:spacing w:after="120" w:before="0"/>
-            </w:pPr>
-            <w:r>
-              <w:rPr>
-                <w:rFonts w:ascii="Calibri" w:cs="Calibri" w:eastAsia="Calibri" w:hAnsi="Calibri"/>
-                <w:color w:val="1B1B1E"/>
-                <w:sz w:val="22"/>
-                <w:szCs w:val="22"/>
-              </w:rPr>
-              <w:t xml:space="preserve"> </w:t>
-            </w:r>
-          </w:p>
-        </w:tc>
-        <w:tc>
-          <w:tcPr>
-            <w:tcW w:type="dxa" w:w="2253"/>
-            <w:tcBorders>
-              <w:top w:val="single" w:color="D1D5DB" w:sz="6"/>
-              <w:left w:val="single" w:color="D1D5DB" w:sz="6"/>
-              <w:bottom w:val="single" w:color="D1D5DB" w:sz="6"/>
-              <w:right w:val="single" w:color="D1D5DB" w:sz="6"/>
-            </w:tcBorders>
-            <w:shd w:fill="FFFFFF" w:color="auto" w:val="clear"/>
-            <w:tcMar>
-              <w:top w:type="dxa" w:w="120"/>
-              <w:left w:type="dxa" w:w="140"/>
-              <w:bottom w:type="dxa" w:w="120"/>
-              <w:right w:type="dxa" w:w="140"/>
-            </w:tcMar>
-          </w:tcPr>
-          <w:p>
-            <w:pPr>
-              <w:spacing w:after="120" w:before="0"/>
-            </w:pPr>
-            <w:r>
-              <w:rPr>
-                <w:rFonts w:ascii="Calibri" w:cs="Calibri" w:eastAsia="Calibri" w:hAnsi="Calibri"/>
-                <w:color w:val="1B1B1E"/>
-                <w:sz w:val="22"/>
-                <w:szCs w:val="22"/>
-              </w:rPr>
-              <w:t xml:space="preserve"> </w:t>
-            </w:r>
-          </w:p>
-        </w:tc>
-      </w:tr>
-      <w:tr>
-        <w:trPr>
-          <w:trHeight w:val="640" w:hRule="atLeast"/>
-        </w:trPr>
-        <w:tc>
-          <w:tcPr>
-            <w:tcW w:type="dxa" w:w="2600"/>
-            <w:tcBorders>
-              <w:top w:val="single" w:color="D1D5DB" w:sz="6"/>
-              <w:left w:val="single" w:color="D1D5DB" w:sz="6"/>
-              <w:bottom w:val="single" w:color="D1D5DB" w:sz="6"/>
-              <w:right w:val="single" w:color="D1D5DB" w:sz="6"/>
-            </w:tcBorders>
-            <w:shd w:fill="FFFFFF" w:color="auto" w:val="clear"/>
-            <w:tcMar>
-              <w:top w:type="dxa" w:w="120"/>
-              <w:left w:type="dxa" w:w="140"/>
-              <w:bottom w:type="dxa" w:w="120"/>
-              <w:right w:type="dxa" w:w="140"/>
-            </w:tcMar>
-          </w:tcPr>
-          <w:p>
-            <w:pPr>
-              <w:spacing w:after="0" w:before="0"/>
-            </w:pPr>
-            <w:r>
-              <w:rPr>
-                <w:rFonts w:ascii="Calibri" w:cs="Calibri" w:eastAsia="Calibri" w:hAnsi="Calibri"/>
-                <w:b/>
-                <w:bCs/>
-                <w:color w:val="1B1B1E"/>
-                <w:sz w:val="20"/>
-                <w:szCs w:val="20"/>
-              </w:rPr>
-              <w:t xml:space="preserve">The path you would name today</w:t>
-            </w:r>
-          </w:p>
-        </w:tc>
-        <w:tc>
-          <w:tcPr>
-            <w:tcW w:type="dxa" w:w="2253"/>
-            <w:tcBorders>
-              <w:top w:val="single" w:color="D1D5DB" w:sz="6"/>
-              <w:left w:val="single" w:color="D1D5DB" w:sz="6"/>
-              <w:bottom w:val="single" w:color="D1D5DB" w:sz="6"/>
-              <w:right w:val="single" w:color="D1D5DB" w:sz="6"/>
-            </w:tcBorders>
-            <w:shd w:fill="FFFFFF" w:color="auto" w:val="clear"/>
-            <w:tcMar>
-              <w:top w:type="dxa" w:w="120"/>
-              <w:left w:type="dxa" w:w="140"/>
-              <w:bottom w:type="dxa" w:w="120"/>
-              <w:right w:type="dxa" w:w="140"/>
-            </w:tcMar>
-          </w:tcPr>
-          <w:p>
-            <w:pPr>
-              <w:spacing w:after="120" w:before="0"/>
-            </w:pPr>
-            <w:r>
-              <w:rPr>
-                <w:rFonts w:ascii="Calibri" w:cs="Calibri" w:eastAsia="Calibri" w:hAnsi="Calibri"/>
-                <w:color w:val="1B1B1E"/>
-                <w:sz w:val="22"/>
-                <w:szCs w:val="22"/>
-              </w:rPr>
-              <w:t xml:space="preserve"> </w:t>
-            </w:r>
-          </w:p>
-        </w:tc>
-        <w:tc>
-          <w:tcPr>
-            <w:tcW w:type="dxa" w:w="2253"/>
-            <w:tcBorders>
-              <w:top w:val="single" w:color="D1D5DB" w:sz="6"/>
-              <w:left w:val="single" w:color="D1D5DB" w:sz="6"/>
-              <w:bottom w:val="single" w:color="D1D5DB" w:sz="6"/>
-              <w:right w:val="single" w:color="D1D5DB" w:sz="6"/>
-            </w:tcBorders>
-            <w:shd w:fill="FFFFFF" w:color="auto" w:val="clear"/>
-            <w:tcMar>
-              <w:top w:type="dxa" w:w="120"/>
-              <w:left w:type="dxa" w:w="140"/>
-              <w:bottom w:type="dxa" w:w="120"/>
-              <w:right w:type="dxa" w:w="140"/>
-            </w:tcMar>
-          </w:tcPr>
-          <w:p>
-            <w:pPr>
-              <w:spacing w:after="120" w:before="0"/>
-            </w:pPr>
-            <w:r>
-              <w:rPr>
-                <w:rFonts w:ascii="Calibri" w:cs="Calibri" w:eastAsia="Calibri" w:hAnsi="Calibri"/>
-                <w:color w:val="1B1B1E"/>
-                <w:sz w:val="22"/>
-                <w:szCs w:val="22"/>
-              </w:rPr>
-              <w:t xml:space="preserve"> </w:t>
-            </w:r>
-          </w:p>
-        </w:tc>
-        <w:tc>
-          <w:tcPr>
-            <w:tcW w:type="dxa" w:w="2253"/>
-            <w:tcBorders>
-              <w:top w:val="single" w:color="D1D5DB" w:sz="6"/>
-              <w:left w:val="single" w:color="D1D5DB" w:sz="6"/>
-              <w:bottom w:val="single" w:color="D1D5DB" w:sz="6"/>
-              <w:right w:val="single" w:color="D1D5DB" w:sz="6"/>
-            </w:tcBorders>
-            <w:shd w:fill="FFFFFF" w:color="auto" w:val="clear"/>
-            <w:tcMar>
-              <w:top w:type="dxa" w:w="120"/>
-              <w:left w:type="dxa" w:w="140"/>
-              <w:bottom w:type="dxa" w:w="120"/>
-              <w:right w:type="dxa" w:w="140"/>
-            </w:tcMar>
-          </w:tcPr>
-          <w:p>
-            <w:pPr>
-              <w:spacing w:after="120" w:before="0"/>
-            </w:pPr>
-            <w:r>
-              <w:rPr>
-                <w:rFonts w:ascii="Calibri" w:cs="Calibri" w:eastAsia="Calibri" w:hAnsi="Calibri"/>
-                <w:color w:val="1B1B1E"/>
-                <w:sz w:val="22"/>
-                <w:szCs w:val="22"/>
-              </w:rPr>
-              <w:t xml:space="preserve"> </w:t>
-            </w:r>
-          </w:p>
-        </w:tc>
-      </w:tr>
-      <w:tr>
-        <w:trPr>
-          <w:trHeight w:val="640" w:hRule="atLeast"/>
-        </w:trPr>
-        <w:tc>
-          <w:tcPr>
-            <w:tcW w:type="dxa" w:w="2600"/>
-            <w:tcBorders>
-              <w:top w:val="single" w:color="D1D5DB" w:sz="6"/>
-              <w:left w:val="single" w:color="D1D5DB" w:sz="6"/>
-              <w:bottom w:val="single" w:color="D1D5DB" w:sz="6"/>
-              <w:right w:val="single" w:color="D1D5DB" w:sz="6"/>
-            </w:tcBorders>
-            <w:shd w:fill="FFFFFF" w:color="auto" w:val="clear"/>
-            <w:tcMar>
-              <w:top w:type="dxa" w:w="120"/>
-              <w:left w:type="dxa" w:w="140"/>
-              <w:bottom w:type="dxa" w:w="120"/>
-              <w:right w:type="dxa" w:w="140"/>
-            </w:tcMar>
-          </w:tcPr>
-          <w:p>
-            <w:pPr>
-              <w:spacing w:after="0" w:before="0"/>
-            </w:pPr>
-            <w:r>
-              <w:rPr>
-                <w:rFonts w:ascii="Calibri" w:cs="Calibri" w:eastAsia="Calibri" w:hAnsi="Calibri"/>
-                <w:b/>
-                <w:bCs/>
-                <w:color w:val="1B1B1E"/>
-                <w:sz w:val="20"/>
-                <w:szCs w:val="20"/>
-              </w:rPr>
-              <w:t xml:space="preserve">Your pay floor</w:t>
-            </w:r>
-          </w:p>
-        </w:tc>
-        <w:tc>
-          <w:tcPr>
-            <w:tcW w:type="dxa" w:w="2253"/>
-            <w:tcBorders>
-              <w:top w:val="single" w:color="D1D5DB" w:sz="6"/>
-              <w:left w:val="single" w:color="D1D5DB" w:sz="6"/>
-              <w:bottom w:val="single" w:color="D1D5DB" w:sz="6"/>
-              <w:right w:val="single" w:color="D1D5DB" w:sz="6"/>
-            </w:tcBorders>
-            <w:shd w:fill="FFFFFF" w:color="auto" w:val="clear"/>
-            <w:tcMar>
-              <w:top w:type="dxa" w:w="120"/>
-              <w:left w:type="dxa" w:w="140"/>
-              <w:bottom w:type="dxa" w:w="120"/>
-              <w:right w:type="dxa" w:w="140"/>
-            </w:tcMar>
-          </w:tcPr>
-          <w:p>
-            <w:pPr>
-              <w:spacing w:after="120" w:before="0"/>
-            </w:pPr>
-            <w:r>
-              <w:rPr>
-                <w:rFonts w:ascii="Calibri" w:cs="Calibri" w:eastAsia="Calibri" w:hAnsi="Calibri"/>
-                <w:color w:val="1B1B1E"/>
-                <w:sz w:val="22"/>
-                <w:szCs w:val="22"/>
-              </w:rPr>
-              <w:t xml:space="preserve"> </w:t>
-            </w:r>
-          </w:p>
-        </w:tc>
-        <w:tc>
-          <w:tcPr>
-            <w:tcW w:type="dxa" w:w="2253"/>
-            <w:tcBorders>
-              <w:top w:val="single" w:color="D1D5DB" w:sz="6"/>
-              <w:left w:val="single" w:color="D1D5DB" w:sz="6"/>
-              <w:bottom w:val="single" w:color="D1D5DB" w:sz="6"/>
-              <w:right w:val="single" w:color="D1D5DB" w:sz="6"/>
-            </w:tcBorders>
-            <w:shd w:fill="FFFFFF" w:color="auto" w:val="clear"/>
-            <w:tcMar>
-              <w:top w:type="dxa" w:w="120"/>
-              <w:left w:type="dxa" w:w="140"/>
-              <w:bottom w:type="dxa" w:w="120"/>
-              <w:right w:type="dxa" w:w="140"/>
-            </w:tcMar>
-          </w:tcPr>
-          <w:p>
-            <w:pPr>
-              <w:spacing w:after="120" w:before="0"/>
-            </w:pPr>
-            <w:r>
-              <w:rPr>
-                <w:rFonts w:ascii="Calibri" w:cs="Calibri" w:eastAsia="Calibri" w:hAnsi="Calibri"/>
-                <w:color w:val="1B1B1E"/>
-                <w:sz w:val="22"/>
-                <w:szCs w:val="22"/>
-              </w:rPr>
-              <w:t xml:space="preserve"> </w:t>
-            </w:r>
-          </w:p>
-        </w:tc>
-        <w:tc>
-          <w:tcPr>
-            <w:tcW w:type="dxa" w:w="2253"/>
-            <w:tcBorders>
-              <w:top w:val="single" w:color="D1D5DB" w:sz="6"/>
-              <w:left w:val="single" w:color="D1D5DB" w:sz="6"/>
-              <w:bottom w:val="single" w:color="D1D5DB" w:sz="6"/>
-              <w:right w:val="single" w:color="D1D5DB" w:sz="6"/>
-            </w:tcBorders>
-            <w:shd w:fill="FFFFFF" w:color="auto" w:val="clear"/>
-            <w:tcMar>
-              <w:top w:type="dxa" w:w="120"/>
-              <w:left w:type="dxa" w:w="140"/>
-              <w:bottom w:type="dxa" w:w="120"/>
-              <w:right w:type="dxa" w:w="140"/>
-            </w:tcMar>
-          </w:tcPr>
-          <w:p>
-            <w:pPr>
-              <w:spacing w:after="120" w:before="0"/>
-            </w:pPr>
-            <w:r>
-              <w:rPr>
-                <w:rFonts w:ascii="Calibri" w:cs="Calibri" w:eastAsia="Calibri" w:hAnsi="Calibri"/>
-                <w:color w:val="1B1B1E"/>
-                <w:sz w:val="22"/>
-                <w:szCs w:val="22"/>
-              </w:rPr>
-              <w:t xml:space="preserve"> </w:t>
-            </w:r>
-          </w:p>
-        </w:tc>
-      </w:tr>
-    </w:tbl>
-    <w:p>
-      <w:pPr>
-        <w:spacing w:after="80" w:before="280"/>
+        <w:t xml:space="preserve">What an hour of your work pays now, and the number the next job has to clear. The lesson does the arithmetic; write the answers here.</w:t>
+      </w:r>
+    </w:p>
+    <w:p>
+      <w:pPr>
+        <w:pStyle w:val="Heading2"/>
+        <w:spacing w:after="140" w:before="360"/>
       </w:pPr>
       <w:r>
         <w:rPr>
@@ -2391,1188 +1756,10 @@
           <w:b/>
           <w:bCs/>
           <w:color w:val="1B1B1E"/>
-          <w:sz w:val="22"/>
-          <w:szCs w:val="22"/>
-        </w:rPr>
-        <w:t xml:space="preserve">Where you are going, in one sentence. Write a new one each time rather than editing the old one.</w:t>
-      </w:r>
-    </w:p>
-    <w:p>
-      <w:pPr>
-        <w:spacing w:after="100" w:before="0"/>
-      </w:pPr>
-      <w:r>
-        <w:rPr>
-          <w:rFonts w:ascii="Calibri" w:cs="Calibri" w:eastAsia="Calibri" w:hAnsi="Calibri"/>
-          <w:color w:val="6B7280"/>
-          <w:sz w:val="20"/>
-          <w:szCs w:val="20"/>
-        </w:rPr>
-        <w:t xml:space="preserve">Three sentences by week twelve. The first one is usually about leaving and the last one usually is not.</w:t>
-      </w:r>
-    </w:p>
-    <w:tbl>
-      <w:tblPr>
-        <w:tblW w:type="dxa" w:w="9360"/>
-        <w:tblBorders>
-          <w:top w:val="single" w:color="auto" w:sz="4"/>
-          <w:left w:val="single" w:color="auto" w:sz="4"/>
-          <w:bottom w:val="single" w:color="auto" w:sz="4"/>
-          <w:right w:val="single" w:color="auto" w:sz="4"/>
-          <w:insideH w:val="single" w:color="auto" w:sz="4"/>
-          <w:insideV w:val="single" w:color="auto" w:sz="4"/>
-        </w:tblBorders>
-      </w:tblPr>
-      <w:tblGrid>
-        <w:gridCol w:w="9360"/>
-      </w:tblGrid>
-      <w:tr>
-        <w:trPr>
-          <w:trHeight w:val="1960" w:hRule="atLeast"/>
-        </w:trPr>
-        <w:tc>
-          <w:tcPr>
-            <w:tcW w:type="dxa" w:w="9360"/>
-            <w:tcBorders>
-              <w:top w:val="single" w:color="D1D5DB" w:sz="6"/>
-              <w:left w:val="single" w:color="D1D5DB" w:sz="6"/>
-              <w:bottom w:val="single" w:color="D1D5DB" w:sz="6"/>
-              <w:right w:val="single" w:color="D1D5DB" w:sz="6"/>
-            </w:tcBorders>
-            <w:shd w:fill="FFFFFF" w:color="auto" w:val="clear"/>
-            <w:tcMar>
-              <w:top w:type="dxa" w:w="140"/>
-              <w:left w:type="dxa" w:w="160"/>
-              <w:bottom w:type="dxa" w:w="140"/>
-              <w:right w:type="dxa" w:w="160"/>
-            </w:tcMar>
-          </w:tcPr>
-          <w:p>
-            <w:pPr>
-              <w:spacing w:after="120" w:before="0"/>
-            </w:pPr>
-            <w:r>
-              <w:rPr>
-                <w:rFonts w:ascii="Calibri" w:cs="Calibri" w:eastAsia="Calibri" w:hAnsi="Calibri"/>
-                <w:color w:val="1B1B1E"/>
-                <w:sz w:val="22"/>
-                <w:szCs w:val="22"/>
-              </w:rPr>
-              <w:t xml:space="preserve"> </w:t>
-            </w:r>
-          </w:p>
-        </w:tc>
-      </w:tr>
-    </w:tbl>
-    <w:p>
-      <w:pPr>
-        <w:spacing w:after="200" w:before="0" w:line="120"/>
-      </w:pPr>
-      <w:r>
-        <w:rPr>
-          <w:rFonts w:ascii="Calibri" w:cs="Calibri" w:eastAsia="Calibri" w:hAnsi="Calibri"/>
-          <w:sz w:val="8"/>
-          <w:szCs w:val="8"/>
-        </w:rPr>
-        <w:t xml:space="preserve"/>
-      </w:r>
-    </w:p>
-    <w:p>
-      <w:r>
-        <w:br w:type="page"/>
-      </w:r>
-    </w:p>
-    <w:p>
-      <w:pPr>
-        <w:spacing w:after="60" w:before="120"/>
-      </w:pPr>
-      <w:r>
-        <w:rPr>
-          <w:rFonts w:ascii="Calibri" w:cs="Calibri" w:eastAsia="Calibri" w:hAnsi="Calibri"/>
-          <w:b/>
-          <w:bCs/>
-          <w:color w:val="2D6A4F"/>
-          <w:spacing w:val="30"/>
-          <w:sz w:val="17"/>
-          <w:szCs w:val="17"/>
-        </w:rPr>
-        <w:t xml:space="preserve">MODULE 1 · SUNK COST</w:t>
-      </w:r>
-    </w:p>
-    <w:p>
-      <w:pPr>
-        <w:pStyle w:val="Heading1"/>
-        <w:spacing w:after="60" w:before="0"/>
-      </w:pPr>
-      <w:r>
-        <w:rPr>
-          <w:rFonts w:ascii="Georgia" w:cs="Georgia" w:eastAsia="Georgia" w:hAnsi="Georgia"/>
-          <w:b/>
-          <w:bCs/>
-          <w:color w:val="1B1B1E"/>
-          <w:sz w:val="40"/>
-          <w:szCs w:val="40"/>
-        </w:rPr>
-        <w:t xml:space="preserve">Why leaving isn’t a wasted degree</w:t>
-      </w:r>
-    </w:p>
-    <w:p>
-      <w:pPr>
-        <w:spacing w:after="320" w:before="0"/>
-      </w:pPr>
-      <w:r>
-        <w:rPr>
-          <w:rFonts w:ascii="Calibri" w:cs="Calibri" w:eastAsia="Calibri" w:hAnsi="Calibri"/>
-          <w:color w:val="6B7280"/>
-          <w:sz w:val="22"/>
-          <w:szCs w:val="22"/>
-        </w:rPr>
-        <w:t xml:space="preserve">The years and the debt are already spent either way. This is where you stop counting them as a reason to stay.</w:t>
-      </w:r>
-    </w:p>
-    <w:p>
-      <w:pPr>
-        <w:spacing w:after="80" w:before="280"/>
-      </w:pPr>
-      <w:r>
-        <w:rPr>
-          <w:rFonts w:ascii="Calibri" w:cs="Calibri" w:eastAsia="Calibri" w:hAnsi="Calibri"/>
-          <w:b/>
-          <w:bCs/>
-          <w:color w:val="1B1B1E"/>
-          <w:sz w:val="22"/>
-          <w:szCs w:val="22"/>
-        </w:rPr>
-        <w:t xml:space="preserve">Write it exactly as it sounds in your head. Not the reasonable version.</w:t>
-      </w:r>
-    </w:p>
-    <w:p>
-      <w:pPr>
-        <w:spacing w:after="100" w:before="0"/>
-      </w:pPr>
-      <w:r>
-        <w:rPr>
-          <w:rFonts w:ascii="Calibri" w:cs="Calibri" w:eastAsia="Calibri" w:hAnsi="Calibri"/>
-          <w:color w:val="6B7280"/>
-          <w:sz w:val="20"/>
-          <w:szCs w:val="20"/>
-        </w:rPr>
-        <w:t xml:space="preserve">It usually starts with “after all that” or “I should be able to”.</w:t>
-      </w:r>
-    </w:p>
-    <w:tbl>
-      <w:tblPr>
-        <w:tblW w:type="dxa" w:w="9360"/>
-        <w:tblBorders>
-          <w:top w:val="single" w:color="auto" w:sz="4"/>
-          <w:left w:val="single" w:color="auto" w:sz="4"/>
-          <w:bottom w:val="single" w:color="auto" w:sz="4"/>
-          <w:right w:val="single" w:color="auto" w:sz="4"/>
-          <w:insideH w:val="single" w:color="auto" w:sz="4"/>
-          <w:insideV w:val="single" w:color="auto" w:sz="4"/>
-        </w:tblBorders>
-      </w:tblPr>
-      <w:tblGrid>
-        <w:gridCol w:w="9360"/>
-      </w:tblGrid>
-      <w:tr>
-        <w:trPr>
-          <w:trHeight w:val="1360" w:hRule="atLeast"/>
-        </w:trPr>
-        <w:tc>
-          <w:tcPr>
-            <w:tcW w:type="dxa" w:w="9360"/>
-            <w:tcBorders>
-              <w:top w:val="single" w:color="D1D5DB" w:sz="6"/>
-              <w:left w:val="single" w:color="D1D5DB" w:sz="6"/>
-              <w:bottom w:val="single" w:color="D1D5DB" w:sz="6"/>
-              <w:right w:val="single" w:color="D1D5DB" w:sz="6"/>
-            </w:tcBorders>
-            <w:shd w:fill="FFFFFF" w:color="auto" w:val="clear"/>
-            <w:tcMar>
-              <w:top w:type="dxa" w:w="140"/>
-              <w:left w:type="dxa" w:w="160"/>
-              <w:bottom w:type="dxa" w:w="140"/>
-              <w:right w:type="dxa" w:w="160"/>
-            </w:tcMar>
-          </w:tcPr>
-          <w:p>
-            <w:pPr>
-              <w:spacing w:after="120" w:before="0"/>
-            </w:pPr>
-            <w:r>
-              <w:rPr>
-                <w:rFonts w:ascii="Calibri" w:cs="Calibri" w:eastAsia="Calibri" w:hAnsi="Calibri"/>
-                <w:color w:val="1B1B1E"/>
-                <w:sz w:val="22"/>
-                <w:szCs w:val="22"/>
-              </w:rPr>
-              <w:t xml:space="preserve"> </w:t>
-            </w:r>
-          </w:p>
-        </w:tc>
-      </w:tr>
-    </w:tbl>
-    <w:p>
-      <w:pPr>
-        <w:spacing w:after="200" w:before="0" w:line="120"/>
-      </w:pPr>
-      <w:r>
-        <w:rPr>
-          <w:rFonts w:ascii="Calibri" w:cs="Calibri" w:eastAsia="Calibri" w:hAnsi="Calibri"/>
-          <w:sz w:val="8"/>
-          <w:szCs w:val="8"/>
-        </w:rPr>
-        <w:t xml:space="preserve"/>
-      </w:r>
-    </w:p>
-    <w:p>
-      <w:pPr>
-        <w:spacing w:after="120" w:before="0" w:line="120"/>
-      </w:pPr>
-      <w:r>
-        <w:rPr>
-          <w:rFonts w:ascii="Calibri" w:cs="Calibri" w:eastAsia="Calibri" w:hAnsi="Calibri"/>
-          <w:sz w:val="8"/>
-          <w:szCs w:val="8"/>
-        </w:rPr>
-        <w:t xml:space="preserve"/>
-      </w:r>
-    </w:p>
-    <w:tbl>
-      <w:tblPr>
-        <w:tblW w:type="dxa" w:w="9360"/>
-        <w:tblBorders>
-          <w:top w:val="single" w:color="auto" w:sz="4"/>
-          <w:left w:val="single" w:color="auto" w:sz="4"/>
-          <w:bottom w:val="single" w:color="auto" w:sz="4"/>
-          <w:right w:val="single" w:color="auto" w:sz="4"/>
-          <w:insideH w:val="single" w:color="auto" w:sz="4"/>
-          <w:insideV w:val="single" w:color="auto" w:sz="4"/>
-        </w:tblBorders>
-      </w:tblPr>
-      <w:tblGrid>
-        <w:gridCol w:w="9360"/>
-      </w:tblGrid>
-      <w:tr>
-        <w:tc>
-          <w:tcPr>
-            <w:tcW w:type="dxa" w:w="9360"/>
-            <w:tcBorders>
-              <w:top w:val="none"/>
-              <w:left w:val="single" w:color="2D6A4F" w:sz="24"/>
-              <w:bottom w:val="none"/>
-              <w:right w:val="none"/>
-            </w:tcBorders>
-            <w:shd w:fill="F0FAF3" w:color="auto" w:val="clear"/>
-            <w:tcMar>
-              <w:top w:type="dxa" w:w="120"/>
-              <w:left w:type="dxa" w:w="200"/>
-              <w:bottom w:type="dxa" w:w="120"/>
-              <w:right w:type="dxa" w:w="200"/>
-            </w:tcMar>
-          </w:tcPr>
-          <w:p>
-            <w:pPr>
-              <w:spacing w:after="0" w:before="0"/>
-            </w:pPr>
-            <w:r>
-              <w:rPr>
-                <w:rFonts w:ascii="Calibri" w:cs="Calibri" w:eastAsia="Calibri" w:hAnsi="Calibri"/>
-                <w:i/>
-                <w:iCs/>
-                <w:color w:val="1B1B1E"/>
-                <w:sz w:val="22"/>
-                <w:szCs w:val="22"/>
-              </w:rPr>
-              <w:t xml:space="preserve">“I know it's the sunken cost fallacy but it's so hard to quit after putting so much time, money, and effort into this career.”</w:t>
-            </w:r>
-            <w:r>
-              <w:rPr>
-                <w:rFonts w:ascii="Calibri" w:cs="Calibri" w:eastAsia="Calibri" w:hAnsi="Calibri"/>
-                <w:color w:val="6B7280"/>
-                <w:sz w:val="18"/>
-                <w:szCs w:val="18"/>
-              </w:rPr>
-              <w:t xml:space="preserve">   an SLP, r/slp</w:t>
-            </w:r>
-          </w:p>
-        </w:tc>
-      </w:tr>
-    </w:tbl>
-    <w:p>
-      <w:pPr>
-        <w:spacing w:after="200" w:before="0" w:line="120"/>
-      </w:pPr>
-      <w:r>
-        <w:rPr>
-          <w:rFonts w:ascii="Calibri" w:cs="Calibri" w:eastAsia="Calibri" w:hAnsi="Calibri"/>
-          <w:sz w:val="8"/>
-          <w:szCs w:val="8"/>
-        </w:rPr>
-        <w:t xml:space="preserve"/>
-      </w:r>
-    </w:p>
-    <w:p>
-      <w:pPr>
-        <w:spacing w:after="80" w:before="280"/>
-      </w:pPr>
-      <w:r>
-        <w:rPr>
-          <w:rFonts w:ascii="Calibri" w:cs="Calibri" w:eastAsia="Calibri" w:hAnsi="Calibri"/>
-          <w:b/>
-          <w:bCs/>
-          <w:color w:val="1B1B1E"/>
-          <w:sz w:val="22"/>
-          <w:szCs w:val="22"/>
-        </w:rPr>
-        <w:t xml:space="preserve">Who taught you that sentence? A supervisor, a cohort, a parent, yourself at twenty-four.</w:t>
-      </w:r>
-    </w:p>
-    <w:tbl>
-      <w:tblPr>
-        <w:tblW w:type="dxa" w:w="9360"/>
-        <w:tblBorders>
-          <w:top w:val="single" w:color="auto" w:sz="4"/>
-          <w:left w:val="single" w:color="auto" w:sz="4"/>
-          <w:bottom w:val="single" w:color="auto" w:sz="4"/>
-          <w:right w:val="single" w:color="auto" w:sz="4"/>
-          <w:insideH w:val="single" w:color="auto" w:sz="4"/>
-          <w:insideV w:val="single" w:color="auto" w:sz="4"/>
-        </w:tblBorders>
-      </w:tblPr>
-      <w:tblGrid>
-        <w:gridCol w:w="9360"/>
-      </w:tblGrid>
-      <w:tr>
-        <w:trPr>
-          <w:trHeight w:val="1060" w:hRule="atLeast"/>
-        </w:trPr>
-        <w:tc>
-          <w:tcPr>
-            <w:tcW w:type="dxa" w:w="9360"/>
-            <w:tcBorders>
-              <w:top w:val="single" w:color="D1D5DB" w:sz="6"/>
-              <w:left w:val="single" w:color="D1D5DB" w:sz="6"/>
-              <w:bottom w:val="single" w:color="D1D5DB" w:sz="6"/>
-              <w:right w:val="single" w:color="D1D5DB" w:sz="6"/>
-            </w:tcBorders>
-            <w:shd w:fill="FFFFFF" w:color="auto" w:val="clear"/>
-            <w:tcMar>
-              <w:top w:type="dxa" w:w="140"/>
-              <w:left w:type="dxa" w:w="160"/>
-              <w:bottom w:type="dxa" w:w="140"/>
-              <w:right w:type="dxa" w:w="160"/>
-            </w:tcMar>
-          </w:tcPr>
-          <w:p>
-            <w:pPr>
-              <w:spacing w:after="120" w:before="0"/>
-            </w:pPr>
-            <w:r>
-              <w:rPr>
-                <w:rFonts w:ascii="Calibri" w:cs="Calibri" w:eastAsia="Calibri" w:hAnsi="Calibri"/>
-                <w:color w:val="1B1B1E"/>
-                <w:sz w:val="22"/>
-                <w:szCs w:val="22"/>
-              </w:rPr>
-              <w:t xml:space="preserve"> </w:t>
-            </w:r>
-          </w:p>
-        </w:tc>
-      </w:tr>
-    </w:tbl>
-    <w:p>
-      <w:pPr>
-        <w:spacing w:after="200" w:before="0" w:line="120"/>
-      </w:pPr>
-      <w:r>
-        <w:rPr>
-          <w:rFonts w:ascii="Calibri" w:cs="Calibri" w:eastAsia="Calibri" w:hAnsi="Calibri"/>
-          <w:sz w:val="8"/>
-          <w:szCs w:val="8"/>
-        </w:rPr>
-        <w:t xml:space="preserve"/>
-      </w:r>
-    </w:p>
-    <w:p>
-      <w:pPr>
-        <w:spacing w:after="80" w:before="280"/>
-      </w:pPr>
-      <w:r>
-        <w:rPr>
-          <w:rFonts w:ascii="Calibri" w:cs="Calibri" w:eastAsia="Calibri" w:hAnsi="Calibri"/>
-          <w:b/>
-          <w:bCs/>
-          <w:color w:val="1B1B1E"/>
-          <w:sz w:val="22"/>
-          <w:szCs w:val="22"/>
-        </w:rPr>
-        <w:t xml:space="preserve">What would you say to a CF who said it to you, word for word?</w:t>
-      </w:r>
-    </w:p>
-    <w:p>
-      <w:pPr>
-        <w:spacing w:after="100" w:before="0"/>
-      </w:pPr>
-      <w:r>
-        <w:rPr>
-          <w:rFonts w:ascii="Calibri" w:cs="Calibri" w:eastAsia="Calibri" w:hAnsi="Calibri"/>
-          <w:color w:val="6B7280"/>
-          <w:sz w:val="20"/>
-          <w:szCs w:val="20"/>
-        </w:rPr>
-        <w:t xml:space="preserve">People are consistently kinder to a hypothetical CF than to themselves. Use the kinder version.</w:t>
-      </w:r>
-    </w:p>
-    <w:tbl>
-      <w:tblPr>
-        <w:tblW w:type="dxa" w:w="9360"/>
-        <w:tblBorders>
-          <w:top w:val="single" w:color="auto" w:sz="4"/>
-          <w:left w:val="single" w:color="auto" w:sz="4"/>
-          <w:bottom w:val="single" w:color="auto" w:sz="4"/>
-          <w:right w:val="single" w:color="auto" w:sz="4"/>
-          <w:insideH w:val="single" w:color="auto" w:sz="4"/>
-          <w:insideV w:val="single" w:color="auto" w:sz="4"/>
-        </w:tblBorders>
-      </w:tblPr>
-      <w:tblGrid>
-        <w:gridCol w:w="9360"/>
-      </w:tblGrid>
-      <w:tr>
-        <w:trPr>
-          <w:trHeight w:val="1660" w:hRule="atLeast"/>
-        </w:trPr>
-        <w:tc>
-          <w:tcPr>
-            <w:tcW w:type="dxa" w:w="9360"/>
-            <w:tcBorders>
-              <w:top w:val="single" w:color="D1D5DB" w:sz="6"/>
-              <w:left w:val="single" w:color="D1D5DB" w:sz="6"/>
-              <w:bottom w:val="single" w:color="D1D5DB" w:sz="6"/>
-              <w:right w:val="single" w:color="D1D5DB" w:sz="6"/>
-            </w:tcBorders>
-            <w:shd w:fill="FFFFFF" w:color="auto" w:val="clear"/>
-            <w:tcMar>
-              <w:top w:type="dxa" w:w="140"/>
-              <w:left w:type="dxa" w:w="160"/>
-              <w:bottom w:type="dxa" w:w="140"/>
-              <w:right w:type="dxa" w:w="160"/>
-            </w:tcMar>
-          </w:tcPr>
-          <w:p>
-            <w:pPr>
-              <w:spacing w:after="120" w:before="0"/>
-            </w:pPr>
-            <w:r>
-              <w:rPr>
-                <w:rFonts w:ascii="Calibri" w:cs="Calibri" w:eastAsia="Calibri" w:hAnsi="Calibri"/>
-                <w:color w:val="1B1B1E"/>
-                <w:sz w:val="22"/>
-                <w:szCs w:val="22"/>
-              </w:rPr>
-              <w:t xml:space="preserve"> </w:t>
-            </w:r>
-          </w:p>
-        </w:tc>
-      </w:tr>
-    </w:tbl>
-    <w:p>
-      <w:pPr>
-        <w:spacing w:after="200" w:before="0" w:line="120"/>
-      </w:pPr>
-      <w:r>
-        <w:rPr>
-          <w:rFonts w:ascii="Calibri" w:cs="Calibri" w:eastAsia="Calibri" w:hAnsi="Calibri"/>
-          <w:sz w:val="8"/>
-          <w:szCs w:val="8"/>
-        </w:rPr>
-        <w:t xml:space="preserve"/>
-      </w:r>
-    </w:p>
-    <w:p>
-      <w:r>
-        <w:br w:type="page"/>
-      </w:r>
-    </w:p>
-    <w:p>
-      <w:pPr>
-        <w:spacing w:after="60" w:before="120"/>
-      </w:pPr>
-      <w:r>
-        <w:rPr>
-          <w:rFonts w:ascii="Calibri" w:cs="Calibri" w:eastAsia="Calibri" w:hAnsi="Calibri"/>
-          <w:b/>
-          <w:bCs/>
-          <w:color w:val="2D6A4F"/>
-          <w:spacing w:val="30"/>
-          <w:sz w:val="17"/>
-          <w:szCs w:val="17"/>
-        </w:rPr>
-        <w:t xml:space="preserve">MODULE 1 · THE CHECKPOINT</w:t>
-      </w:r>
-    </w:p>
-    <w:p>
-      <w:pPr>
-        <w:pStyle w:val="Heading1"/>
-        <w:spacing w:after="60" w:before="0"/>
-      </w:pPr>
-      <w:r>
-        <w:rPr>
-          <w:rFonts w:ascii="Georgia" w:cs="Georgia" w:eastAsia="Georgia" w:hAnsi="Georgia"/>
-          <w:b/>
-          <w:bCs/>
-          <w:color w:val="1B1B1E"/>
-          <w:sz w:val="40"/>
-          <w:szCs w:val="40"/>
-        </w:rPr>
-        <w:t xml:space="preserve">Your why, in writing</w:t>
-      </w:r>
-    </w:p>
-    <w:p>
-      <w:pPr>
-        <w:spacing w:after="320" w:before="0"/>
-      </w:pPr>
-      <w:r>
-        <w:rPr>
-          <w:rFonts w:ascii="Calibri" w:cs="Calibri" w:eastAsia="Calibri" w:hAnsi="Calibri"/>
-          <w:color w:val="6B7280"/>
-          <w:sz w:val="22"/>
-          <w:szCs w:val="22"/>
-        </w:rPr>
-        <w:t xml:space="preserve">What you want to leave, in your own words, so you know what you are looking for in the next job.</w:t>
-      </w:r>
-    </w:p>
-    <w:p>
-      <w:pPr>
-        <w:spacing w:after="80" w:before="280"/>
-      </w:pPr>
-      <w:r>
-        <w:rPr>
-          <w:rFonts w:ascii="Calibri" w:cs="Calibri" w:eastAsia="Calibri" w:hAnsi="Calibri"/>
-          <w:b/>
-          <w:bCs/>
-          <w:color w:val="1B1B1E"/>
-          <w:sz w:val="22"/>
-          <w:szCs w:val="22"/>
-        </w:rPr>
-        <w:t xml:space="preserve">Everything you want to leave. Names, days, specific meetings, the thing you have never said out loud. Do not soften it.</w:t>
-      </w:r>
-    </w:p>
-    <w:p>
-      <w:pPr>
-        <w:spacing w:after="100" w:before="0"/>
-      </w:pPr>
-      <w:r>
-        <w:rPr>
-          <w:rFonts w:ascii="Calibri" w:cs="Calibri" w:eastAsia="Calibri" w:hAnsi="Calibri"/>
-          <w:color w:val="6B7280"/>
-          <w:sz w:val="20"/>
-          <w:szCs w:val="20"/>
-        </w:rPr>
-        <w:t xml:space="preserve">Nobody reads this.</w:t>
-      </w:r>
-    </w:p>
-    <w:tbl>
-      <w:tblPr>
-        <w:tblW w:type="dxa" w:w="9360"/>
-        <w:tblBorders>
-          <w:top w:val="single" w:color="auto" w:sz="4"/>
-          <w:left w:val="single" w:color="auto" w:sz="4"/>
-          <w:bottom w:val="single" w:color="auto" w:sz="4"/>
-          <w:right w:val="single" w:color="auto" w:sz="4"/>
-          <w:insideH w:val="single" w:color="auto" w:sz="4"/>
-          <w:insideV w:val="single" w:color="auto" w:sz="4"/>
-        </w:tblBorders>
-      </w:tblPr>
-      <w:tblGrid>
-        <w:gridCol w:w="9360"/>
-      </w:tblGrid>
-      <w:tr>
-        <w:trPr>
-          <w:trHeight w:val="3160" w:hRule="atLeast"/>
-        </w:trPr>
-        <w:tc>
-          <w:tcPr>
-            <w:tcW w:type="dxa" w:w="9360"/>
-            <w:tcBorders>
-              <w:top w:val="single" w:color="D1D5DB" w:sz="6"/>
-              <w:left w:val="single" w:color="D1D5DB" w:sz="6"/>
-              <w:bottom w:val="single" w:color="D1D5DB" w:sz="6"/>
-              <w:right w:val="single" w:color="D1D5DB" w:sz="6"/>
-            </w:tcBorders>
-            <w:shd w:fill="FFFFFF" w:color="auto" w:val="clear"/>
-            <w:tcMar>
-              <w:top w:type="dxa" w:w="140"/>
-              <w:left w:type="dxa" w:w="160"/>
-              <w:bottom w:type="dxa" w:w="140"/>
-              <w:right w:type="dxa" w:w="160"/>
-            </w:tcMar>
-          </w:tcPr>
-          <w:p>
-            <w:pPr>
-              <w:spacing w:after="120" w:before="0"/>
-            </w:pPr>
-            <w:r>
-              <w:rPr>
-                <w:rFonts w:ascii="Calibri" w:cs="Calibri" w:eastAsia="Calibri" w:hAnsi="Calibri"/>
-                <w:color w:val="1B1B1E"/>
-                <w:sz w:val="22"/>
-                <w:szCs w:val="22"/>
-              </w:rPr>
-              <w:t xml:space="preserve"> </w:t>
-            </w:r>
-          </w:p>
-        </w:tc>
-      </w:tr>
-    </w:tbl>
-    <w:p>
-      <w:pPr>
-        <w:spacing w:after="200" w:before="0" w:line="120"/>
-      </w:pPr>
-      <w:r>
-        <w:rPr>
-          <w:rFonts w:ascii="Calibri" w:cs="Calibri" w:eastAsia="Calibri" w:hAnsi="Calibri"/>
-          <w:sz w:val="8"/>
-          <w:szCs w:val="8"/>
-        </w:rPr>
-        <w:t xml:space="preserve"/>
-      </w:r>
-    </w:p>
-    <w:p>
-      <w:pPr>
-        <w:spacing w:after="80" w:before="280"/>
-      </w:pPr>
-      <w:r>
-        <w:rPr>
-          <w:rFonts w:ascii="Calibri" w:cs="Calibri" w:eastAsia="Calibri" w:hAnsi="Calibri"/>
-          <w:b/>
-          <w:bCs/>
-          <w:color w:val="1B1B1E"/>
-          <w:sz w:val="22"/>
-          <w:szCs w:val="22"/>
-        </w:rPr>
-        <w:t xml:space="preserve">Read it back, and mark the three that would still be true in a different building.</w:t>
-      </w:r>
-    </w:p>
-    <w:p>
-      <w:pPr>
-        <w:spacing w:after="100" w:before="0"/>
-      </w:pPr>
-      <w:r>
-        <w:rPr>
-          <w:rFonts w:ascii="Calibri" w:cs="Calibri" w:eastAsia="Calibri" w:hAnsi="Calibri"/>
-          <w:color w:val="6B7280"/>
-          <w:sz w:val="20"/>
-          <w:szCs w:val="20"/>
-        </w:rPr>
-        <w:t xml:space="preserve">Those three are about the work. Everything else is about this job, and that is a different problem with a faster fix.</w:t>
-      </w:r>
-    </w:p>
-    <w:tbl>
-      <w:tblPr>
-        <w:tblW w:type="dxa" w:w="9360"/>
-        <w:tblBorders>
-          <w:top w:val="single" w:color="auto" w:sz="4"/>
-          <w:left w:val="single" w:color="auto" w:sz="4"/>
-          <w:bottom w:val="single" w:color="auto" w:sz="4"/>
-          <w:right w:val="single" w:color="auto" w:sz="4"/>
-          <w:insideH w:val="single" w:color="auto" w:sz="4"/>
-          <w:insideV w:val="single" w:color="auto" w:sz="4"/>
-        </w:tblBorders>
-      </w:tblPr>
-      <w:tblGrid>
-        <w:gridCol w:w="9360"/>
-      </w:tblGrid>
-      <w:tr>
-        <w:trPr>
-          <w:trHeight w:val="1360" w:hRule="atLeast"/>
-        </w:trPr>
-        <w:tc>
-          <w:tcPr>
-            <w:tcW w:type="dxa" w:w="9360"/>
-            <w:tcBorders>
-              <w:top w:val="single" w:color="D1D5DB" w:sz="6"/>
-              <w:left w:val="single" w:color="D1D5DB" w:sz="6"/>
-              <w:bottom w:val="single" w:color="D1D5DB" w:sz="6"/>
-              <w:right w:val="single" w:color="D1D5DB" w:sz="6"/>
-            </w:tcBorders>
-            <w:shd w:fill="FFFFFF" w:color="auto" w:val="clear"/>
-            <w:tcMar>
-              <w:top w:type="dxa" w:w="140"/>
-              <w:left w:type="dxa" w:w="160"/>
-              <w:bottom w:type="dxa" w:w="140"/>
-              <w:right w:type="dxa" w:w="160"/>
-            </w:tcMar>
-          </w:tcPr>
-          <w:p>
-            <w:pPr>
-              <w:spacing w:after="120" w:before="0"/>
-            </w:pPr>
-            <w:r>
-              <w:rPr>
-                <w:rFonts w:ascii="Calibri" w:cs="Calibri" w:eastAsia="Calibri" w:hAnsi="Calibri"/>
-                <w:color w:val="1B1B1E"/>
-                <w:sz w:val="22"/>
-                <w:szCs w:val="22"/>
-              </w:rPr>
-              <w:t xml:space="preserve"> </w:t>
-            </w:r>
-          </w:p>
-        </w:tc>
-      </w:tr>
-    </w:tbl>
-    <w:p>
-      <w:pPr>
-        <w:spacing w:after="200" w:before="0" w:line="120"/>
-      </w:pPr>
-      <w:r>
-        <w:rPr>
-          <w:rFonts w:ascii="Calibri" w:cs="Calibri" w:eastAsia="Calibri" w:hAnsi="Calibri"/>
-          <w:sz w:val="8"/>
-          <w:szCs w:val="8"/>
-        </w:rPr>
-        <w:t xml:space="preserve"/>
-      </w:r>
-    </w:p>
-    <w:p>
-      <w:r>
-        <w:br w:type="page"/>
-      </w:r>
-    </w:p>
-    <w:p>
-      <w:pPr>
-        <w:spacing w:after="60" w:before="120"/>
-      </w:pPr>
-      <w:r>
-        <w:rPr>
-          <w:rFonts w:ascii="Calibri" w:cs="Calibri" w:eastAsia="Calibri" w:hAnsi="Calibri"/>
-          <w:b/>
-          <w:bCs/>
-          <w:color w:val="2D6A4F"/>
-          <w:spacing w:val="30"/>
-          <w:sz w:val="17"/>
-          <w:szCs w:val="17"/>
-        </w:rPr>
-        <w:t xml:space="preserve">MODULE 1 · WHAT YOU KEEP</w:t>
-      </w:r>
-    </w:p>
-    <w:p>
-      <w:pPr>
-        <w:pStyle w:val="Heading1"/>
-        <w:spacing w:after="60" w:before="0"/>
-      </w:pPr>
-      <w:r>
-        <w:rPr>
-          <w:rFonts w:ascii="Georgia" w:cs="Georgia" w:eastAsia="Georgia" w:hAnsi="Georgia"/>
-          <w:b/>
-          <w:bCs/>
-          <w:color w:val="1B1B1E"/>
-          <w:sz w:val="40"/>
-          <w:szCs w:val="40"/>
-        </w:rPr>
-        <w:t xml:space="preserve">What you’ll miss</w:t>
-      </w:r>
-    </w:p>
-    <w:p>
-      <w:pPr>
-        <w:spacing w:after="320" w:before="0"/>
-      </w:pPr>
-      <w:r>
-        <w:rPr>
-          <w:rFonts w:ascii="Calibri" w:cs="Calibri" w:eastAsia="Calibri" w:hAnsi="Calibri"/>
-          <w:color w:val="6B7280"/>
-          <w:sz w:val="22"/>
-          <w:szCs w:val="22"/>
-        </w:rPr>
-        <w:t xml:space="preserve">Name it now. The people who skip this are the ones who end up going back.</w:t>
-      </w:r>
-    </w:p>
-    <w:p>
-      <w:pPr>
-        <w:spacing w:after="80" w:before="280"/>
-      </w:pPr>
-      <w:r>
-        <w:rPr>
-          <w:rFonts w:ascii="Calibri" w:cs="Calibri" w:eastAsia="Calibri" w:hAnsi="Calibri"/>
-          <w:b/>
-          <w:bCs/>
-          <w:color w:val="1B1B1E"/>
-          <w:sz w:val="22"/>
-          <w:szCs w:val="22"/>
-        </w:rPr>
-        <w:t xml:space="preserve">Finish the sentence: I will miss being the person who …</w:t>
-      </w:r>
-    </w:p>
-    <w:tbl>
-      <w:tblPr>
-        <w:tblW w:type="dxa" w:w="9360"/>
-        <w:tblBorders>
-          <w:top w:val="single" w:color="auto" w:sz="4"/>
-          <w:left w:val="single" w:color="auto" w:sz="4"/>
-          <w:bottom w:val="single" w:color="auto" w:sz="4"/>
-          <w:right w:val="single" w:color="auto" w:sz="4"/>
-          <w:insideH w:val="single" w:color="auto" w:sz="4"/>
-          <w:insideV w:val="single" w:color="auto" w:sz="4"/>
-        </w:tblBorders>
-      </w:tblPr>
-      <w:tblGrid>
-        <w:gridCol w:w="9360"/>
-      </w:tblGrid>
-      <w:tr>
-        <w:trPr>
-          <w:trHeight w:val="1360" w:hRule="atLeast"/>
-        </w:trPr>
-        <w:tc>
-          <w:tcPr>
-            <w:tcW w:type="dxa" w:w="9360"/>
-            <w:tcBorders>
-              <w:top w:val="single" w:color="D1D5DB" w:sz="6"/>
-              <w:left w:val="single" w:color="D1D5DB" w:sz="6"/>
-              <w:bottom w:val="single" w:color="D1D5DB" w:sz="6"/>
-              <w:right w:val="single" w:color="D1D5DB" w:sz="6"/>
-            </w:tcBorders>
-            <w:shd w:fill="FFFFFF" w:color="auto" w:val="clear"/>
-            <w:tcMar>
-              <w:top w:type="dxa" w:w="140"/>
-              <w:left w:type="dxa" w:w="160"/>
-              <w:bottom w:type="dxa" w:w="140"/>
-              <w:right w:type="dxa" w:w="160"/>
-            </w:tcMar>
-          </w:tcPr>
-          <w:p>
-            <w:pPr>
-              <w:spacing w:after="120" w:before="0"/>
-            </w:pPr>
-            <w:r>
-              <w:rPr>
-                <w:rFonts w:ascii="Calibri" w:cs="Calibri" w:eastAsia="Calibri" w:hAnsi="Calibri"/>
-                <w:color w:val="1B1B1E"/>
-                <w:sz w:val="22"/>
-                <w:szCs w:val="22"/>
-              </w:rPr>
-              <w:t xml:space="preserve"> </w:t>
-            </w:r>
-          </w:p>
-        </w:tc>
-      </w:tr>
-    </w:tbl>
-    <w:p>
-      <w:pPr>
-        <w:spacing w:after="200" w:before="0" w:line="120"/>
-      </w:pPr>
-      <w:r>
-        <w:rPr>
-          <w:rFonts w:ascii="Calibri" w:cs="Calibri" w:eastAsia="Calibri" w:hAnsi="Calibri"/>
-          <w:sz w:val="8"/>
-          <w:szCs w:val="8"/>
-        </w:rPr>
-        <w:t xml:space="preserve"/>
-      </w:r>
-    </w:p>
-    <w:p>
-      <w:pPr>
-        <w:spacing w:after="120" w:before="0" w:line="120"/>
-      </w:pPr>
-      <w:r>
-        <w:rPr>
-          <w:rFonts w:ascii="Calibri" w:cs="Calibri" w:eastAsia="Calibri" w:hAnsi="Calibri"/>
-          <w:sz w:val="8"/>
-          <w:szCs w:val="8"/>
-        </w:rPr>
-        <w:t xml:space="preserve"/>
-      </w:r>
-    </w:p>
-    <w:tbl>
-      <w:tblPr>
-        <w:tblW w:type="dxa" w:w="9360"/>
-        <w:tblBorders>
-          <w:top w:val="single" w:color="auto" w:sz="4"/>
-          <w:left w:val="single" w:color="auto" w:sz="4"/>
-          <w:bottom w:val="single" w:color="auto" w:sz="4"/>
-          <w:right w:val="single" w:color="auto" w:sz="4"/>
-          <w:insideH w:val="single" w:color="auto" w:sz="4"/>
-          <w:insideV w:val="single" w:color="auto" w:sz="4"/>
-        </w:tblBorders>
-      </w:tblPr>
-      <w:tblGrid>
-        <w:gridCol w:w="9360"/>
-      </w:tblGrid>
-      <w:tr>
-        <w:tc>
-          <w:tcPr>
-            <w:tcW w:type="dxa" w:w="9360"/>
-            <w:tcBorders>
-              <w:top w:val="none"/>
-              <w:left w:val="single" w:color="2D6A4F" w:sz="24"/>
-              <w:bottom w:val="none"/>
-              <w:right w:val="none"/>
-            </w:tcBorders>
-            <w:shd w:fill="F0FAF3" w:color="auto" w:val="clear"/>
-            <w:tcMar>
-              <w:top w:type="dxa" w:w="120"/>
-              <w:left w:type="dxa" w:w="200"/>
-              <w:bottom w:type="dxa" w:w="120"/>
-              <w:right w:type="dxa" w:w="200"/>
-            </w:tcMar>
-          </w:tcPr>
-          <w:p>
-            <w:pPr>
-              <w:spacing w:after="0" w:before="0"/>
-            </w:pPr>
-            <w:r>
-              <w:rPr>
-                <w:rFonts w:ascii="Calibri" w:cs="Calibri" w:eastAsia="Calibri" w:hAnsi="Calibri"/>
-                <w:i/>
-                <w:iCs/>
-                <w:color w:val="1B1B1E"/>
-                <w:sz w:val="22"/>
-                <w:szCs w:val="22"/>
-              </w:rPr>
-              <w:t xml:space="preserve">“I've taken a long time to grieve the loss of who I was in my previous role.”</w:t>
-            </w:r>
-            <w:r>
-              <w:rPr>
-                <w:rFonts w:ascii="Calibri" w:cs="Calibri" w:eastAsia="Calibri" w:hAnsi="Calibri"/>
-                <w:color w:val="6B7280"/>
-                <w:sz w:val="18"/>
-                <w:szCs w:val="18"/>
-              </w:rPr>
-              <w:t xml:space="preserve">   a comment on a former SLP's essay about leaving</w:t>
-            </w:r>
-          </w:p>
-        </w:tc>
-      </w:tr>
-    </w:tbl>
-    <w:p>
-      <w:pPr>
-        <w:spacing w:after="200" w:before="0" w:line="120"/>
-      </w:pPr>
-      <w:r>
-        <w:rPr>
-          <w:rFonts w:ascii="Calibri" w:cs="Calibri" w:eastAsia="Calibri" w:hAnsi="Calibri"/>
-          <w:sz w:val="8"/>
-          <w:szCs w:val="8"/>
-        </w:rPr>
-        <w:t xml:space="preserve"/>
-      </w:r>
-    </w:p>
-    <w:p>
-      <w:pPr>
-        <w:spacing w:after="80" w:before="280"/>
-      </w:pPr>
-      <w:r>
-        <w:rPr>
-          <w:rFonts w:ascii="Calibri" w:cs="Calibri" w:eastAsia="Calibri" w:hAnsi="Calibri"/>
-          <w:b/>
-          <w:bCs/>
-          <w:color w:val="1B1B1E"/>
-          <w:sz w:val="22"/>
-          <w:szCs w:val="22"/>
-        </w:rPr>
-        <w:t xml:space="preserve">Which part of that goes with you into any job? A moment, a person, a session. Be specific.</w:t>
-      </w:r>
-    </w:p>
-    <w:tbl>
-      <w:tblPr>
-        <w:tblW w:type="dxa" w:w="9360"/>
-        <w:tblBorders>
-          <w:top w:val="single" w:color="auto" w:sz="4"/>
-          <w:left w:val="single" w:color="auto" w:sz="4"/>
-          <w:bottom w:val="single" w:color="auto" w:sz="4"/>
-          <w:right w:val="single" w:color="auto" w:sz="4"/>
-          <w:insideH w:val="single" w:color="auto" w:sz="4"/>
-          <w:insideV w:val="single" w:color="auto" w:sz="4"/>
-        </w:tblBorders>
-      </w:tblPr>
-      <w:tblGrid>
-        <w:gridCol w:w="9360"/>
-      </w:tblGrid>
-      <w:tr>
-        <w:trPr>
-          <w:trHeight w:val="1360" w:hRule="atLeast"/>
-        </w:trPr>
-        <w:tc>
-          <w:tcPr>
-            <w:tcW w:type="dxa" w:w="9360"/>
-            <w:tcBorders>
-              <w:top w:val="single" w:color="D1D5DB" w:sz="6"/>
-              <w:left w:val="single" w:color="D1D5DB" w:sz="6"/>
-              <w:bottom w:val="single" w:color="D1D5DB" w:sz="6"/>
-              <w:right w:val="single" w:color="D1D5DB" w:sz="6"/>
-            </w:tcBorders>
-            <w:shd w:fill="FFFFFF" w:color="auto" w:val="clear"/>
-            <w:tcMar>
-              <w:top w:type="dxa" w:w="140"/>
-              <w:left w:type="dxa" w:w="160"/>
-              <w:bottom w:type="dxa" w:w="140"/>
-              <w:right w:type="dxa" w:w="160"/>
-            </w:tcMar>
-          </w:tcPr>
-          <w:p>
-            <w:pPr>
-              <w:spacing w:after="120" w:before="0"/>
-            </w:pPr>
-            <w:r>
-              <w:rPr>
-                <w:rFonts w:ascii="Calibri" w:cs="Calibri" w:eastAsia="Calibri" w:hAnsi="Calibri"/>
-                <w:color w:val="1B1B1E"/>
-                <w:sz w:val="22"/>
-                <w:szCs w:val="22"/>
-              </w:rPr>
-              <w:t xml:space="preserve"> </w:t>
-            </w:r>
-          </w:p>
-        </w:tc>
-      </w:tr>
-    </w:tbl>
-    <w:p>
-      <w:pPr>
-        <w:spacing w:after="200" w:before="0" w:line="120"/>
-      </w:pPr>
-      <w:r>
-        <w:rPr>
-          <w:rFonts w:ascii="Calibri" w:cs="Calibri" w:eastAsia="Calibri" w:hAnsi="Calibri"/>
-          <w:sz w:val="8"/>
-          <w:szCs w:val="8"/>
-        </w:rPr>
-        <w:t xml:space="preserve"/>
-      </w:r>
-    </w:p>
-    <w:p>
-      <w:pPr>
-        <w:spacing w:after="80" w:before="280"/>
-      </w:pPr>
-      <w:r>
-        <w:rPr>
-          <w:rFonts w:ascii="Calibri" w:cs="Calibri" w:eastAsia="Calibri" w:hAnsi="Calibri"/>
-          <w:b/>
-          <w:bCs/>
-          <w:color w:val="1B1B1E"/>
-          <w:sz w:val="22"/>
-          <w:szCs w:val="22"/>
-        </w:rPr>
-        <w:t xml:space="preserve">Which part only exists in a clinic, and what will you do about that outside work?</w:t>
-      </w:r>
-    </w:p>
-    <w:tbl>
-      <w:tblPr>
-        <w:tblW w:type="dxa" w:w="9360"/>
-        <w:tblBorders>
-          <w:top w:val="single" w:color="auto" w:sz="4"/>
-          <w:left w:val="single" w:color="auto" w:sz="4"/>
-          <w:bottom w:val="single" w:color="auto" w:sz="4"/>
-          <w:right w:val="single" w:color="auto" w:sz="4"/>
-          <w:insideH w:val="single" w:color="auto" w:sz="4"/>
-          <w:insideV w:val="single" w:color="auto" w:sz="4"/>
-        </w:tblBorders>
-      </w:tblPr>
-      <w:tblGrid>
-        <w:gridCol w:w="9360"/>
-      </w:tblGrid>
-      <w:tr>
-        <w:trPr>
-          <w:trHeight w:val="1360" w:hRule="atLeast"/>
-        </w:trPr>
-        <w:tc>
-          <w:tcPr>
-            <w:tcW w:type="dxa" w:w="9360"/>
-            <w:tcBorders>
-              <w:top w:val="single" w:color="D1D5DB" w:sz="6"/>
-              <w:left w:val="single" w:color="D1D5DB" w:sz="6"/>
-              <w:bottom w:val="single" w:color="D1D5DB" w:sz="6"/>
-              <w:right w:val="single" w:color="D1D5DB" w:sz="6"/>
-            </w:tcBorders>
-            <w:shd w:fill="FFFFFF" w:color="auto" w:val="clear"/>
-            <w:tcMar>
-              <w:top w:type="dxa" w:w="140"/>
-              <w:left w:type="dxa" w:w="160"/>
-              <w:bottom w:type="dxa" w:w="140"/>
-              <w:right w:type="dxa" w:w="160"/>
-            </w:tcMar>
-          </w:tcPr>
-          <w:p>
-            <w:pPr>
-              <w:spacing w:after="120" w:before="0"/>
-            </w:pPr>
-            <w:r>
-              <w:rPr>
-                <w:rFonts w:ascii="Calibri" w:cs="Calibri" w:eastAsia="Calibri" w:hAnsi="Calibri"/>
-                <w:color w:val="1B1B1E"/>
-                <w:sz w:val="22"/>
-                <w:szCs w:val="22"/>
-              </w:rPr>
-              <w:t xml:space="preserve"> </w:t>
-            </w:r>
-          </w:p>
-        </w:tc>
-      </w:tr>
-    </w:tbl>
-    <w:p>
-      <w:pPr>
-        <w:spacing w:after="200" w:before="0" w:line="120"/>
-      </w:pPr>
-      <w:r>
-        <w:rPr>
-          <w:rFonts w:ascii="Calibri" w:cs="Calibri" w:eastAsia="Calibri" w:hAnsi="Calibri"/>
-          <w:sz w:val="8"/>
-          <w:szCs w:val="8"/>
-        </w:rPr>
-        <w:t xml:space="preserve"/>
-      </w:r>
-    </w:p>
-    <w:p>
-      <w:r>
-        <w:br w:type="page"/>
-      </w:r>
-    </w:p>
-    <w:p>
-      <w:pPr>
-        <w:spacing w:after="60" w:before="120"/>
-      </w:pPr>
-      <w:r>
-        <w:rPr>
-          <w:rFonts w:ascii="Calibri" w:cs="Calibri" w:eastAsia="Calibri" w:hAnsi="Calibri"/>
-          <w:b/>
-          <w:bCs/>
-          <w:color w:val="2D6A4F"/>
-          <w:spacing w:val="30"/>
-          <w:sz w:val="17"/>
-          <w:szCs w:val="17"/>
-        </w:rPr>
-        <w:t xml:space="preserve">MODULE 1 · LESSON 7</w:t>
-      </w:r>
-    </w:p>
-    <w:p>
-      <w:pPr>
-        <w:pStyle w:val="Heading1"/>
-        <w:spacing w:after="60" w:before="0"/>
-      </w:pPr>
-      <w:r>
-        <w:rPr>
-          <w:rFonts w:ascii="Georgia" w:cs="Georgia" w:eastAsia="Georgia" w:hAnsi="Georgia"/>
-          <w:b/>
-          <w:bCs/>
-          <w:color w:val="1B1B1E"/>
-          <w:sz w:val="40"/>
-          <w:szCs w:val="40"/>
-        </w:rPr>
-        <w:t xml:space="preserve">Telling the first person</w:t>
-      </w:r>
-    </w:p>
-    <w:p>
-      <w:pPr>
-        <w:spacing w:after="320" w:before="0"/>
-      </w:pPr>
-      <w:r>
-        <w:rPr>
-          <w:rFonts w:ascii="Calibri" w:cs="Calibri" w:eastAsia="Calibri" w:hAnsi="Calibri"/>
-          <w:color w:val="6B7280"/>
-          <w:sz w:val="22"/>
-          <w:szCs w:val="22"/>
-        </w:rPr>
-        <w:t xml:space="preserve">Say it out loud to one person. Plan who, when, and what you will say.</w:t>
+          <w:sz w:val="24"/>
+          <w:szCs w:val="24"/>
+        </w:rPr>
+        <w:t xml:space="preserve">What an hour pays now</w:t>
       </w:r>
     </w:p>
     <w:tbl>
@@ -3625,7 +1812,7 @@
                 <w:sz w:val="21"/>
                 <w:szCs w:val="21"/>
               </w:rPr>
-              <w:t xml:space="preserve">Who</w:t>
+              <w:t xml:space="preserve">Salary now</w:t>
             </w:r>
           </w:p>
           <w:p>
@@ -3639,7 +1826,7 @@
                 <w:sz w:val="18"/>
                 <w:szCs w:val="18"/>
               </w:rPr>
-              <w:t xml:space="preserve">Not a colleague, if you can avoid it</w:t>
+              <w:t xml:space="preserve">Gross, before tax</w:t>
             </w:r>
           </w:p>
         </w:tc>
@@ -3710,7 +1897,7 @@
                 <w:sz w:val="21"/>
                 <w:szCs w:val="21"/>
               </w:rPr>
-              <w:t xml:space="preserve">When</w:t>
+              <w:t xml:space="preserve">Hours in a real week</w:t>
             </w:r>
           </w:p>
           <w:p>
@@ -3724,7 +1911,7 @@
                 <w:sz w:val="18"/>
                 <w:szCs w:val="18"/>
               </w:rPr>
-              <w:t xml:space="preserve">A date, not “soon”</w:t>
+              <w:t xml:space="preserve">Including the evenings and the Sunday notes</w:t>
             </w:r>
           </w:p>
         </w:tc>
@@ -3795,7 +1982,7 @@
                 <w:sz w:val="21"/>
                 <w:szCs w:val="21"/>
               </w:rPr>
-              <w:t xml:space="preserve">What you plan to say</w:t>
+              <w:t xml:space="preserve">Weeks worked a year</w:t>
             </w:r>
           </w:p>
           <w:p>
@@ -3809,7 +1996,7 @@
                 <w:sz w:val="18"/>
                 <w:szCs w:val="18"/>
               </w:rPr>
-              <w:t xml:space="preserve">One sentence</w:t>
+              <w:t xml:space="preserve">A school year is about 39</w:t>
             </w:r>
           </w:p>
         </w:tc>
@@ -3846,10 +2033,686 @@
           </w:p>
         </w:tc>
       </w:tr>
+      <w:tr>
+        <w:trPr>
+          <w:trHeight w:val="640" w:hRule="atLeast"/>
+        </w:trPr>
+        <w:tc>
+          <w:tcPr>
+            <w:tcW w:type="dxa" w:w="3600"/>
+            <w:tcBorders>
+              <w:top w:val="single" w:color="D1D5DB" w:sz="6"/>
+              <w:left w:val="single" w:color="D1D5DB" w:sz="6"/>
+              <w:bottom w:val="single" w:color="D1D5DB" w:sz="6"/>
+              <w:right w:val="single" w:color="D1D5DB" w:sz="6"/>
+            </w:tcBorders>
+            <w:shd w:fill="F0FAF3" w:color="auto" w:val="clear"/>
+            <w:tcMar>
+              <w:top w:type="dxa" w:w="120"/>
+              <w:left w:type="dxa" w:w="160"/>
+              <w:bottom w:type="dxa" w:w="120"/>
+              <w:right w:type="dxa" w:w="160"/>
+            </w:tcMar>
+          </w:tcPr>
+          <w:p>
+            <w:pPr>
+              <w:spacing w:after="120" w:before="0"/>
+            </w:pPr>
+            <w:r>
+              <w:rPr>
+                <w:rFonts w:ascii="Calibri" w:cs="Calibri" w:eastAsia="Calibri" w:hAnsi="Calibri"/>
+                <w:b/>
+                <w:bCs/>
+                <w:color w:val="1B1B1E"/>
+                <w:sz w:val="21"/>
+                <w:szCs w:val="21"/>
+              </w:rPr>
+              <w:t xml:space="preserve">Your real hourly rate</w:t>
+            </w:r>
+          </w:p>
+          <w:p>
+            <w:pPr>
+              <w:spacing w:after="0" w:before="0"/>
+            </w:pPr>
+            <w:r>
+              <w:rPr>
+                <w:rFonts w:ascii="Calibri" w:cs="Calibri" w:eastAsia="Calibri" w:hAnsi="Calibri"/>
+                <w:color w:val="6B7280"/>
+                <w:sz w:val="18"/>
+                <w:szCs w:val="18"/>
+              </w:rPr>
+              <w:t xml:space="preserve">Salary divided by hours times weeks. The lesson shows it, and what the same salary pays at forty hours</w:t>
+            </w:r>
+          </w:p>
+        </w:tc>
+        <w:tc>
+          <w:tcPr>
+            <w:tcW w:type="dxa" w:w="5760"/>
+            <w:tcBorders>
+              <w:top w:val="single" w:color="D1D5DB" w:sz="6"/>
+              <w:left w:val="single" w:color="D1D5DB" w:sz="6"/>
+              <w:bottom w:val="single" w:color="D1D5DB" w:sz="6"/>
+              <w:right w:val="single" w:color="D1D5DB" w:sz="6"/>
+            </w:tcBorders>
+            <w:shd w:fill="FFFFFF" w:color="auto" w:val="clear"/>
+            <w:tcMar>
+              <w:top w:type="dxa" w:w="120"/>
+              <w:left w:type="dxa" w:w="160"/>
+              <w:bottom w:type="dxa" w:w="120"/>
+              <w:right w:type="dxa" w:w="160"/>
+            </w:tcMar>
+          </w:tcPr>
+          <w:p>
+            <w:pPr>
+              <w:spacing w:after="120" w:before="0"/>
+            </w:pPr>
+            <w:r>
+              <w:rPr>
+                <w:rFonts w:ascii="Calibri" w:cs="Calibri" w:eastAsia="Calibri" w:hAnsi="Calibri"/>
+                <w:color w:val="1B1B1E"/>
+                <w:sz w:val="22"/>
+                <w:szCs w:val="22"/>
+              </w:rPr>
+              <w:t xml:space="preserve"> </w:t>
+            </w:r>
+          </w:p>
+        </w:tc>
+      </w:tr>
     </w:tbl>
     <w:p>
       <w:pPr>
         <w:spacing w:after="200" w:before="0" w:line="120"/>
+      </w:pPr>
+      <w:r>
+        <w:rPr>
+          <w:rFonts w:ascii="Calibri" w:cs="Calibri" w:eastAsia="Calibri" w:hAnsi="Calibri"/>
+          <w:sz w:val="8"/>
+          <w:szCs w:val="8"/>
+        </w:rPr>
+        <w:t xml:space="preserve"/>
+      </w:r>
+    </w:p>
+    <w:p>
+      <w:pPr>
+        <w:pStyle w:val="Heading2"/>
+        <w:spacing w:after="140" w:before="360"/>
+      </w:pPr>
+      <w:r>
+        <w:rPr>
+          <w:rFonts w:ascii="Calibri" w:cs="Calibri" w:eastAsia="Calibri" w:hAnsi="Calibri"/>
+          <w:b/>
+          <w:bCs/>
+          <w:color w:val="1B1B1E"/>
+          <w:sz w:val="24"/>
+          <w:szCs w:val="24"/>
+        </w:rPr>
+        <w:t xml:space="preserve">The number the next job has to clear</w:t>
+      </w:r>
+    </w:p>
+    <w:tbl>
+      <w:tblPr>
+        <w:tblW w:type="dxa" w:w="9360"/>
+        <w:tblBorders>
+          <w:top w:val="single" w:color="auto" w:sz="4"/>
+          <w:left w:val="single" w:color="auto" w:sz="4"/>
+          <w:bottom w:val="single" w:color="auto" w:sz="4"/>
+          <w:right w:val="single" w:color="auto" w:sz="4"/>
+          <w:insideH w:val="single" w:color="auto" w:sz="4"/>
+          <w:insideV w:val="single" w:color="auto" w:sz="4"/>
+        </w:tblBorders>
+      </w:tblPr>
+      <w:tblGrid>
+        <w:gridCol w:w="3600"/>
+        <w:gridCol w:w="5760"/>
+      </w:tblGrid>
+      <w:tr>
+        <w:trPr>
+          <w:trHeight w:val="640" w:hRule="atLeast"/>
+        </w:trPr>
+        <w:tc>
+          <w:tcPr>
+            <w:tcW w:type="dxa" w:w="3600"/>
+            <w:tcBorders>
+              <w:top w:val="single" w:color="D1D5DB" w:sz="6"/>
+              <w:left w:val="single" w:color="D1D5DB" w:sz="6"/>
+              <w:bottom w:val="single" w:color="D1D5DB" w:sz="6"/>
+              <w:right w:val="single" w:color="D1D5DB" w:sz="6"/>
+            </w:tcBorders>
+            <w:shd w:fill="F0FAF3" w:color="auto" w:val="clear"/>
+            <w:tcMar>
+              <w:top w:type="dxa" w:w="120"/>
+              <w:left w:type="dxa" w:w="160"/>
+              <w:bottom w:type="dxa" w:w="120"/>
+              <w:right w:type="dxa" w:w="160"/>
+            </w:tcMar>
+          </w:tcPr>
+          <w:p>
+            <w:pPr>
+              <w:spacing w:after="120" w:before="0"/>
+            </w:pPr>
+            <w:r>
+              <w:rPr>
+                <w:rFonts w:ascii="Calibri" w:cs="Calibri" w:eastAsia="Calibri" w:hAnsi="Calibri"/>
+                <w:b/>
+                <w:bCs/>
+                <w:color w:val="1B1B1E"/>
+                <w:sz w:val="21"/>
+                <w:szCs w:val="21"/>
+              </w:rPr>
+              <w:t xml:space="preserve">Monthly expenses</w:t>
+            </w:r>
+          </w:p>
+          <w:p>
+            <w:pPr>
+              <w:spacing w:after="0" w:before="0"/>
+            </w:pPr>
+            <w:r>
+              <w:rPr>
+                <w:rFonts w:ascii="Calibri" w:cs="Calibri" w:eastAsia="Calibri" w:hAnsi="Calibri"/>
+                <w:color w:val="6B7280"/>
+                <w:sz w:val="18"/>
+                <w:szCs w:val="18"/>
+              </w:rPr>
+              <w:t xml:space="preserve">The real month, not the good one</w:t>
+            </w:r>
+          </w:p>
+        </w:tc>
+        <w:tc>
+          <w:tcPr>
+            <w:tcW w:type="dxa" w:w="5760"/>
+            <w:tcBorders>
+              <w:top w:val="single" w:color="D1D5DB" w:sz="6"/>
+              <w:left w:val="single" w:color="D1D5DB" w:sz="6"/>
+              <w:bottom w:val="single" w:color="D1D5DB" w:sz="6"/>
+              <w:right w:val="single" w:color="D1D5DB" w:sz="6"/>
+            </w:tcBorders>
+            <w:shd w:fill="FFFFFF" w:color="auto" w:val="clear"/>
+            <w:tcMar>
+              <w:top w:type="dxa" w:w="120"/>
+              <w:left w:type="dxa" w:w="160"/>
+              <w:bottom w:type="dxa" w:w="120"/>
+              <w:right w:type="dxa" w:w="160"/>
+            </w:tcMar>
+          </w:tcPr>
+          <w:p>
+            <w:pPr>
+              <w:spacing w:after="120" w:before="0"/>
+            </w:pPr>
+            <w:r>
+              <w:rPr>
+                <w:rFonts w:ascii="Calibri" w:cs="Calibri" w:eastAsia="Calibri" w:hAnsi="Calibri"/>
+                <w:color w:val="1B1B1E"/>
+                <w:sz w:val="22"/>
+                <w:szCs w:val="22"/>
+              </w:rPr>
+              <w:t xml:space="preserve"> </w:t>
+            </w:r>
+          </w:p>
+        </w:tc>
+      </w:tr>
+      <w:tr>
+        <w:trPr>
+          <w:trHeight w:val="640" w:hRule="atLeast"/>
+        </w:trPr>
+        <w:tc>
+          <w:tcPr>
+            <w:tcW w:type="dxa" w:w="3600"/>
+            <w:tcBorders>
+              <w:top w:val="single" w:color="D1D5DB" w:sz="6"/>
+              <w:left w:val="single" w:color="D1D5DB" w:sz="6"/>
+              <w:bottom w:val="single" w:color="D1D5DB" w:sz="6"/>
+              <w:right w:val="single" w:color="D1D5DB" w:sz="6"/>
+            </w:tcBorders>
+            <w:shd w:fill="F0FAF3" w:color="auto" w:val="clear"/>
+            <w:tcMar>
+              <w:top w:type="dxa" w:w="120"/>
+              <w:left w:type="dxa" w:w="160"/>
+              <w:bottom w:type="dxa" w:w="120"/>
+              <w:right w:type="dxa" w:w="160"/>
+            </w:tcMar>
+          </w:tcPr>
+          <w:p>
+            <w:pPr>
+              <w:spacing w:after="120" w:before="0"/>
+            </w:pPr>
+            <w:r>
+              <w:rPr>
+                <w:rFonts w:ascii="Calibri" w:cs="Calibri" w:eastAsia="Calibri" w:hAnsi="Calibri"/>
+                <w:b/>
+                <w:bCs/>
+                <w:color w:val="1B1B1E"/>
+                <w:sz w:val="21"/>
+                <w:szCs w:val="21"/>
+              </w:rPr>
+              <w:t xml:space="preserve">Tax you assume</w:t>
+            </w:r>
+          </w:p>
+          <w:p>
+            <w:pPr>
+              <w:spacing w:after="0" w:before="0"/>
+            </w:pPr>
+            <w:r>
+              <w:rPr>
+                <w:rFonts w:ascii="Calibri" w:cs="Calibri" w:eastAsia="Calibri" w:hAnsi="Calibri"/>
+                <w:color w:val="6B7280"/>
+                <w:sz w:val="18"/>
+                <w:szCs w:val="18"/>
+              </w:rPr>
+              <w:t xml:space="preserve">Federal, state and the 7.65% payroll share. Your guess, as a percentage</w:t>
+            </w:r>
+          </w:p>
+        </w:tc>
+        <w:tc>
+          <w:tcPr>
+            <w:tcW w:type="dxa" w:w="5760"/>
+            <w:tcBorders>
+              <w:top w:val="single" w:color="D1D5DB" w:sz="6"/>
+              <w:left w:val="single" w:color="D1D5DB" w:sz="6"/>
+              <w:bottom w:val="single" w:color="D1D5DB" w:sz="6"/>
+              <w:right w:val="single" w:color="D1D5DB" w:sz="6"/>
+            </w:tcBorders>
+            <w:shd w:fill="FFFFFF" w:color="auto" w:val="clear"/>
+            <w:tcMar>
+              <w:top w:type="dxa" w:w="120"/>
+              <w:left w:type="dxa" w:w="160"/>
+              <w:bottom w:type="dxa" w:w="120"/>
+              <w:right w:type="dxa" w:w="160"/>
+            </w:tcMar>
+          </w:tcPr>
+          <w:p>
+            <w:pPr>
+              <w:spacing w:after="120" w:before="0"/>
+            </w:pPr>
+            <w:r>
+              <w:rPr>
+                <w:rFonts w:ascii="Calibri" w:cs="Calibri" w:eastAsia="Calibri" w:hAnsi="Calibri"/>
+                <w:color w:val="1B1B1E"/>
+                <w:sz w:val="22"/>
+                <w:szCs w:val="22"/>
+              </w:rPr>
+              <w:t xml:space="preserve"> </w:t>
+            </w:r>
+          </w:p>
+        </w:tc>
+      </w:tr>
+      <w:tr>
+        <w:trPr>
+          <w:trHeight w:val="640" w:hRule="atLeast"/>
+        </w:trPr>
+        <w:tc>
+          <w:tcPr>
+            <w:tcW w:type="dxa" w:w="3600"/>
+            <w:tcBorders>
+              <w:top w:val="single" w:color="D1D5DB" w:sz="6"/>
+              <w:left w:val="single" w:color="D1D5DB" w:sz="6"/>
+              <w:bottom w:val="single" w:color="D1D5DB" w:sz="6"/>
+              <w:right w:val="single" w:color="D1D5DB" w:sz="6"/>
+            </w:tcBorders>
+            <w:shd w:fill="F0FAF3" w:color="auto" w:val="clear"/>
+            <w:tcMar>
+              <w:top w:type="dxa" w:w="120"/>
+              <w:left w:type="dxa" w:w="160"/>
+              <w:bottom w:type="dxa" w:w="120"/>
+              <w:right w:type="dxa" w:w="160"/>
+            </w:tcMar>
+          </w:tcPr>
+          <w:p>
+            <w:pPr>
+              <w:spacing w:after="120" w:before="0"/>
+            </w:pPr>
+            <w:r>
+              <w:rPr>
+                <w:rFonts w:ascii="Calibri" w:cs="Calibri" w:eastAsia="Calibri" w:hAnsi="Calibri"/>
+                <w:b/>
+                <w:bCs/>
+                <w:color w:val="1B1B1E"/>
+                <w:sz w:val="21"/>
+                <w:szCs w:val="21"/>
+              </w:rPr>
+              <w:t xml:space="preserve">The annual floor</w:t>
+            </w:r>
+          </w:p>
+          <w:p>
+            <w:pPr>
+              <w:spacing w:after="0" w:before="0"/>
+            </w:pPr>
+            <w:r>
+              <w:rPr>
+                <w:rFonts w:ascii="Calibri" w:cs="Calibri" w:eastAsia="Calibri" w:hAnsi="Calibri"/>
+                <w:color w:val="6B7280"/>
+                <w:sz w:val="18"/>
+                <w:szCs w:val="18"/>
+              </w:rPr>
+              <w:t xml:space="preserve">Expenses times twelve, grossed up for the tax. Below this you decline</w:t>
+            </w:r>
+          </w:p>
+        </w:tc>
+        <w:tc>
+          <w:tcPr>
+            <w:tcW w:type="dxa" w:w="5760"/>
+            <w:tcBorders>
+              <w:top w:val="single" w:color="D1D5DB" w:sz="6"/>
+              <w:left w:val="single" w:color="D1D5DB" w:sz="6"/>
+              <w:bottom w:val="single" w:color="D1D5DB" w:sz="6"/>
+              <w:right w:val="single" w:color="D1D5DB" w:sz="6"/>
+            </w:tcBorders>
+            <w:shd w:fill="FFFFFF" w:color="auto" w:val="clear"/>
+            <w:tcMar>
+              <w:top w:type="dxa" w:w="120"/>
+              <w:left w:type="dxa" w:w="160"/>
+              <w:bottom w:type="dxa" w:w="120"/>
+              <w:right w:type="dxa" w:w="160"/>
+            </w:tcMar>
+          </w:tcPr>
+          <w:p>
+            <w:pPr>
+              <w:spacing w:after="120" w:before="0"/>
+            </w:pPr>
+            <w:r>
+              <w:rPr>
+                <w:rFonts w:ascii="Calibri" w:cs="Calibri" w:eastAsia="Calibri" w:hAnsi="Calibri"/>
+                <w:color w:val="1B1B1E"/>
+                <w:sz w:val="22"/>
+                <w:szCs w:val="22"/>
+              </w:rPr>
+              <w:t xml:space="preserve"> </w:t>
+            </w:r>
+          </w:p>
+        </w:tc>
+      </w:tr>
+      <w:tr>
+        <w:trPr>
+          <w:trHeight w:val="640" w:hRule="atLeast"/>
+        </w:trPr>
+        <w:tc>
+          <w:tcPr>
+            <w:tcW w:type="dxa" w:w="3600"/>
+            <w:tcBorders>
+              <w:top w:val="single" w:color="D1D5DB" w:sz="6"/>
+              <w:left w:val="single" w:color="D1D5DB" w:sz="6"/>
+              <w:bottom w:val="single" w:color="D1D5DB" w:sz="6"/>
+              <w:right w:val="single" w:color="D1D5DB" w:sz="6"/>
+            </w:tcBorders>
+            <w:shd w:fill="F0FAF3" w:color="auto" w:val="clear"/>
+            <w:tcMar>
+              <w:top w:type="dxa" w:w="120"/>
+              <w:left w:type="dxa" w:w="160"/>
+              <w:bottom w:type="dxa" w:w="120"/>
+              <w:right w:type="dxa" w:w="160"/>
+            </w:tcMar>
+          </w:tcPr>
+          <w:p>
+            <w:pPr>
+              <w:spacing w:after="120" w:before="0"/>
+            </w:pPr>
+            <w:r>
+              <w:rPr>
+                <w:rFonts w:ascii="Calibri" w:cs="Calibri" w:eastAsia="Calibri" w:hAnsi="Calibri"/>
+                <w:b/>
+                <w:bCs/>
+                <w:color w:val="1B1B1E"/>
+                <w:sz w:val="21"/>
+                <w:szCs w:val="21"/>
+              </w:rPr>
+              <w:t xml:space="preserve">The date</w:t>
+            </w:r>
+          </w:p>
+          <w:p>
+            <w:pPr>
+              <w:spacing w:after="0" w:before="0"/>
+            </w:pPr>
+            <w:r>
+              <w:rPr>
+                <w:rFonts w:ascii="Calibri" w:cs="Calibri" w:eastAsia="Calibri" w:hAnsi="Calibri"/>
+                <w:color w:val="6B7280"/>
+                <w:sz w:val="18"/>
+                <w:szCs w:val="18"/>
+              </w:rPr>
+              <w:t xml:space="preserve">When you want to be somewhere else. A month and a year</w:t>
+            </w:r>
+          </w:p>
+        </w:tc>
+        <w:tc>
+          <w:tcPr>
+            <w:tcW w:type="dxa" w:w="5760"/>
+            <w:tcBorders>
+              <w:top w:val="single" w:color="D1D5DB" w:sz="6"/>
+              <w:left w:val="single" w:color="D1D5DB" w:sz="6"/>
+              <w:bottom w:val="single" w:color="D1D5DB" w:sz="6"/>
+              <w:right w:val="single" w:color="D1D5DB" w:sz="6"/>
+            </w:tcBorders>
+            <w:shd w:fill="FFFFFF" w:color="auto" w:val="clear"/>
+            <w:tcMar>
+              <w:top w:type="dxa" w:w="120"/>
+              <w:left w:type="dxa" w:w="160"/>
+              <w:bottom w:type="dxa" w:w="120"/>
+              <w:right w:type="dxa" w:w="160"/>
+            </w:tcMar>
+          </w:tcPr>
+          <w:p>
+            <w:pPr>
+              <w:spacing w:after="120" w:before="0"/>
+            </w:pPr>
+            <w:r>
+              <w:rPr>
+                <w:rFonts w:ascii="Calibri" w:cs="Calibri" w:eastAsia="Calibri" w:hAnsi="Calibri"/>
+                <w:color w:val="1B1B1E"/>
+                <w:sz w:val="22"/>
+                <w:szCs w:val="22"/>
+              </w:rPr>
+              <w:t xml:space="preserve"> </w:t>
+            </w:r>
+          </w:p>
+        </w:tc>
+      </w:tr>
+    </w:tbl>
+    <w:p>
+      <w:pPr>
+        <w:spacing w:after="200" w:before="0" w:line="120"/>
+      </w:pPr>
+      <w:r>
+        <w:rPr>
+          <w:rFonts w:ascii="Calibri" w:cs="Calibri" w:eastAsia="Calibri" w:hAnsi="Calibri"/>
+          <w:sz w:val="8"/>
+          <w:szCs w:val="8"/>
+        </w:rPr>
+        <w:t xml:space="preserve"/>
+      </w:r>
+    </w:p>
+    <w:p>
+      <w:r>
+        <w:br w:type="page"/>
+      </w:r>
+    </w:p>
+    <w:p>
+      <w:pPr>
+        <w:spacing w:after="60" w:before="120"/>
+      </w:pPr>
+      <w:r>
+        <w:rPr>
+          <w:rFonts w:ascii="Calibri" w:cs="Calibri" w:eastAsia="Calibri" w:hAnsi="Calibri"/>
+          <w:b/>
+          <w:bCs/>
+          <w:color w:val="2D6A4F"/>
+          <w:spacing w:val="30"/>
+          <w:sz w:val="17"/>
+          <w:szCs w:val="17"/>
+        </w:rPr>
+        <w:t xml:space="preserve">LESSON 0.2 · THE TRADES</w:t>
+      </w:r>
+    </w:p>
+    <w:p>
+      <w:pPr>
+        <w:pStyle w:val="Heading1"/>
+        <w:spacing w:after="60" w:before="0"/>
+      </w:pPr>
+      <w:r>
+        <w:rPr>
+          <w:rFonts w:ascii="Georgia" w:cs="Georgia" w:eastAsia="Georgia" w:hAnsi="Georgia"/>
+          <w:b/>
+          <w:bCs/>
+          <w:color w:val="1B1B1E"/>
+          <w:sz w:val="40"/>
+          <w:szCs w:val="40"/>
+        </w:rPr>
+        <w:t xml:space="preserve">What you would trade to get there</w:t>
+      </w:r>
+    </w:p>
+    <w:p>
+      <w:pPr>
+        <w:spacing w:after="320" w:before="0"/>
+      </w:pPr>
+      <w:r>
+        <w:rPr>
+          <w:rFonts w:ascii="Calibri" w:cs="Calibri" w:eastAsia="Calibri" w:hAnsi="Calibri"/>
+          <w:color w:val="6B7280"/>
+          <w:sz w:val="22"/>
+          <w:szCs w:val="22"/>
+        </w:rPr>
+        <w:t xml:space="preserve">Tick the ones that are genuinely on the table. The lesson uses these to rule paths in and out.</w:t>
+      </w:r>
+    </w:p>
+    <w:p>
+      <w:pPr>
+        <w:spacing w:after="120"/>
+      </w:pPr>
+      <w:r>
+        <w:rPr>
+          <w:rFonts w:ascii="Segoe UI Symbol" w:cs="Segoe UI Symbol" w:eastAsia="Segoe UI Symbol" w:hAnsi="Segoe UI Symbol"/>
+          <w:color w:val="2D6A4F"/>
+          <w:sz w:val="24"/>
+          <w:szCs w:val="24"/>
+        </w:rPr>
+        <w:t xml:space="preserve">☐  </w:t>
+      </w:r>
+      <w:r>
+        <w:rPr>
+          <w:rFonts w:ascii="Calibri" w:cs="Calibri" w:eastAsia="Calibri" w:hAnsi="Calibri"/>
+          <w:color w:val="1B1B1E"/>
+          <w:sz w:val="22"/>
+          <w:szCs w:val="22"/>
+        </w:rPr>
+        <w:t xml:space="preserve">Move city or state</w:t>
+      </w:r>
+    </w:p>
+    <w:p>
+      <w:pPr>
+        <w:spacing w:after="120"/>
+      </w:pPr>
+      <w:r>
+        <w:rPr>
+          <w:rFonts w:ascii="Segoe UI Symbol" w:cs="Segoe UI Symbol" w:eastAsia="Segoe UI Symbol" w:hAnsi="Segoe UI Symbol"/>
+          <w:color w:val="2D6A4F"/>
+          <w:sz w:val="24"/>
+          <w:szCs w:val="24"/>
+        </w:rPr>
+        <w:t xml:space="preserve">☐  </w:t>
+      </w:r>
+      <w:r>
+        <w:rPr>
+          <w:rFonts w:ascii="Calibri" w:cs="Calibri" w:eastAsia="Calibri" w:hAnsi="Calibri"/>
+          <w:color w:val="1B1B1E"/>
+          <w:sz w:val="22"/>
+          <w:szCs w:val="22"/>
+        </w:rPr>
+        <w:t xml:space="preserve">Take a pay dip for the first year</w:t>
+      </w:r>
+    </w:p>
+    <w:p>
+      <w:pPr>
+        <w:spacing w:after="120"/>
+      </w:pPr>
+      <w:r>
+        <w:rPr>
+          <w:rFonts w:ascii="Segoe UI Symbol" w:cs="Segoe UI Symbol" w:eastAsia="Segoe UI Symbol" w:hAnsi="Segoe UI Symbol"/>
+          <w:color w:val="2D6A4F"/>
+          <w:sz w:val="24"/>
+          <w:szCs w:val="24"/>
+        </w:rPr>
+        <w:t xml:space="preserve">☐  </w:t>
+      </w:r>
+      <w:r>
+        <w:rPr>
+          <w:rFonts w:ascii="Calibri" w:cs="Calibri" w:eastAsia="Calibri" w:hAnsi="Calibri"/>
+          <w:color w:val="1B1B1E"/>
+          <w:sz w:val="22"/>
+          <w:szCs w:val="22"/>
+        </w:rPr>
+        <w:t xml:space="preserve">Go without employer benefits for a while</w:t>
+      </w:r>
+    </w:p>
+    <w:p>
+      <w:pPr>
+        <w:spacing w:after="120"/>
+      </w:pPr>
+      <w:r>
+        <w:rPr>
+          <w:rFonts w:ascii="Segoe UI Symbol" w:cs="Segoe UI Symbol" w:eastAsia="Segoe UI Symbol" w:hAnsi="Segoe UI Symbol"/>
+          <w:color w:val="2D6A4F"/>
+          <w:sz w:val="24"/>
+          <w:szCs w:val="24"/>
+        </w:rPr>
+        <w:t xml:space="preserve">☐  </w:t>
+      </w:r>
+      <w:r>
+        <w:rPr>
+          <w:rFonts w:ascii="Calibri" w:cs="Calibri" w:eastAsia="Calibri" w:hAnsi="Calibri"/>
+          <w:color w:val="1B1B1E"/>
+          <w:sz w:val="22"/>
+          <w:szCs w:val="22"/>
+        </w:rPr>
+        <w:t xml:space="preserve">Commute again</w:t>
+      </w:r>
+    </w:p>
+    <w:p>
+      <w:pPr>
+        <w:spacing w:after="120"/>
+      </w:pPr>
+      <w:r>
+        <w:rPr>
+          <w:rFonts w:ascii="Segoe UI Symbol" w:cs="Segoe UI Symbol" w:eastAsia="Segoe UI Symbol" w:hAnsi="Segoe UI Symbol"/>
+          <w:color w:val="2D6A4F"/>
+          <w:sz w:val="24"/>
+          <w:szCs w:val="24"/>
+        </w:rPr>
+        <w:t xml:space="preserve">☐  </w:t>
+      </w:r>
+      <w:r>
+        <w:rPr>
+          <w:rFonts w:ascii="Calibri" w:cs="Calibri" w:eastAsia="Calibri" w:hAnsi="Calibri"/>
+          <w:color w:val="1B1B1E"/>
+          <w:sz w:val="22"/>
+          <w:szCs w:val="22"/>
+        </w:rPr>
+        <w:t xml:space="preserve">Give up remote work</w:t>
+      </w:r>
+    </w:p>
+    <w:p>
+      <w:pPr>
+        <w:spacing w:after="120"/>
+      </w:pPr>
+      <w:r>
+        <w:rPr>
+          <w:rFonts w:ascii="Segoe UI Symbol" w:cs="Segoe UI Symbol" w:eastAsia="Segoe UI Symbol" w:hAnsi="Segoe UI Symbol"/>
+          <w:color w:val="2D6A4F"/>
+          <w:sz w:val="24"/>
+          <w:szCs w:val="24"/>
+        </w:rPr>
+        <w:t xml:space="preserve">☐  </w:t>
+      </w:r>
+      <w:r>
+        <w:rPr>
+          <w:rFonts w:ascii="Calibri" w:cs="Calibri" w:eastAsia="Calibri" w:hAnsi="Calibri"/>
+          <w:color w:val="1B1B1E"/>
+          <w:sz w:val="22"/>
+          <w:szCs w:val="22"/>
+        </w:rPr>
+        <w:t xml:space="preserve">Work in an office with other people every day</w:t>
+      </w:r>
+    </w:p>
+    <w:p>
+      <w:pPr>
+        <w:spacing w:after="120" w:before="0" w:line="120"/>
       </w:pPr>
       <w:r>
         <w:rPr>
@@ -3873,7 +2736,974 @@
           <w:sz w:val="22"/>
           <w:szCs w:val="22"/>
         </w:rPr>
-        <w:t xml:space="preserve">What you actually said, and what they said back.</w:t>
+        <w:t xml:space="preserve">The one you ticked that surprised you, and why it is on the table now when it was not a year ago.</w:t>
+      </w:r>
+    </w:p>
+    <w:tbl>
+      <w:tblPr>
+        <w:tblW w:type="dxa" w:w="9360"/>
+        <w:tblBorders>
+          <w:top w:val="single" w:color="auto" w:sz="4"/>
+          <w:left w:val="single" w:color="auto" w:sz="4"/>
+          <w:bottom w:val="single" w:color="auto" w:sz="4"/>
+          <w:right w:val="single" w:color="auto" w:sz="4"/>
+          <w:insideH w:val="single" w:color="auto" w:sz="4"/>
+          <w:insideV w:val="single" w:color="auto" w:sz="4"/>
+        </w:tblBorders>
+      </w:tblPr>
+      <w:tblGrid>
+        <w:gridCol w:w="9360"/>
+      </w:tblGrid>
+      <w:tr>
+        <w:trPr>
+          <w:trHeight w:val="1360" w:hRule="atLeast"/>
+        </w:trPr>
+        <w:tc>
+          <w:tcPr>
+            <w:tcW w:type="dxa" w:w="9360"/>
+            <w:tcBorders>
+              <w:top w:val="single" w:color="D1D5DB" w:sz="6"/>
+              <w:left w:val="single" w:color="D1D5DB" w:sz="6"/>
+              <w:bottom w:val="single" w:color="D1D5DB" w:sz="6"/>
+              <w:right w:val="single" w:color="D1D5DB" w:sz="6"/>
+            </w:tcBorders>
+            <w:shd w:fill="FFFFFF" w:color="auto" w:val="clear"/>
+            <w:tcMar>
+              <w:top w:type="dxa" w:w="140"/>
+              <w:left w:type="dxa" w:w="160"/>
+              <w:bottom w:type="dxa" w:w="140"/>
+              <w:right w:type="dxa" w:w="160"/>
+            </w:tcMar>
+          </w:tcPr>
+          <w:p>
+            <w:pPr>
+              <w:spacing w:after="120" w:before="0"/>
+            </w:pPr>
+            <w:r>
+              <w:rPr>
+                <w:rFonts w:ascii="Calibri" w:cs="Calibri" w:eastAsia="Calibri" w:hAnsi="Calibri"/>
+                <w:color w:val="1B1B1E"/>
+                <w:sz w:val="22"/>
+                <w:szCs w:val="22"/>
+              </w:rPr>
+              <w:t xml:space="preserve"> </w:t>
+            </w:r>
+          </w:p>
+        </w:tc>
+      </w:tr>
+    </w:tbl>
+    <w:p>
+      <w:pPr>
+        <w:spacing w:after="200" w:before="0" w:line="120"/>
+      </w:pPr>
+      <w:r>
+        <w:rPr>
+          <w:rFonts w:ascii="Calibri" w:cs="Calibri" w:eastAsia="Calibri" w:hAnsi="Calibri"/>
+          <w:sz w:val="8"/>
+          <w:szCs w:val="8"/>
+        </w:rPr>
+        <w:t xml:space="preserve"/>
+      </w:r>
+    </w:p>
+    <w:p>
+      <w:r>
+        <w:br w:type="page"/>
+      </w:r>
+    </w:p>
+    <w:p>
+      <w:pPr>
+        <w:spacing w:after="60" w:before="120"/>
+      </w:pPr>
+      <w:r>
+        <w:rPr>
+          <w:rFonts w:ascii="Calibri" w:cs="Calibri" w:eastAsia="Calibri" w:hAnsi="Calibri"/>
+          <w:b/>
+          <w:bCs/>
+          <w:color w:val="2D6A4F"/>
+          <w:spacing w:val="30"/>
+          <w:sz w:val="17"/>
+          <w:szCs w:val="17"/>
+        </w:rPr>
+        <w:t xml:space="preserve">WEEKS 1, 6 AND 12</w:t>
+      </w:r>
+    </w:p>
+    <w:p>
+      <w:pPr>
+        <w:pStyle w:val="Heading1"/>
+        <w:spacing w:after="60" w:before="0"/>
+      </w:pPr>
+      <w:r>
+        <w:rPr>
+          <w:rFonts w:ascii="Georgia" w:cs="Georgia" w:eastAsia="Georgia" w:hAnsi="Georgia"/>
+          <w:b/>
+          <w:bCs/>
+          <w:color w:val="1B1B1E"/>
+          <w:sz w:val="40"/>
+          <w:szCs w:val="40"/>
+        </w:rPr>
+        <w:t xml:space="preserve">Bad week, or time to go</w:t>
+      </w:r>
+    </w:p>
+    <w:p>
+      <w:pPr>
+        <w:spacing w:after="320" w:before="0"/>
+      </w:pPr>
+      <w:r>
+        <w:rPr>
+          <w:rFonts w:ascii="Calibri" w:cs="Calibri" w:eastAsia="Calibri" w:hAnsi="Calibri"/>
+          <w:color w:val="6B7280"/>
+          <w:sz w:val="22"/>
+          <w:szCs w:val="22"/>
+        </w:rPr>
+        <w:t xml:space="preserve">Answer these in week 1, then again in week 6 and week 12. One bad Tuesday should not be the thing that decides it.</w:t>
+      </w:r>
+    </w:p>
+    <w:tbl>
+      <w:tblPr>
+        <w:tblW w:type="dxa" w:w="9360"/>
+        <w:tblBorders>
+          <w:top w:val="single" w:color="auto" w:sz="4"/>
+          <w:left w:val="single" w:color="auto" w:sz="4"/>
+          <w:bottom w:val="single" w:color="auto" w:sz="4"/>
+          <w:right w:val="single" w:color="auto" w:sz="4"/>
+          <w:insideH w:val="single" w:color="auto" w:sz="4"/>
+          <w:insideV w:val="single" w:color="auto" w:sz="4"/>
+        </w:tblBorders>
+      </w:tblPr>
+      <w:tblGrid>
+        <w:gridCol w:w="2600"/>
+        <w:gridCol w:w="2253"/>
+        <w:gridCol w:w="2253"/>
+        <w:gridCol w:w="2253"/>
+      </w:tblGrid>
+      <w:tr>
+        <w:tc>
+          <w:tcPr>
+            <w:tcW w:type="dxa" w:w="2600"/>
+            <w:tcBorders>
+              <w:top w:val="single" w:color="D1D5DB" w:sz="6"/>
+              <w:left w:val="single" w:color="D1D5DB" w:sz="6"/>
+              <w:bottom w:val="single" w:color="D1D5DB" w:sz="6"/>
+              <w:right w:val="single" w:color="D1D5DB" w:sz="6"/>
+            </w:tcBorders>
+            <w:shd w:fill="FFFFFF" w:color="auto" w:val="clear"/>
+            <w:tcMar>
+              <w:top w:type="dxa" w:w="100"/>
+              <w:left w:type="dxa" w:w="140"/>
+              <w:bottom w:type="dxa" w:w="100"/>
+              <w:right w:type="dxa" w:w="140"/>
+            </w:tcMar>
+          </w:tcPr>
+          <w:p>
+            <w:pPr>
+              <w:spacing w:after="0" w:before="0"/>
+            </w:pPr>
+            <w:r>
+              <w:rPr>
+                <w:rFonts w:ascii="Calibri" w:cs="Calibri" w:eastAsia="Calibri" w:hAnsi="Calibri"/>
+                <w:b/>
+                <w:bCs/>
+                <w:color w:val="1B1B1E"/>
+                <w:sz w:val="19"/>
+                <w:szCs w:val="19"/>
+              </w:rPr>
+              <w:t xml:space="preserve"/>
+            </w:r>
+          </w:p>
+        </w:tc>
+        <w:tc>
+          <w:tcPr>
+            <w:tcW w:type="dxa" w:w="2253"/>
+            <w:tcBorders>
+              <w:top w:val="single" w:color="D1D5DB" w:sz="6"/>
+              <w:left w:val="single" w:color="D1D5DB" w:sz="6"/>
+              <w:bottom w:val="single" w:color="D1D5DB" w:sz="6"/>
+              <w:right w:val="single" w:color="D1D5DB" w:sz="6"/>
+            </w:tcBorders>
+            <w:shd w:fill="F0FAF3" w:color="auto" w:val="clear"/>
+            <w:tcMar>
+              <w:top w:type="dxa" w:w="100"/>
+              <w:left w:type="dxa" w:w="140"/>
+              <w:bottom w:type="dxa" w:w="100"/>
+              <w:right w:type="dxa" w:w="140"/>
+            </w:tcMar>
+          </w:tcPr>
+          <w:p>
+            <w:pPr>
+              <w:spacing w:after="0" w:before="0"/>
+            </w:pPr>
+            <w:r>
+              <w:rPr>
+                <w:rFonts w:ascii="Calibri" w:cs="Calibri" w:eastAsia="Calibri" w:hAnsi="Calibri"/>
+                <w:b/>
+                <w:bCs/>
+                <w:color w:val="1B1B1E"/>
+                <w:sz w:val="19"/>
+                <w:szCs w:val="19"/>
+              </w:rPr>
+              <w:t xml:space="preserve">Week 1</w:t>
+            </w:r>
+          </w:p>
+        </w:tc>
+        <w:tc>
+          <w:tcPr>
+            <w:tcW w:type="dxa" w:w="2253"/>
+            <w:tcBorders>
+              <w:top w:val="single" w:color="D1D5DB" w:sz="6"/>
+              <w:left w:val="single" w:color="D1D5DB" w:sz="6"/>
+              <w:bottom w:val="single" w:color="D1D5DB" w:sz="6"/>
+              <w:right w:val="single" w:color="D1D5DB" w:sz="6"/>
+            </w:tcBorders>
+            <w:shd w:fill="F0FAF3" w:color="auto" w:val="clear"/>
+            <w:tcMar>
+              <w:top w:type="dxa" w:w="100"/>
+              <w:left w:type="dxa" w:w="140"/>
+              <w:bottom w:type="dxa" w:w="100"/>
+              <w:right w:type="dxa" w:w="140"/>
+            </w:tcMar>
+          </w:tcPr>
+          <w:p>
+            <w:pPr>
+              <w:spacing w:after="0" w:before="0"/>
+            </w:pPr>
+            <w:r>
+              <w:rPr>
+                <w:rFonts w:ascii="Calibri" w:cs="Calibri" w:eastAsia="Calibri" w:hAnsi="Calibri"/>
+                <w:b/>
+                <w:bCs/>
+                <w:color w:val="1B1B1E"/>
+                <w:sz w:val="19"/>
+                <w:szCs w:val="19"/>
+              </w:rPr>
+              <w:t xml:space="preserve">Week 6</w:t>
+            </w:r>
+          </w:p>
+        </w:tc>
+        <w:tc>
+          <w:tcPr>
+            <w:tcW w:type="dxa" w:w="2253"/>
+            <w:tcBorders>
+              <w:top w:val="single" w:color="D1D5DB" w:sz="6"/>
+              <w:left w:val="single" w:color="D1D5DB" w:sz="6"/>
+              <w:bottom w:val="single" w:color="D1D5DB" w:sz="6"/>
+              <w:right w:val="single" w:color="D1D5DB" w:sz="6"/>
+            </w:tcBorders>
+            <w:shd w:fill="F0FAF3" w:color="auto" w:val="clear"/>
+            <w:tcMar>
+              <w:top w:type="dxa" w:w="100"/>
+              <w:left w:type="dxa" w:w="140"/>
+              <w:bottom w:type="dxa" w:w="100"/>
+              <w:right w:type="dxa" w:w="140"/>
+            </w:tcMar>
+          </w:tcPr>
+          <w:p>
+            <w:pPr>
+              <w:spacing w:after="0" w:before="0"/>
+            </w:pPr>
+            <w:r>
+              <w:rPr>
+                <w:rFonts w:ascii="Calibri" w:cs="Calibri" w:eastAsia="Calibri" w:hAnsi="Calibri"/>
+                <w:b/>
+                <w:bCs/>
+                <w:color w:val="1B1B1E"/>
+                <w:sz w:val="19"/>
+                <w:szCs w:val="19"/>
+              </w:rPr>
+              <w:t xml:space="preserve">Week 12</w:t>
+            </w:r>
+          </w:p>
+        </w:tc>
+      </w:tr>
+      <w:tr>
+        <w:trPr>
+          <w:trHeight w:val="640" w:hRule="atLeast"/>
+        </w:trPr>
+        <w:tc>
+          <w:tcPr>
+            <w:tcW w:type="dxa" w:w="2600"/>
+            <w:tcBorders>
+              <w:top w:val="single" w:color="D1D5DB" w:sz="6"/>
+              <w:left w:val="single" w:color="D1D5DB" w:sz="6"/>
+              <w:bottom w:val="single" w:color="D1D5DB" w:sz="6"/>
+              <w:right w:val="single" w:color="D1D5DB" w:sz="6"/>
+            </w:tcBorders>
+            <w:shd w:fill="FFFFFF" w:color="auto" w:val="clear"/>
+            <w:tcMar>
+              <w:top w:type="dxa" w:w="120"/>
+              <w:left w:type="dxa" w:w="140"/>
+              <w:bottom w:type="dxa" w:w="120"/>
+              <w:right w:type="dxa" w:w="140"/>
+            </w:tcMar>
+          </w:tcPr>
+          <w:p>
+            <w:pPr>
+              <w:spacing w:after="0" w:before="0"/>
+            </w:pPr>
+            <w:r>
+              <w:rPr>
+                <w:rFonts w:ascii="Calibri" w:cs="Calibri" w:eastAsia="Calibri" w:hAnsi="Calibri"/>
+                <w:b/>
+                <w:bCs/>
+                <w:color w:val="1B1B1E"/>
+                <w:sz w:val="20"/>
+                <w:szCs w:val="20"/>
+              </w:rPr>
+              <w:t xml:space="preserve">Date</w:t>
+            </w:r>
+          </w:p>
+        </w:tc>
+        <w:tc>
+          <w:tcPr>
+            <w:tcW w:type="dxa" w:w="2253"/>
+            <w:tcBorders>
+              <w:top w:val="single" w:color="D1D5DB" w:sz="6"/>
+              <w:left w:val="single" w:color="D1D5DB" w:sz="6"/>
+              <w:bottom w:val="single" w:color="D1D5DB" w:sz="6"/>
+              <w:right w:val="single" w:color="D1D5DB" w:sz="6"/>
+            </w:tcBorders>
+            <w:shd w:fill="FFFFFF" w:color="auto" w:val="clear"/>
+            <w:tcMar>
+              <w:top w:type="dxa" w:w="120"/>
+              <w:left w:type="dxa" w:w="140"/>
+              <w:bottom w:type="dxa" w:w="120"/>
+              <w:right w:type="dxa" w:w="140"/>
+            </w:tcMar>
+          </w:tcPr>
+          <w:p>
+            <w:pPr>
+              <w:spacing w:after="120" w:before="0"/>
+            </w:pPr>
+            <w:r>
+              <w:rPr>
+                <w:rFonts w:ascii="Calibri" w:cs="Calibri" w:eastAsia="Calibri" w:hAnsi="Calibri"/>
+                <w:color w:val="1B1B1E"/>
+                <w:sz w:val="22"/>
+                <w:szCs w:val="22"/>
+              </w:rPr>
+              <w:t xml:space="preserve"> </w:t>
+            </w:r>
+          </w:p>
+        </w:tc>
+        <w:tc>
+          <w:tcPr>
+            <w:tcW w:type="dxa" w:w="2253"/>
+            <w:tcBorders>
+              <w:top w:val="single" w:color="D1D5DB" w:sz="6"/>
+              <w:left w:val="single" w:color="D1D5DB" w:sz="6"/>
+              <w:bottom w:val="single" w:color="D1D5DB" w:sz="6"/>
+              <w:right w:val="single" w:color="D1D5DB" w:sz="6"/>
+            </w:tcBorders>
+            <w:shd w:fill="FFFFFF" w:color="auto" w:val="clear"/>
+            <w:tcMar>
+              <w:top w:type="dxa" w:w="120"/>
+              <w:left w:type="dxa" w:w="140"/>
+              <w:bottom w:type="dxa" w:w="120"/>
+              <w:right w:type="dxa" w:w="140"/>
+            </w:tcMar>
+          </w:tcPr>
+          <w:p>
+            <w:pPr>
+              <w:spacing w:after="120" w:before="0"/>
+            </w:pPr>
+            <w:r>
+              <w:rPr>
+                <w:rFonts w:ascii="Calibri" w:cs="Calibri" w:eastAsia="Calibri" w:hAnsi="Calibri"/>
+                <w:color w:val="1B1B1E"/>
+                <w:sz w:val="22"/>
+                <w:szCs w:val="22"/>
+              </w:rPr>
+              <w:t xml:space="preserve"> </w:t>
+            </w:r>
+          </w:p>
+        </w:tc>
+        <w:tc>
+          <w:tcPr>
+            <w:tcW w:type="dxa" w:w="2253"/>
+            <w:tcBorders>
+              <w:top w:val="single" w:color="D1D5DB" w:sz="6"/>
+              <w:left w:val="single" w:color="D1D5DB" w:sz="6"/>
+              <w:bottom w:val="single" w:color="D1D5DB" w:sz="6"/>
+              <w:right w:val="single" w:color="D1D5DB" w:sz="6"/>
+            </w:tcBorders>
+            <w:shd w:fill="FFFFFF" w:color="auto" w:val="clear"/>
+            <w:tcMar>
+              <w:top w:type="dxa" w:w="120"/>
+              <w:left w:type="dxa" w:w="140"/>
+              <w:bottom w:type="dxa" w:w="120"/>
+              <w:right w:type="dxa" w:w="140"/>
+            </w:tcMar>
+          </w:tcPr>
+          <w:p>
+            <w:pPr>
+              <w:spacing w:after="120" w:before="0"/>
+            </w:pPr>
+            <w:r>
+              <w:rPr>
+                <w:rFonts w:ascii="Calibri" w:cs="Calibri" w:eastAsia="Calibri" w:hAnsi="Calibri"/>
+                <w:color w:val="1B1B1E"/>
+                <w:sz w:val="22"/>
+                <w:szCs w:val="22"/>
+              </w:rPr>
+              <w:t xml:space="preserve"> </w:t>
+            </w:r>
+          </w:p>
+        </w:tc>
+      </w:tr>
+      <w:tr>
+        <w:trPr>
+          <w:trHeight w:val="640" w:hRule="atLeast"/>
+        </w:trPr>
+        <w:tc>
+          <w:tcPr>
+            <w:tcW w:type="dxa" w:w="2600"/>
+            <w:tcBorders>
+              <w:top w:val="single" w:color="D1D5DB" w:sz="6"/>
+              <w:left w:val="single" w:color="D1D5DB" w:sz="6"/>
+              <w:bottom w:val="single" w:color="D1D5DB" w:sz="6"/>
+              <w:right w:val="single" w:color="D1D5DB" w:sz="6"/>
+            </w:tcBorders>
+            <w:shd w:fill="FFFFFF" w:color="auto" w:val="clear"/>
+            <w:tcMar>
+              <w:top w:type="dxa" w:w="120"/>
+              <w:left w:type="dxa" w:w="140"/>
+              <w:bottom w:type="dxa" w:w="120"/>
+              <w:right w:type="dxa" w:w="140"/>
+            </w:tcMar>
+          </w:tcPr>
+          <w:p>
+            <w:pPr>
+              <w:spacing w:after="0" w:before="0"/>
+            </w:pPr>
+            <w:r>
+              <w:rPr>
+                <w:rFonts w:ascii="Calibri" w:cs="Calibri" w:eastAsia="Calibri" w:hAnsi="Calibri"/>
+                <w:b/>
+                <w:bCs/>
+                <w:color w:val="1B1B1E"/>
+                <w:sz w:val="20"/>
+                <w:szCs w:val="20"/>
+              </w:rPr>
+              <w:t xml:space="preserve">The stage you are in</w:t>
+            </w:r>
+          </w:p>
+        </w:tc>
+        <w:tc>
+          <w:tcPr>
+            <w:tcW w:type="dxa" w:w="2253"/>
+            <w:tcBorders>
+              <w:top w:val="single" w:color="D1D5DB" w:sz="6"/>
+              <w:left w:val="single" w:color="D1D5DB" w:sz="6"/>
+              <w:bottom w:val="single" w:color="D1D5DB" w:sz="6"/>
+              <w:right w:val="single" w:color="D1D5DB" w:sz="6"/>
+            </w:tcBorders>
+            <w:shd w:fill="FFFFFF" w:color="auto" w:val="clear"/>
+            <w:tcMar>
+              <w:top w:type="dxa" w:w="120"/>
+              <w:left w:type="dxa" w:w="140"/>
+              <w:bottom w:type="dxa" w:w="120"/>
+              <w:right w:type="dxa" w:w="140"/>
+            </w:tcMar>
+          </w:tcPr>
+          <w:p>
+            <w:pPr>
+              <w:spacing w:after="120" w:before="0"/>
+            </w:pPr>
+            <w:r>
+              <w:rPr>
+                <w:rFonts w:ascii="Calibri" w:cs="Calibri" w:eastAsia="Calibri" w:hAnsi="Calibri"/>
+                <w:color w:val="1B1B1E"/>
+                <w:sz w:val="22"/>
+                <w:szCs w:val="22"/>
+              </w:rPr>
+              <w:t xml:space="preserve"> </w:t>
+            </w:r>
+          </w:p>
+        </w:tc>
+        <w:tc>
+          <w:tcPr>
+            <w:tcW w:type="dxa" w:w="2253"/>
+            <w:tcBorders>
+              <w:top w:val="single" w:color="D1D5DB" w:sz="6"/>
+              <w:left w:val="single" w:color="D1D5DB" w:sz="6"/>
+              <w:bottom w:val="single" w:color="D1D5DB" w:sz="6"/>
+              <w:right w:val="single" w:color="D1D5DB" w:sz="6"/>
+            </w:tcBorders>
+            <w:shd w:fill="FFFFFF" w:color="auto" w:val="clear"/>
+            <w:tcMar>
+              <w:top w:type="dxa" w:w="120"/>
+              <w:left w:type="dxa" w:w="140"/>
+              <w:bottom w:type="dxa" w:w="120"/>
+              <w:right w:type="dxa" w:w="140"/>
+            </w:tcMar>
+          </w:tcPr>
+          <w:p>
+            <w:pPr>
+              <w:spacing w:after="120" w:before="0"/>
+            </w:pPr>
+            <w:r>
+              <w:rPr>
+                <w:rFonts w:ascii="Calibri" w:cs="Calibri" w:eastAsia="Calibri" w:hAnsi="Calibri"/>
+                <w:color w:val="1B1B1E"/>
+                <w:sz w:val="22"/>
+                <w:szCs w:val="22"/>
+              </w:rPr>
+              <w:t xml:space="preserve"> </w:t>
+            </w:r>
+          </w:p>
+        </w:tc>
+        <w:tc>
+          <w:tcPr>
+            <w:tcW w:type="dxa" w:w="2253"/>
+            <w:tcBorders>
+              <w:top w:val="single" w:color="D1D5DB" w:sz="6"/>
+              <w:left w:val="single" w:color="D1D5DB" w:sz="6"/>
+              <w:bottom w:val="single" w:color="D1D5DB" w:sz="6"/>
+              <w:right w:val="single" w:color="D1D5DB" w:sz="6"/>
+            </w:tcBorders>
+            <w:shd w:fill="FFFFFF" w:color="auto" w:val="clear"/>
+            <w:tcMar>
+              <w:top w:type="dxa" w:w="120"/>
+              <w:left w:type="dxa" w:w="140"/>
+              <w:bottom w:type="dxa" w:w="120"/>
+              <w:right w:type="dxa" w:w="140"/>
+            </w:tcMar>
+          </w:tcPr>
+          <w:p>
+            <w:pPr>
+              <w:spacing w:after="120" w:before="0"/>
+            </w:pPr>
+            <w:r>
+              <w:rPr>
+                <w:rFonts w:ascii="Calibri" w:cs="Calibri" w:eastAsia="Calibri" w:hAnsi="Calibri"/>
+                <w:color w:val="1B1B1E"/>
+                <w:sz w:val="22"/>
+                <w:szCs w:val="22"/>
+              </w:rPr>
+              <w:t xml:space="preserve"> </w:t>
+            </w:r>
+          </w:p>
+        </w:tc>
+      </w:tr>
+      <w:tr>
+        <w:trPr>
+          <w:trHeight w:val="640" w:hRule="atLeast"/>
+        </w:trPr>
+        <w:tc>
+          <w:tcPr>
+            <w:tcW w:type="dxa" w:w="2600"/>
+            <w:tcBorders>
+              <w:top w:val="single" w:color="D1D5DB" w:sz="6"/>
+              <w:left w:val="single" w:color="D1D5DB" w:sz="6"/>
+              <w:bottom w:val="single" w:color="D1D5DB" w:sz="6"/>
+              <w:right w:val="single" w:color="D1D5DB" w:sz="6"/>
+            </w:tcBorders>
+            <w:shd w:fill="FFFFFF" w:color="auto" w:val="clear"/>
+            <w:tcMar>
+              <w:top w:type="dxa" w:w="120"/>
+              <w:left w:type="dxa" w:w="140"/>
+              <w:bottom w:type="dxa" w:w="120"/>
+              <w:right w:type="dxa" w:w="140"/>
+            </w:tcMar>
+          </w:tcPr>
+          <w:p>
+            <w:pPr>
+              <w:spacing w:after="0" w:before="0"/>
+            </w:pPr>
+            <w:r>
+              <w:rPr>
+                <w:rFonts w:ascii="Calibri" w:cs="Calibri" w:eastAsia="Calibri" w:hAnsi="Calibri"/>
+                <w:b/>
+                <w:bCs/>
+                <w:color w:val="1B1B1E"/>
+                <w:sz w:val="20"/>
+                <w:szCs w:val="20"/>
+              </w:rPr>
+              <w:t xml:space="preserve">Bad workplace, bad fit, or bad season</w:t>
+            </w:r>
+          </w:p>
+        </w:tc>
+        <w:tc>
+          <w:tcPr>
+            <w:tcW w:type="dxa" w:w="2253"/>
+            <w:tcBorders>
+              <w:top w:val="single" w:color="D1D5DB" w:sz="6"/>
+              <w:left w:val="single" w:color="D1D5DB" w:sz="6"/>
+              <w:bottom w:val="single" w:color="D1D5DB" w:sz="6"/>
+              <w:right w:val="single" w:color="D1D5DB" w:sz="6"/>
+            </w:tcBorders>
+            <w:shd w:fill="FFFFFF" w:color="auto" w:val="clear"/>
+            <w:tcMar>
+              <w:top w:type="dxa" w:w="120"/>
+              <w:left w:type="dxa" w:w="140"/>
+              <w:bottom w:type="dxa" w:w="120"/>
+              <w:right w:type="dxa" w:w="140"/>
+            </w:tcMar>
+          </w:tcPr>
+          <w:p>
+            <w:pPr>
+              <w:spacing w:after="120" w:before="0"/>
+            </w:pPr>
+            <w:r>
+              <w:rPr>
+                <w:rFonts w:ascii="Calibri" w:cs="Calibri" w:eastAsia="Calibri" w:hAnsi="Calibri"/>
+                <w:color w:val="1B1B1E"/>
+                <w:sz w:val="22"/>
+                <w:szCs w:val="22"/>
+              </w:rPr>
+              <w:t xml:space="preserve"> </w:t>
+            </w:r>
+          </w:p>
+        </w:tc>
+        <w:tc>
+          <w:tcPr>
+            <w:tcW w:type="dxa" w:w="2253"/>
+            <w:tcBorders>
+              <w:top w:val="single" w:color="D1D5DB" w:sz="6"/>
+              <w:left w:val="single" w:color="D1D5DB" w:sz="6"/>
+              <w:bottom w:val="single" w:color="D1D5DB" w:sz="6"/>
+              <w:right w:val="single" w:color="D1D5DB" w:sz="6"/>
+            </w:tcBorders>
+            <w:shd w:fill="FFFFFF" w:color="auto" w:val="clear"/>
+            <w:tcMar>
+              <w:top w:type="dxa" w:w="120"/>
+              <w:left w:type="dxa" w:w="140"/>
+              <w:bottom w:type="dxa" w:w="120"/>
+              <w:right w:type="dxa" w:w="140"/>
+            </w:tcMar>
+          </w:tcPr>
+          <w:p>
+            <w:pPr>
+              <w:spacing w:after="120" w:before="0"/>
+            </w:pPr>
+            <w:r>
+              <w:rPr>
+                <w:rFonts w:ascii="Calibri" w:cs="Calibri" w:eastAsia="Calibri" w:hAnsi="Calibri"/>
+                <w:color w:val="1B1B1E"/>
+                <w:sz w:val="22"/>
+                <w:szCs w:val="22"/>
+              </w:rPr>
+              <w:t xml:space="preserve"> </w:t>
+            </w:r>
+          </w:p>
+        </w:tc>
+        <w:tc>
+          <w:tcPr>
+            <w:tcW w:type="dxa" w:w="2253"/>
+            <w:tcBorders>
+              <w:top w:val="single" w:color="D1D5DB" w:sz="6"/>
+              <w:left w:val="single" w:color="D1D5DB" w:sz="6"/>
+              <w:bottom w:val="single" w:color="D1D5DB" w:sz="6"/>
+              <w:right w:val="single" w:color="D1D5DB" w:sz="6"/>
+            </w:tcBorders>
+            <w:shd w:fill="FFFFFF" w:color="auto" w:val="clear"/>
+            <w:tcMar>
+              <w:top w:type="dxa" w:w="120"/>
+              <w:left w:type="dxa" w:w="140"/>
+              <w:bottom w:type="dxa" w:w="120"/>
+              <w:right w:type="dxa" w:w="140"/>
+            </w:tcMar>
+          </w:tcPr>
+          <w:p>
+            <w:pPr>
+              <w:spacing w:after="120" w:before="0"/>
+            </w:pPr>
+            <w:r>
+              <w:rPr>
+                <w:rFonts w:ascii="Calibri" w:cs="Calibri" w:eastAsia="Calibri" w:hAnsi="Calibri"/>
+                <w:color w:val="1B1B1E"/>
+                <w:sz w:val="22"/>
+                <w:szCs w:val="22"/>
+              </w:rPr>
+              <w:t xml:space="preserve"> </w:t>
+            </w:r>
+          </w:p>
+        </w:tc>
+      </w:tr>
+      <w:tr>
+        <w:trPr>
+          <w:trHeight w:val="640" w:hRule="atLeast"/>
+        </w:trPr>
+        <w:tc>
+          <w:tcPr>
+            <w:tcW w:type="dxa" w:w="2600"/>
+            <w:tcBorders>
+              <w:top w:val="single" w:color="D1D5DB" w:sz="6"/>
+              <w:left w:val="single" w:color="D1D5DB" w:sz="6"/>
+              <w:bottom w:val="single" w:color="D1D5DB" w:sz="6"/>
+              <w:right w:val="single" w:color="D1D5DB" w:sz="6"/>
+            </w:tcBorders>
+            <w:shd w:fill="FFFFFF" w:color="auto" w:val="clear"/>
+            <w:tcMar>
+              <w:top w:type="dxa" w:w="120"/>
+              <w:left w:type="dxa" w:w="140"/>
+              <w:bottom w:type="dxa" w:w="120"/>
+              <w:right w:type="dxa" w:w="140"/>
+            </w:tcMar>
+          </w:tcPr>
+          <w:p>
+            <w:pPr>
+              <w:spacing w:after="0" w:before="0"/>
+            </w:pPr>
+            <w:r>
+              <w:rPr>
+                <w:rFonts w:ascii="Calibri" w:cs="Calibri" w:eastAsia="Calibri" w:hAnsi="Calibri"/>
+                <w:b/>
+                <w:bCs/>
+                <w:color w:val="1B1B1E"/>
+                <w:sz w:val="20"/>
+                <w:szCs w:val="20"/>
+              </w:rPr>
+              <w:t xml:space="preserve">The path you would name today</w:t>
+            </w:r>
+          </w:p>
+        </w:tc>
+        <w:tc>
+          <w:tcPr>
+            <w:tcW w:type="dxa" w:w="2253"/>
+            <w:tcBorders>
+              <w:top w:val="single" w:color="D1D5DB" w:sz="6"/>
+              <w:left w:val="single" w:color="D1D5DB" w:sz="6"/>
+              <w:bottom w:val="single" w:color="D1D5DB" w:sz="6"/>
+              <w:right w:val="single" w:color="D1D5DB" w:sz="6"/>
+            </w:tcBorders>
+            <w:shd w:fill="FFFFFF" w:color="auto" w:val="clear"/>
+            <w:tcMar>
+              <w:top w:type="dxa" w:w="120"/>
+              <w:left w:type="dxa" w:w="140"/>
+              <w:bottom w:type="dxa" w:w="120"/>
+              <w:right w:type="dxa" w:w="140"/>
+            </w:tcMar>
+          </w:tcPr>
+          <w:p>
+            <w:pPr>
+              <w:spacing w:after="120" w:before="0"/>
+            </w:pPr>
+            <w:r>
+              <w:rPr>
+                <w:rFonts w:ascii="Calibri" w:cs="Calibri" w:eastAsia="Calibri" w:hAnsi="Calibri"/>
+                <w:color w:val="1B1B1E"/>
+                <w:sz w:val="22"/>
+                <w:szCs w:val="22"/>
+              </w:rPr>
+              <w:t xml:space="preserve"> </w:t>
+            </w:r>
+          </w:p>
+        </w:tc>
+        <w:tc>
+          <w:tcPr>
+            <w:tcW w:type="dxa" w:w="2253"/>
+            <w:tcBorders>
+              <w:top w:val="single" w:color="D1D5DB" w:sz="6"/>
+              <w:left w:val="single" w:color="D1D5DB" w:sz="6"/>
+              <w:bottom w:val="single" w:color="D1D5DB" w:sz="6"/>
+              <w:right w:val="single" w:color="D1D5DB" w:sz="6"/>
+            </w:tcBorders>
+            <w:shd w:fill="FFFFFF" w:color="auto" w:val="clear"/>
+            <w:tcMar>
+              <w:top w:type="dxa" w:w="120"/>
+              <w:left w:type="dxa" w:w="140"/>
+              <w:bottom w:type="dxa" w:w="120"/>
+              <w:right w:type="dxa" w:w="140"/>
+            </w:tcMar>
+          </w:tcPr>
+          <w:p>
+            <w:pPr>
+              <w:spacing w:after="120" w:before="0"/>
+            </w:pPr>
+            <w:r>
+              <w:rPr>
+                <w:rFonts w:ascii="Calibri" w:cs="Calibri" w:eastAsia="Calibri" w:hAnsi="Calibri"/>
+                <w:color w:val="1B1B1E"/>
+                <w:sz w:val="22"/>
+                <w:szCs w:val="22"/>
+              </w:rPr>
+              <w:t xml:space="preserve"> </w:t>
+            </w:r>
+          </w:p>
+        </w:tc>
+        <w:tc>
+          <w:tcPr>
+            <w:tcW w:type="dxa" w:w="2253"/>
+            <w:tcBorders>
+              <w:top w:val="single" w:color="D1D5DB" w:sz="6"/>
+              <w:left w:val="single" w:color="D1D5DB" w:sz="6"/>
+              <w:bottom w:val="single" w:color="D1D5DB" w:sz="6"/>
+              <w:right w:val="single" w:color="D1D5DB" w:sz="6"/>
+            </w:tcBorders>
+            <w:shd w:fill="FFFFFF" w:color="auto" w:val="clear"/>
+            <w:tcMar>
+              <w:top w:type="dxa" w:w="120"/>
+              <w:left w:type="dxa" w:w="140"/>
+              <w:bottom w:type="dxa" w:w="120"/>
+              <w:right w:type="dxa" w:w="140"/>
+            </w:tcMar>
+          </w:tcPr>
+          <w:p>
+            <w:pPr>
+              <w:spacing w:after="120" w:before="0"/>
+            </w:pPr>
+            <w:r>
+              <w:rPr>
+                <w:rFonts w:ascii="Calibri" w:cs="Calibri" w:eastAsia="Calibri" w:hAnsi="Calibri"/>
+                <w:color w:val="1B1B1E"/>
+                <w:sz w:val="22"/>
+                <w:szCs w:val="22"/>
+              </w:rPr>
+              <w:t xml:space="preserve"> </w:t>
+            </w:r>
+          </w:p>
+        </w:tc>
+      </w:tr>
+      <w:tr>
+        <w:trPr>
+          <w:trHeight w:val="640" w:hRule="atLeast"/>
+        </w:trPr>
+        <w:tc>
+          <w:tcPr>
+            <w:tcW w:type="dxa" w:w="2600"/>
+            <w:tcBorders>
+              <w:top w:val="single" w:color="D1D5DB" w:sz="6"/>
+              <w:left w:val="single" w:color="D1D5DB" w:sz="6"/>
+              <w:bottom w:val="single" w:color="D1D5DB" w:sz="6"/>
+              <w:right w:val="single" w:color="D1D5DB" w:sz="6"/>
+            </w:tcBorders>
+            <w:shd w:fill="FFFFFF" w:color="auto" w:val="clear"/>
+            <w:tcMar>
+              <w:top w:type="dxa" w:w="120"/>
+              <w:left w:type="dxa" w:w="140"/>
+              <w:bottom w:type="dxa" w:w="120"/>
+              <w:right w:type="dxa" w:w="140"/>
+            </w:tcMar>
+          </w:tcPr>
+          <w:p>
+            <w:pPr>
+              <w:spacing w:after="0" w:before="0"/>
+            </w:pPr>
+            <w:r>
+              <w:rPr>
+                <w:rFonts w:ascii="Calibri" w:cs="Calibri" w:eastAsia="Calibri" w:hAnsi="Calibri"/>
+                <w:b/>
+                <w:bCs/>
+                <w:color w:val="1B1B1E"/>
+                <w:sz w:val="20"/>
+                <w:szCs w:val="20"/>
+              </w:rPr>
+              <w:t xml:space="preserve">Your pay floor</w:t>
+            </w:r>
+          </w:p>
+        </w:tc>
+        <w:tc>
+          <w:tcPr>
+            <w:tcW w:type="dxa" w:w="2253"/>
+            <w:tcBorders>
+              <w:top w:val="single" w:color="D1D5DB" w:sz="6"/>
+              <w:left w:val="single" w:color="D1D5DB" w:sz="6"/>
+              <w:bottom w:val="single" w:color="D1D5DB" w:sz="6"/>
+              <w:right w:val="single" w:color="D1D5DB" w:sz="6"/>
+            </w:tcBorders>
+            <w:shd w:fill="FFFFFF" w:color="auto" w:val="clear"/>
+            <w:tcMar>
+              <w:top w:type="dxa" w:w="120"/>
+              <w:left w:type="dxa" w:w="140"/>
+              <w:bottom w:type="dxa" w:w="120"/>
+              <w:right w:type="dxa" w:w="140"/>
+            </w:tcMar>
+          </w:tcPr>
+          <w:p>
+            <w:pPr>
+              <w:spacing w:after="120" w:before="0"/>
+            </w:pPr>
+            <w:r>
+              <w:rPr>
+                <w:rFonts w:ascii="Calibri" w:cs="Calibri" w:eastAsia="Calibri" w:hAnsi="Calibri"/>
+                <w:color w:val="1B1B1E"/>
+                <w:sz w:val="22"/>
+                <w:szCs w:val="22"/>
+              </w:rPr>
+              <w:t xml:space="preserve"> </w:t>
+            </w:r>
+          </w:p>
+        </w:tc>
+        <w:tc>
+          <w:tcPr>
+            <w:tcW w:type="dxa" w:w="2253"/>
+            <w:tcBorders>
+              <w:top w:val="single" w:color="D1D5DB" w:sz="6"/>
+              <w:left w:val="single" w:color="D1D5DB" w:sz="6"/>
+              <w:bottom w:val="single" w:color="D1D5DB" w:sz="6"/>
+              <w:right w:val="single" w:color="D1D5DB" w:sz="6"/>
+            </w:tcBorders>
+            <w:shd w:fill="FFFFFF" w:color="auto" w:val="clear"/>
+            <w:tcMar>
+              <w:top w:type="dxa" w:w="120"/>
+              <w:left w:type="dxa" w:w="140"/>
+              <w:bottom w:type="dxa" w:w="120"/>
+              <w:right w:type="dxa" w:w="140"/>
+            </w:tcMar>
+          </w:tcPr>
+          <w:p>
+            <w:pPr>
+              <w:spacing w:after="120" w:before="0"/>
+            </w:pPr>
+            <w:r>
+              <w:rPr>
+                <w:rFonts w:ascii="Calibri" w:cs="Calibri" w:eastAsia="Calibri" w:hAnsi="Calibri"/>
+                <w:color w:val="1B1B1E"/>
+                <w:sz w:val="22"/>
+                <w:szCs w:val="22"/>
+              </w:rPr>
+              <w:t xml:space="preserve"> </w:t>
+            </w:r>
+          </w:p>
+        </w:tc>
+        <w:tc>
+          <w:tcPr>
+            <w:tcW w:type="dxa" w:w="2253"/>
+            <w:tcBorders>
+              <w:top w:val="single" w:color="D1D5DB" w:sz="6"/>
+              <w:left w:val="single" w:color="D1D5DB" w:sz="6"/>
+              <w:bottom w:val="single" w:color="D1D5DB" w:sz="6"/>
+              <w:right w:val="single" w:color="D1D5DB" w:sz="6"/>
+            </w:tcBorders>
+            <w:shd w:fill="FFFFFF" w:color="auto" w:val="clear"/>
+            <w:tcMar>
+              <w:top w:type="dxa" w:w="120"/>
+              <w:left w:type="dxa" w:w="140"/>
+              <w:bottom w:type="dxa" w:w="120"/>
+              <w:right w:type="dxa" w:w="140"/>
+            </w:tcMar>
+          </w:tcPr>
+          <w:p>
+            <w:pPr>
+              <w:spacing w:after="120" w:before="0"/>
+            </w:pPr>
+            <w:r>
+              <w:rPr>
+                <w:rFonts w:ascii="Calibri" w:cs="Calibri" w:eastAsia="Calibri" w:hAnsi="Calibri"/>
+                <w:color w:val="1B1B1E"/>
+                <w:sz w:val="22"/>
+                <w:szCs w:val="22"/>
+              </w:rPr>
+              <w:t xml:space="preserve"> </w:t>
+            </w:r>
+          </w:p>
+        </w:tc>
+      </w:tr>
+    </w:tbl>
+    <w:p>
+      <w:pPr>
+        <w:spacing w:after="80" w:before="280"/>
+      </w:pPr>
+      <w:r>
+        <w:rPr>
+          <w:rFonts w:ascii="Calibri" w:cs="Calibri" w:eastAsia="Calibri" w:hAnsi="Calibri"/>
+          <w:b/>
+          <w:bCs/>
+          <w:color w:val="1B1B1E"/>
+          <w:sz w:val="22"/>
+          <w:szCs w:val="22"/>
+        </w:rPr>
+        <w:t xml:space="preserve">Where you are going, in one sentence. Write a new one each time rather than editing the old one.</w:t>
       </w:r>
     </w:p>
     <w:p>
@@ -3887,7 +3717,7 @@
           <w:sz w:val="20"/>
           <w:szCs w:val="20"/>
         </w:rPr>
-        <w:t xml:space="preserve">Fill this in afterwards. People are almost always less surprised than you expect them to be.</w:t>
+        <w:t xml:space="preserve">Three sentences by week twelve. The first one is usually about leaving and the last one usually is not.</w:t>
       </w:r>
     </w:p>
     <w:tbl>
@@ -3957,6 +3787,59 @@
       </w:r>
     </w:p>
     <w:p>
+      <w:r>
+        <w:br w:type="page"/>
+      </w:r>
+    </w:p>
+    <w:p>
+      <w:pPr>
+        <w:spacing w:after="60" w:before="120"/>
+      </w:pPr>
+      <w:r>
+        <w:rPr>
+          <w:rFonts w:ascii="Calibri" w:cs="Calibri" w:eastAsia="Calibri" w:hAnsi="Calibri"/>
+          <w:b/>
+          <w:bCs/>
+          <w:color w:val="2D6A4F"/>
+          <w:spacing w:val="30"/>
+          <w:sz w:val="17"/>
+          <w:szCs w:val="17"/>
+        </w:rPr>
+        <w:t xml:space="preserve">MODULE 1 · SUNK COST</w:t>
+      </w:r>
+    </w:p>
+    <w:p>
+      <w:pPr>
+        <w:pStyle w:val="Heading1"/>
+        <w:spacing w:after="60" w:before="0"/>
+      </w:pPr>
+      <w:r>
+        <w:rPr>
+          <w:rFonts w:ascii="Georgia" w:cs="Georgia" w:eastAsia="Georgia" w:hAnsi="Georgia"/>
+          <w:b/>
+          <w:bCs/>
+          <w:color w:val="1B1B1E"/>
+          <w:sz w:val="40"/>
+          <w:szCs w:val="40"/>
+        </w:rPr>
+        <w:t xml:space="preserve">Why leaving isn’t a wasted degree</w:t>
+      </w:r>
+    </w:p>
+    <w:p>
+      <w:pPr>
+        <w:spacing w:after="320" w:before="0"/>
+      </w:pPr>
+      <w:r>
+        <w:rPr>
+          <w:rFonts w:ascii="Calibri" w:cs="Calibri" w:eastAsia="Calibri" w:hAnsi="Calibri"/>
+          <w:color w:val="6B7280"/>
+          <w:sz w:val="22"/>
+          <w:szCs w:val="22"/>
+        </w:rPr>
+        <w:t xml:space="preserve">The years and the debt are already spent either way. This is where you stop counting them as a reason to stay.</w:t>
+      </w:r>
+    </w:p>
+    <w:p>
       <w:pPr>
         <w:spacing w:after="80" w:before="280"/>
       </w:pPr>
@@ -3969,7 +3852,1733 @@
           <w:sz w:val="22"/>
           <w:szCs w:val="22"/>
         </w:rPr>
+        <w:t xml:space="preserve">Write it exactly as it sounds in your head. Not the reasonable version.</w:t>
+      </w:r>
+    </w:p>
+    <w:p>
+      <w:pPr>
+        <w:spacing w:after="100" w:before="0"/>
+      </w:pPr>
+      <w:r>
+        <w:rPr>
+          <w:rFonts w:ascii="Calibri" w:cs="Calibri" w:eastAsia="Calibri" w:hAnsi="Calibri"/>
+          <w:color w:val="6B7280"/>
+          <w:sz w:val="20"/>
+          <w:szCs w:val="20"/>
+        </w:rPr>
+        <w:t xml:space="preserve">It usually starts with “after all that” or “I should be able to”.</w:t>
+      </w:r>
+    </w:p>
+    <w:tbl>
+      <w:tblPr>
+        <w:tblW w:type="dxa" w:w="9360"/>
+        <w:tblBorders>
+          <w:top w:val="single" w:color="auto" w:sz="4"/>
+          <w:left w:val="single" w:color="auto" w:sz="4"/>
+          <w:bottom w:val="single" w:color="auto" w:sz="4"/>
+          <w:right w:val="single" w:color="auto" w:sz="4"/>
+          <w:insideH w:val="single" w:color="auto" w:sz="4"/>
+          <w:insideV w:val="single" w:color="auto" w:sz="4"/>
+        </w:tblBorders>
+      </w:tblPr>
+      <w:tblGrid>
+        <w:gridCol w:w="9360"/>
+      </w:tblGrid>
+      <w:tr>
+        <w:trPr>
+          <w:trHeight w:val="1360" w:hRule="atLeast"/>
+        </w:trPr>
+        <w:tc>
+          <w:tcPr>
+            <w:tcW w:type="dxa" w:w="9360"/>
+            <w:tcBorders>
+              <w:top w:val="single" w:color="D1D5DB" w:sz="6"/>
+              <w:left w:val="single" w:color="D1D5DB" w:sz="6"/>
+              <w:bottom w:val="single" w:color="D1D5DB" w:sz="6"/>
+              <w:right w:val="single" w:color="D1D5DB" w:sz="6"/>
+            </w:tcBorders>
+            <w:shd w:fill="FFFFFF" w:color="auto" w:val="clear"/>
+            <w:tcMar>
+              <w:top w:type="dxa" w:w="140"/>
+              <w:left w:type="dxa" w:w="160"/>
+              <w:bottom w:type="dxa" w:w="140"/>
+              <w:right w:type="dxa" w:w="160"/>
+            </w:tcMar>
+          </w:tcPr>
+          <w:p>
+            <w:pPr>
+              <w:spacing w:after="120" w:before="0"/>
+            </w:pPr>
+            <w:r>
+              <w:rPr>
+                <w:rFonts w:ascii="Calibri" w:cs="Calibri" w:eastAsia="Calibri" w:hAnsi="Calibri"/>
+                <w:color w:val="1B1B1E"/>
+                <w:sz w:val="22"/>
+                <w:szCs w:val="22"/>
+              </w:rPr>
+              <w:t xml:space="preserve"> </w:t>
+            </w:r>
+          </w:p>
+        </w:tc>
+      </w:tr>
+    </w:tbl>
+    <w:p>
+      <w:pPr>
+        <w:spacing w:after="200" w:before="0" w:line="120"/>
+      </w:pPr>
+      <w:r>
+        <w:rPr>
+          <w:rFonts w:ascii="Calibri" w:cs="Calibri" w:eastAsia="Calibri" w:hAnsi="Calibri"/>
+          <w:sz w:val="8"/>
+          <w:szCs w:val="8"/>
+        </w:rPr>
+        <w:t xml:space="preserve"/>
+      </w:r>
+    </w:p>
+    <w:p>
+      <w:pPr>
+        <w:spacing w:after="120" w:before="0" w:line="120"/>
+      </w:pPr>
+      <w:r>
+        <w:rPr>
+          <w:rFonts w:ascii="Calibri" w:cs="Calibri" w:eastAsia="Calibri" w:hAnsi="Calibri"/>
+          <w:sz w:val="8"/>
+          <w:szCs w:val="8"/>
+        </w:rPr>
+        <w:t xml:space="preserve"/>
+      </w:r>
+    </w:p>
+    <w:tbl>
+      <w:tblPr>
+        <w:tblW w:type="dxa" w:w="9360"/>
+        <w:tblBorders>
+          <w:top w:val="single" w:color="auto" w:sz="4"/>
+          <w:left w:val="single" w:color="auto" w:sz="4"/>
+          <w:bottom w:val="single" w:color="auto" w:sz="4"/>
+          <w:right w:val="single" w:color="auto" w:sz="4"/>
+          <w:insideH w:val="single" w:color="auto" w:sz="4"/>
+          <w:insideV w:val="single" w:color="auto" w:sz="4"/>
+        </w:tblBorders>
+      </w:tblPr>
+      <w:tblGrid>
+        <w:gridCol w:w="9360"/>
+      </w:tblGrid>
+      <w:tr>
+        <w:tc>
+          <w:tcPr>
+            <w:tcW w:type="dxa" w:w="9360"/>
+            <w:tcBorders>
+              <w:top w:val="none"/>
+              <w:left w:val="single" w:color="2D6A4F" w:sz="24"/>
+              <w:bottom w:val="none"/>
+              <w:right w:val="none"/>
+            </w:tcBorders>
+            <w:shd w:fill="F0FAF3" w:color="auto" w:val="clear"/>
+            <w:tcMar>
+              <w:top w:type="dxa" w:w="120"/>
+              <w:left w:type="dxa" w:w="200"/>
+              <w:bottom w:type="dxa" w:w="120"/>
+              <w:right w:type="dxa" w:w="200"/>
+            </w:tcMar>
+          </w:tcPr>
+          <w:p>
+            <w:pPr>
+              <w:spacing w:after="0" w:before="0"/>
+            </w:pPr>
+            <w:r>
+              <w:rPr>
+                <w:rFonts w:ascii="Calibri" w:cs="Calibri" w:eastAsia="Calibri" w:hAnsi="Calibri"/>
+                <w:i/>
+                <w:iCs/>
+                <w:color w:val="1B1B1E"/>
+                <w:sz w:val="22"/>
+                <w:szCs w:val="22"/>
+              </w:rPr>
+              <w:t xml:space="preserve">“I know it's the sunken cost fallacy but it's so hard to quit after putting so much time, money, and effort into this career.”</w:t>
+            </w:r>
+            <w:r>
+              <w:rPr>
+                <w:rFonts w:ascii="Calibri" w:cs="Calibri" w:eastAsia="Calibri" w:hAnsi="Calibri"/>
+                <w:color w:val="6B7280"/>
+                <w:sz w:val="18"/>
+                <w:szCs w:val="18"/>
+              </w:rPr>
+              <w:t xml:space="preserve">   an SLP, r/slp</w:t>
+            </w:r>
+          </w:p>
+        </w:tc>
+      </w:tr>
+    </w:tbl>
+    <w:p>
+      <w:pPr>
+        <w:spacing w:after="200" w:before="0" w:line="120"/>
+      </w:pPr>
+      <w:r>
+        <w:rPr>
+          <w:rFonts w:ascii="Calibri" w:cs="Calibri" w:eastAsia="Calibri" w:hAnsi="Calibri"/>
+          <w:sz w:val="8"/>
+          <w:szCs w:val="8"/>
+        </w:rPr>
+        <w:t xml:space="preserve"/>
+      </w:r>
+    </w:p>
+    <w:p>
+      <w:pPr>
+        <w:spacing w:after="80" w:before="280"/>
+      </w:pPr>
+      <w:r>
+        <w:rPr>
+          <w:rFonts w:ascii="Calibri" w:cs="Calibri" w:eastAsia="Calibri" w:hAnsi="Calibri"/>
+          <w:b/>
+          <w:bCs/>
+          <w:color w:val="1B1B1E"/>
+          <w:sz w:val="22"/>
+          <w:szCs w:val="22"/>
+        </w:rPr>
+        <w:t xml:space="preserve">Who taught you that sentence? A supervisor, a cohort, a parent, yourself at twenty-four.</w:t>
+      </w:r>
+    </w:p>
+    <w:tbl>
+      <w:tblPr>
+        <w:tblW w:type="dxa" w:w="9360"/>
+        <w:tblBorders>
+          <w:top w:val="single" w:color="auto" w:sz="4"/>
+          <w:left w:val="single" w:color="auto" w:sz="4"/>
+          <w:bottom w:val="single" w:color="auto" w:sz="4"/>
+          <w:right w:val="single" w:color="auto" w:sz="4"/>
+          <w:insideH w:val="single" w:color="auto" w:sz="4"/>
+          <w:insideV w:val="single" w:color="auto" w:sz="4"/>
+        </w:tblBorders>
+      </w:tblPr>
+      <w:tblGrid>
+        <w:gridCol w:w="9360"/>
+      </w:tblGrid>
+      <w:tr>
+        <w:trPr>
+          <w:trHeight w:val="1060" w:hRule="atLeast"/>
+        </w:trPr>
+        <w:tc>
+          <w:tcPr>
+            <w:tcW w:type="dxa" w:w="9360"/>
+            <w:tcBorders>
+              <w:top w:val="single" w:color="D1D5DB" w:sz="6"/>
+              <w:left w:val="single" w:color="D1D5DB" w:sz="6"/>
+              <w:bottom w:val="single" w:color="D1D5DB" w:sz="6"/>
+              <w:right w:val="single" w:color="D1D5DB" w:sz="6"/>
+            </w:tcBorders>
+            <w:shd w:fill="FFFFFF" w:color="auto" w:val="clear"/>
+            <w:tcMar>
+              <w:top w:type="dxa" w:w="140"/>
+              <w:left w:type="dxa" w:w="160"/>
+              <w:bottom w:type="dxa" w:w="140"/>
+              <w:right w:type="dxa" w:w="160"/>
+            </w:tcMar>
+          </w:tcPr>
+          <w:p>
+            <w:pPr>
+              <w:spacing w:after="120" w:before="0"/>
+            </w:pPr>
+            <w:r>
+              <w:rPr>
+                <w:rFonts w:ascii="Calibri" w:cs="Calibri" w:eastAsia="Calibri" w:hAnsi="Calibri"/>
+                <w:color w:val="1B1B1E"/>
+                <w:sz w:val="22"/>
+                <w:szCs w:val="22"/>
+              </w:rPr>
+              <w:t xml:space="preserve"> </w:t>
+            </w:r>
+          </w:p>
+        </w:tc>
+      </w:tr>
+    </w:tbl>
+    <w:p>
+      <w:pPr>
+        <w:spacing w:after="200" w:before="0" w:line="120"/>
+      </w:pPr>
+      <w:r>
+        <w:rPr>
+          <w:rFonts w:ascii="Calibri" w:cs="Calibri" w:eastAsia="Calibri" w:hAnsi="Calibri"/>
+          <w:sz w:val="8"/>
+          <w:szCs w:val="8"/>
+        </w:rPr>
+        <w:t xml:space="preserve"/>
+      </w:r>
+    </w:p>
+    <w:p>
+      <w:pPr>
+        <w:spacing w:after="80" w:before="280"/>
+      </w:pPr>
+      <w:r>
+        <w:rPr>
+          <w:rFonts w:ascii="Calibri" w:cs="Calibri" w:eastAsia="Calibri" w:hAnsi="Calibri"/>
+          <w:b/>
+          <w:bCs/>
+          <w:color w:val="1B1B1E"/>
+          <w:sz w:val="22"/>
+          <w:szCs w:val="22"/>
+        </w:rPr>
+        <w:t xml:space="preserve">What would you say to a CF who said it to you, word for word?</w:t>
+      </w:r>
+    </w:p>
+    <w:p>
+      <w:pPr>
+        <w:spacing w:after="100" w:before="0"/>
+      </w:pPr>
+      <w:r>
+        <w:rPr>
+          <w:rFonts w:ascii="Calibri" w:cs="Calibri" w:eastAsia="Calibri" w:hAnsi="Calibri"/>
+          <w:color w:val="6B7280"/>
+          <w:sz w:val="20"/>
+          <w:szCs w:val="20"/>
+        </w:rPr>
+        <w:t xml:space="preserve">People are consistently kinder to a hypothetical CF than to themselves. Use the kinder version.</w:t>
+      </w:r>
+    </w:p>
+    <w:tbl>
+      <w:tblPr>
+        <w:tblW w:type="dxa" w:w="9360"/>
+        <w:tblBorders>
+          <w:top w:val="single" w:color="auto" w:sz="4"/>
+          <w:left w:val="single" w:color="auto" w:sz="4"/>
+          <w:bottom w:val="single" w:color="auto" w:sz="4"/>
+          <w:right w:val="single" w:color="auto" w:sz="4"/>
+          <w:insideH w:val="single" w:color="auto" w:sz="4"/>
+          <w:insideV w:val="single" w:color="auto" w:sz="4"/>
+        </w:tblBorders>
+      </w:tblPr>
+      <w:tblGrid>
+        <w:gridCol w:w="9360"/>
+      </w:tblGrid>
+      <w:tr>
+        <w:trPr>
+          <w:trHeight w:val="1660" w:hRule="atLeast"/>
+        </w:trPr>
+        <w:tc>
+          <w:tcPr>
+            <w:tcW w:type="dxa" w:w="9360"/>
+            <w:tcBorders>
+              <w:top w:val="single" w:color="D1D5DB" w:sz="6"/>
+              <w:left w:val="single" w:color="D1D5DB" w:sz="6"/>
+              <w:bottom w:val="single" w:color="D1D5DB" w:sz="6"/>
+              <w:right w:val="single" w:color="D1D5DB" w:sz="6"/>
+            </w:tcBorders>
+            <w:shd w:fill="FFFFFF" w:color="auto" w:val="clear"/>
+            <w:tcMar>
+              <w:top w:type="dxa" w:w="140"/>
+              <w:left w:type="dxa" w:w="160"/>
+              <w:bottom w:type="dxa" w:w="140"/>
+              <w:right w:type="dxa" w:w="160"/>
+            </w:tcMar>
+          </w:tcPr>
+          <w:p>
+            <w:pPr>
+              <w:spacing w:after="120" w:before="0"/>
+            </w:pPr>
+            <w:r>
+              <w:rPr>
+                <w:rFonts w:ascii="Calibri" w:cs="Calibri" w:eastAsia="Calibri" w:hAnsi="Calibri"/>
+                <w:color w:val="1B1B1E"/>
+                <w:sz w:val="22"/>
+                <w:szCs w:val="22"/>
+              </w:rPr>
+              <w:t xml:space="preserve"> </w:t>
+            </w:r>
+          </w:p>
+        </w:tc>
+      </w:tr>
+    </w:tbl>
+    <w:p>
+      <w:pPr>
+        <w:spacing w:after="200" w:before="0" w:line="120"/>
+      </w:pPr>
+      <w:r>
+        <w:rPr>
+          <w:rFonts w:ascii="Calibri" w:cs="Calibri" w:eastAsia="Calibri" w:hAnsi="Calibri"/>
+          <w:sz w:val="8"/>
+          <w:szCs w:val="8"/>
+        </w:rPr>
+        <w:t xml:space="preserve"/>
+      </w:r>
+    </w:p>
+    <w:p>
+      <w:r>
+        <w:br w:type="page"/>
+      </w:r>
+    </w:p>
+    <w:p>
+      <w:pPr>
+        <w:spacing w:after="60" w:before="120"/>
+      </w:pPr>
+      <w:r>
+        <w:rPr>
+          <w:rFonts w:ascii="Calibri" w:cs="Calibri" w:eastAsia="Calibri" w:hAnsi="Calibri"/>
+          <w:b/>
+          <w:bCs/>
+          <w:color w:val="2D6A4F"/>
+          <w:spacing w:val="30"/>
+          <w:sz w:val="17"/>
+          <w:szCs w:val="17"/>
+        </w:rPr>
+        <w:t xml:space="preserve">MODULE 1 · THE CHECKPOINT</w:t>
+      </w:r>
+    </w:p>
+    <w:p>
+      <w:pPr>
+        <w:pStyle w:val="Heading1"/>
+        <w:spacing w:after="60" w:before="0"/>
+      </w:pPr>
+      <w:r>
+        <w:rPr>
+          <w:rFonts w:ascii="Georgia" w:cs="Georgia" w:eastAsia="Georgia" w:hAnsi="Georgia"/>
+          <w:b/>
+          <w:bCs/>
+          <w:color w:val="1B1B1E"/>
+          <w:sz w:val="40"/>
+          <w:szCs w:val="40"/>
+        </w:rPr>
+        <w:t xml:space="preserve">Your why, in writing</w:t>
+      </w:r>
+    </w:p>
+    <w:p>
+      <w:pPr>
+        <w:spacing w:after="320" w:before="0"/>
+      </w:pPr>
+      <w:r>
+        <w:rPr>
+          <w:rFonts w:ascii="Calibri" w:cs="Calibri" w:eastAsia="Calibri" w:hAnsi="Calibri"/>
+          <w:color w:val="6B7280"/>
+          <w:sz w:val="22"/>
+          <w:szCs w:val="22"/>
+        </w:rPr>
+        <w:t xml:space="preserve">What you want to leave, in your own words, so you know what you are looking for in the next job.</w:t>
+      </w:r>
+    </w:p>
+    <w:p>
+      <w:pPr>
+        <w:spacing w:after="80" w:before="280"/>
+      </w:pPr>
+      <w:r>
+        <w:rPr>
+          <w:rFonts w:ascii="Calibri" w:cs="Calibri" w:eastAsia="Calibri" w:hAnsi="Calibri"/>
+          <w:b/>
+          <w:bCs/>
+          <w:color w:val="1B1B1E"/>
+          <w:sz w:val="22"/>
+          <w:szCs w:val="22"/>
+        </w:rPr>
+        <w:t xml:space="preserve">Everything you want to leave. Names, days, specific meetings, the thing you have never said out loud. Do not soften it.</w:t>
+      </w:r>
+    </w:p>
+    <w:p>
+      <w:pPr>
+        <w:spacing w:after="100" w:before="0"/>
+      </w:pPr>
+      <w:r>
+        <w:rPr>
+          <w:rFonts w:ascii="Calibri" w:cs="Calibri" w:eastAsia="Calibri" w:hAnsi="Calibri"/>
+          <w:color w:val="6B7280"/>
+          <w:sz w:val="20"/>
+          <w:szCs w:val="20"/>
+        </w:rPr>
+        <w:t xml:space="preserve">Nobody reads this.</w:t>
+      </w:r>
+    </w:p>
+    <w:tbl>
+      <w:tblPr>
+        <w:tblW w:type="dxa" w:w="9360"/>
+        <w:tblBorders>
+          <w:top w:val="single" w:color="auto" w:sz="4"/>
+          <w:left w:val="single" w:color="auto" w:sz="4"/>
+          <w:bottom w:val="single" w:color="auto" w:sz="4"/>
+          <w:right w:val="single" w:color="auto" w:sz="4"/>
+          <w:insideH w:val="single" w:color="auto" w:sz="4"/>
+          <w:insideV w:val="single" w:color="auto" w:sz="4"/>
+        </w:tblBorders>
+      </w:tblPr>
+      <w:tblGrid>
+        <w:gridCol w:w="9360"/>
+      </w:tblGrid>
+      <w:tr>
+        <w:trPr>
+          <w:trHeight w:val="3160" w:hRule="atLeast"/>
+        </w:trPr>
+        <w:tc>
+          <w:tcPr>
+            <w:tcW w:type="dxa" w:w="9360"/>
+            <w:tcBorders>
+              <w:top w:val="single" w:color="D1D5DB" w:sz="6"/>
+              <w:left w:val="single" w:color="D1D5DB" w:sz="6"/>
+              <w:bottom w:val="single" w:color="D1D5DB" w:sz="6"/>
+              <w:right w:val="single" w:color="D1D5DB" w:sz="6"/>
+            </w:tcBorders>
+            <w:shd w:fill="FFFFFF" w:color="auto" w:val="clear"/>
+            <w:tcMar>
+              <w:top w:type="dxa" w:w="140"/>
+              <w:left w:type="dxa" w:w="160"/>
+              <w:bottom w:type="dxa" w:w="140"/>
+              <w:right w:type="dxa" w:w="160"/>
+            </w:tcMar>
+          </w:tcPr>
+          <w:p>
+            <w:pPr>
+              <w:spacing w:after="120" w:before="0"/>
+            </w:pPr>
+            <w:r>
+              <w:rPr>
+                <w:rFonts w:ascii="Calibri" w:cs="Calibri" w:eastAsia="Calibri" w:hAnsi="Calibri"/>
+                <w:color w:val="1B1B1E"/>
+                <w:sz w:val="22"/>
+                <w:szCs w:val="22"/>
+              </w:rPr>
+              <w:t xml:space="preserve"> </w:t>
+            </w:r>
+          </w:p>
+        </w:tc>
+      </w:tr>
+    </w:tbl>
+    <w:p>
+      <w:pPr>
+        <w:spacing w:after="200" w:before="0" w:line="120"/>
+      </w:pPr>
+      <w:r>
+        <w:rPr>
+          <w:rFonts w:ascii="Calibri" w:cs="Calibri" w:eastAsia="Calibri" w:hAnsi="Calibri"/>
+          <w:sz w:val="8"/>
+          <w:szCs w:val="8"/>
+        </w:rPr>
+        <w:t xml:space="preserve"/>
+      </w:r>
+    </w:p>
+    <w:p>
+      <w:pPr>
+        <w:spacing w:after="80" w:before="280"/>
+      </w:pPr>
+      <w:r>
+        <w:rPr>
+          <w:rFonts w:ascii="Calibri" w:cs="Calibri" w:eastAsia="Calibri" w:hAnsi="Calibri"/>
+          <w:b/>
+          <w:bCs/>
+          <w:color w:val="1B1B1E"/>
+          <w:sz w:val="22"/>
+          <w:szCs w:val="22"/>
+        </w:rPr>
+        <w:t xml:space="preserve">Read it back, and mark the three that would still be true in a different building.</w:t>
+      </w:r>
+    </w:p>
+    <w:p>
+      <w:pPr>
+        <w:spacing w:after="100" w:before="0"/>
+      </w:pPr>
+      <w:r>
+        <w:rPr>
+          <w:rFonts w:ascii="Calibri" w:cs="Calibri" w:eastAsia="Calibri" w:hAnsi="Calibri"/>
+          <w:color w:val="6B7280"/>
+          <w:sz w:val="20"/>
+          <w:szCs w:val="20"/>
+        </w:rPr>
+        <w:t xml:space="preserve">Those three are about the work. Everything else is about this job, and that is a different problem with a faster fix.</w:t>
+      </w:r>
+    </w:p>
+    <w:tbl>
+      <w:tblPr>
+        <w:tblW w:type="dxa" w:w="9360"/>
+        <w:tblBorders>
+          <w:top w:val="single" w:color="auto" w:sz="4"/>
+          <w:left w:val="single" w:color="auto" w:sz="4"/>
+          <w:bottom w:val="single" w:color="auto" w:sz="4"/>
+          <w:right w:val="single" w:color="auto" w:sz="4"/>
+          <w:insideH w:val="single" w:color="auto" w:sz="4"/>
+          <w:insideV w:val="single" w:color="auto" w:sz="4"/>
+        </w:tblBorders>
+      </w:tblPr>
+      <w:tblGrid>
+        <w:gridCol w:w="9360"/>
+      </w:tblGrid>
+      <w:tr>
+        <w:trPr>
+          <w:trHeight w:val="1360" w:hRule="atLeast"/>
+        </w:trPr>
+        <w:tc>
+          <w:tcPr>
+            <w:tcW w:type="dxa" w:w="9360"/>
+            <w:tcBorders>
+              <w:top w:val="single" w:color="D1D5DB" w:sz="6"/>
+              <w:left w:val="single" w:color="D1D5DB" w:sz="6"/>
+              <w:bottom w:val="single" w:color="D1D5DB" w:sz="6"/>
+              <w:right w:val="single" w:color="D1D5DB" w:sz="6"/>
+            </w:tcBorders>
+            <w:shd w:fill="FFFFFF" w:color="auto" w:val="clear"/>
+            <w:tcMar>
+              <w:top w:type="dxa" w:w="140"/>
+              <w:left w:type="dxa" w:w="160"/>
+              <w:bottom w:type="dxa" w:w="140"/>
+              <w:right w:type="dxa" w:w="160"/>
+            </w:tcMar>
+          </w:tcPr>
+          <w:p>
+            <w:pPr>
+              <w:spacing w:after="120" w:before="0"/>
+            </w:pPr>
+            <w:r>
+              <w:rPr>
+                <w:rFonts w:ascii="Calibri" w:cs="Calibri" w:eastAsia="Calibri" w:hAnsi="Calibri"/>
+                <w:color w:val="1B1B1E"/>
+                <w:sz w:val="22"/>
+                <w:szCs w:val="22"/>
+              </w:rPr>
+              <w:t xml:space="preserve"> </w:t>
+            </w:r>
+          </w:p>
+        </w:tc>
+      </w:tr>
+    </w:tbl>
+    <w:p>
+      <w:pPr>
+        <w:spacing w:after="200" w:before="0" w:line="120"/>
+      </w:pPr>
+      <w:r>
+        <w:rPr>
+          <w:rFonts w:ascii="Calibri" w:cs="Calibri" w:eastAsia="Calibri" w:hAnsi="Calibri"/>
+          <w:sz w:val="8"/>
+          <w:szCs w:val="8"/>
+        </w:rPr>
+        <w:t xml:space="preserve"/>
+      </w:r>
+    </w:p>
+    <w:p>
+      <w:r>
+        <w:br w:type="page"/>
+      </w:r>
+    </w:p>
+    <w:p>
+      <w:pPr>
+        <w:spacing w:after="60" w:before="120"/>
+      </w:pPr>
+      <w:r>
+        <w:rPr>
+          <w:rFonts w:ascii="Calibri" w:cs="Calibri" w:eastAsia="Calibri" w:hAnsi="Calibri"/>
+          <w:b/>
+          <w:bCs/>
+          <w:color w:val="2D6A4F"/>
+          <w:spacing w:val="30"/>
+          <w:sz w:val="17"/>
+          <w:szCs w:val="17"/>
+        </w:rPr>
+        <w:t xml:space="preserve">MODULE 1 · WHAT YOU KEEP</w:t>
+      </w:r>
+    </w:p>
+    <w:p>
+      <w:pPr>
+        <w:pStyle w:val="Heading1"/>
+        <w:spacing w:after="60" w:before="0"/>
+      </w:pPr>
+      <w:r>
+        <w:rPr>
+          <w:rFonts w:ascii="Georgia" w:cs="Georgia" w:eastAsia="Georgia" w:hAnsi="Georgia"/>
+          <w:b/>
+          <w:bCs/>
+          <w:color w:val="1B1B1E"/>
+          <w:sz w:val="40"/>
+          <w:szCs w:val="40"/>
+        </w:rPr>
+        <w:t xml:space="preserve">What you’ll miss</w:t>
+      </w:r>
+    </w:p>
+    <w:p>
+      <w:pPr>
+        <w:spacing w:after="320" w:before="0"/>
+      </w:pPr>
+      <w:r>
+        <w:rPr>
+          <w:rFonts w:ascii="Calibri" w:cs="Calibri" w:eastAsia="Calibri" w:hAnsi="Calibri"/>
+          <w:color w:val="6B7280"/>
+          <w:sz w:val="22"/>
+          <w:szCs w:val="22"/>
+        </w:rPr>
+        <w:t xml:space="preserve">Name it now. The people who skip this are the ones who end up going back.</w:t>
+      </w:r>
+    </w:p>
+    <w:p>
+      <w:pPr>
+        <w:spacing w:after="80" w:before="280"/>
+      </w:pPr>
+      <w:r>
+        <w:rPr>
+          <w:rFonts w:ascii="Calibri" w:cs="Calibri" w:eastAsia="Calibri" w:hAnsi="Calibri"/>
+          <w:b/>
+          <w:bCs/>
+          <w:color w:val="1B1B1E"/>
+          <w:sz w:val="22"/>
+          <w:szCs w:val="22"/>
+        </w:rPr>
+        <w:t xml:space="preserve">Finish the sentence: I will miss being the person who …</w:t>
+      </w:r>
+    </w:p>
+    <w:tbl>
+      <w:tblPr>
+        <w:tblW w:type="dxa" w:w="9360"/>
+        <w:tblBorders>
+          <w:top w:val="single" w:color="auto" w:sz="4"/>
+          <w:left w:val="single" w:color="auto" w:sz="4"/>
+          <w:bottom w:val="single" w:color="auto" w:sz="4"/>
+          <w:right w:val="single" w:color="auto" w:sz="4"/>
+          <w:insideH w:val="single" w:color="auto" w:sz="4"/>
+          <w:insideV w:val="single" w:color="auto" w:sz="4"/>
+        </w:tblBorders>
+      </w:tblPr>
+      <w:tblGrid>
+        <w:gridCol w:w="9360"/>
+      </w:tblGrid>
+      <w:tr>
+        <w:trPr>
+          <w:trHeight w:val="1360" w:hRule="atLeast"/>
+        </w:trPr>
+        <w:tc>
+          <w:tcPr>
+            <w:tcW w:type="dxa" w:w="9360"/>
+            <w:tcBorders>
+              <w:top w:val="single" w:color="D1D5DB" w:sz="6"/>
+              <w:left w:val="single" w:color="D1D5DB" w:sz="6"/>
+              <w:bottom w:val="single" w:color="D1D5DB" w:sz="6"/>
+              <w:right w:val="single" w:color="D1D5DB" w:sz="6"/>
+            </w:tcBorders>
+            <w:shd w:fill="FFFFFF" w:color="auto" w:val="clear"/>
+            <w:tcMar>
+              <w:top w:type="dxa" w:w="140"/>
+              <w:left w:type="dxa" w:w="160"/>
+              <w:bottom w:type="dxa" w:w="140"/>
+              <w:right w:type="dxa" w:w="160"/>
+            </w:tcMar>
+          </w:tcPr>
+          <w:p>
+            <w:pPr>
+              <w:spacing w:after="120" w:before="0"/>
+            </w:pPr>
+            <w:r>
+              <w:rPr>
+                <w:rFonts w:ascii="Calibri" w:cs="Calibri" w:eastAsia="Calibri" w:hAnsi="Calibri"/>
+                <w:color w:val="1B1B1E"/>
+                <w:sz w:val="22"/>
+                <w:szCs w:val="22"/>
+              </w:rPr>
+              <w:t xml:space="preserve"> </w:t>
+            </w:r>
+          </w:p>
+        </w:tc>
+      </w:tr>
+    </w:tbl>
+    <w:p>
+      <w:pPr>
+        <w:spacing w:after="200" w:before="0" w:line="120"/>
+      </w:pPr>
+      <w:r>
+        <w:rPr>
+          <w:rFonts w:ascii="Calibri" w:cs="Calibri" w:eastAsia="Calibri" w:hAnsi="Calibri"/>
+          <w:sz w:val="8"/>
+          <w:szCs w:val="8"/>
+        </w:rPr>
+        <w:t xml:space="preserve"/>
+      </w:r>
+    </w:p>
+    <w:p>
+      <w:pPr>
+        <w:spacing w:after="120" w:before="0" w:line="120"/>
+      </w:pPr>
+      <w:r>
+        <w:rPr>
+          <w:rFonts w:ascii="Calibri" w:cs="Calibri" w:eastAsia="Calibri" w:hAnsi="Calibri"/>
+          <w:sz w:val="8"/>
+          <w:szCs w:val="8"/>
+        </w:rPr>
+        <w:t xml:space="preserve"/>
+      </w:r>
+    </w:p>
+    <w:tbl>
+      <w:tblPr>
+        <w:tblW w:type="dxa" w:w="9360"/>
+        <w:tblBorders>
+          <w:top w:val="single" w:color="auto" w:sz="4"/>
+          <w:left w:val="single" w:color="auto" w:sz="4"/>
+          <w:bottom w:val="single" w:color="auto" w:sz="4"/>
+          <w:right w:val="single" w:color="auto" w:sz="4"/>
+          <w:insideH w:val="single" w:color="auto" w:sz="4"/>
+          <w:insideV w:val="single" w:color="auto" w:sz="4"/>
+        </w:tblBorders>
+      </w:tblPr>
+      <w:tblGrid>
+        <w:gridCol w:w="9360"/>
+      </w:tblGrid>
+      <w:tr>
+        <w:tc>
+          <w:tcPr>
+            <w:tcW w:type="dxa" w:w="9360"/>
+            <w:tcBorders>
+              <w:top w:val="none"/>
+              <w:left w:val="single" w:color="2D6A4F" w:sz="24"/>
+              <w:bottom w:val="none"/>
+              <w:right w:val="none"/>
+            </w:tcBorders>
+            <w:shd w:fill="F0FAF3" w:color="auto" w:val="clear"/>
+            <w:tcMar>
+              <w:top w:type="dxa" w:w="120"/>
+              <w:left w:type="dxa" w:w="200"/>
+              <w:bottom w:type="dxa" w:w="120"/>
+              <w:right w:type="dxa" w:w="200"/>
+            </w:tcMar>
+          </w:tcPr>
+          <w:p>
+            <w:pPr>
+              <w:spacing w:after="0" w:before="0"/>
+            </w:pPr>
+            <w:r>
+              <w:rPr>
+                <w:rFonts w:ascii="Calibri" w:cs="Calibri" w:eastAsia="Calibri" w:hAnsi="Calibri"/>
+                <w:i/>
+                <w:iCs/>
+                <w:color w:val="1B1B1E"/>
+                <w:sz w:val="22"/>
+                <w:szCs w:val="22"/>
+              </w:rPr>
+              <w:t xml:space="preserve">“I've taken a long time to grieve the loss of who I was in my previous role.”</w:t>
+            </w:r>
+            <w:r>
+              <w:rPr>
+                <w:rFonts w:ascii="Calibri" w:cs="Calibri" w:eastAsia="Calibri" w:hAnsi="Calibri"/>
+                <w:color w:val="6B7280"/>
+                <w:sz w:val="18"/>
+                <w:szCs w:val="18"/>
+              </w:rPr>
+              <w:t xml:space="preserve">   a comment on a former SLP's essay about leaving</w:t>
+            </w:r>
+          </w:p>
+        </w:tc>
+      </w:tr>
+    </w:tbl>
+    <w:p>
+      <w:pPr>
+        <w:spacing w:after="200" w:before="0" w:line="120"/>
+      </w:pPr>
+      <w:r>
+        <w:rPr>
+          <w:rFonts w:ascii="Calibri" w:cs="Calibri" w:eastAsia="Calibri" w:hAnsi="Calibri"/>
+          <w:sz w:val="8"/>
+          <w:szCs w:val="8"/>
+        </w:rPr>
+        <w:t xml:space="preserve"/>
+      </w:r>
+    </w:p>
+    <w:p>
+      <w:pPr>
+        <w:spacing w:after="80" w:before="280"/>
+      </w:pPr>
+      <w:r>
+        <w:rPr>
+          <w:rFonts w:ascii="Calibri" w:cs="Calibri" w:eastAsia="Calibri" w:hAnsi="Calibri"/>
+          <w:b/>
+          <w:bCs/>
+          <w:color w:val="1B1B1E"/>
+          <w:sz w:val="22"/>
+          <w:szCs w:val="22"/>
+        </w:rPr>
+        <w:t xml:space="preserve">Which part of that goes with you into any job? A moment, a person, a session. Be specific.</w:t>
+      </w:r>
+    </w:p>
+    <w:tbl>
+      <w:tblPr>
+        <w:tblW w:type="dxa" w:w="9360"/>
+        <w:tblBorders>
+          <w:top w:val="single" w:color="auto" w:sz="4"/>
+          <w:left w:val="single" w:color="auto" w:sz="4"/>
+          <w:bottom w:val="single" w:color="auto" w:sz="4"/>
+          <w:right w:val="single" w:color="auto" w:sz="4"/>
+          <w:insideH w:val="single" w:color="auto" w:sz="4"/>
+          <w:insideV w:val="single" w:color="auto" w:sz="4"/>
+        </w:tblBorders>
+      </w:tblPr>
+      <w:tblGrid>
+        <w:gridCol w:w="9360"/>
+      </w:tblGrid>
+      <w:tr>
+        <w:trPr>
+          <w:trHeight w:val="1360" w:hRule="atLeast"/>
+        </w:trPr>
+        <w:tc>
+          <w:tcPr>
+            <w:tcW w:type="dxa" w:w="9360"/>
+            <w:tcBorders>
+              <w:top w:val="single" w:color="D1D5DB" w:sz="6"/>
+              <w:left w:val="single" w:color="D1D5DB" w:sz="6"/>
+              <w:bottom w:val="single" w:color="D1D5DB" w:sz="6"/>
+              <w:right w:val="single" w:color="D1D5DB" w:sz="6"/>
+            </w:tcBorders>
+            <w:shd w:fill="FFFFFF" w:color="auto" w:val="clear"/>
+            <w:tcMar>
+              <w:top w:type="dxa" w:w="140"/>
+              <w:left w:type="dxa" w:w="160"/>
+              <w:bottom w:type="dxa" w:w="140"/>
+              <w:right w:type="dxa" w:w="160"/>
+            </w:tcMar>
+          </w:tcPr>
+          <w:p>
+            <w:pPr>
+              <w:spacing w:after="120" w:before="0"/>
+            </w:pPr>
+            <w:r>
+              <w:rPr>
+                <w:rFonts w:ascii="Calibri" w:cs="Calibri" w:eastAsia="Calibri" w:hAnsi="Calibri"/>
+                <w:color w:val="1B1B1E"/>
+                <w:sz w:val="22"/>
+                <w:szCs w:val="22"/>
+              </w:rPr>
+              <w:t xml:space="preserve"> </w:t>
+            </w:r>
+          </w:p>
+        </w:tc>
+      </w:tr>
+    </w:tbl>
+    <w:p>
+      <w:pPr>
+        <w:spacing w:after="200" w:before="0" w:line="120"/>
+      </w:pPr>
+      <w:r>
+        <w:rPr>
+          <w:rFonts w:ascii="Calibri" w:cs="Calibri" w:eastAsia="Calibri" w:hAnsi="Calibri"/>
+          <w:sz w:val="8"/>
+          <w:szCs w:val="8"/>
+        </w:rPr>
+        <w:t xml:space="preserve"/>
+      </w:r>
+    </w:p>
+    <w:p>
+      <w:pPr>
+        <w:spacing w:after="80" w:before="280"/>
+      </w:pPr>
+      <w:r>
+        <w:rPr>
+          <w:rFonts w:ascii="Calibri" w:cs="Calibri" w:eastAsia="Calibri" w:hAnsi="Calibri"/>
+          <w:b/>
+          <w:bCs/>
+          <w:color w:val="1B1B1E"/>
+          <w:sz w:val="22"/>
+          <w:szCs w:val="22"/>
+        </w:rPr>
+        <w:t xml:space="preserve">Which part only exists in a clinic, and what will you do about that outside work?</w:t>
+      </w:r>
+    </w:p>
+    <w:tbl>
+      <w:tblPr>
+        <w:tblW w:type="dxa" w:w="9360"/>
+        <w:tblBorders>
+          <w:top w:val="single" w:color="auto" w:sz="4"/>
+          <w:left w:val="single" w:color="auto" w:sz="4"/>
+          <w:bottom w:val="single" w:color="auto" w:sz="4"/>
+          <w:right w:val="single" w:color="auto" w:sz="4"/>
+          <w:insideH w:val="single" w:color="auto" w:sz="4"/>
+          <w:insideV w:val="single" w:color="auto" w:sz="4"/>
+        </w:tblBorders>
+      </w:tblPr>
+      <w:tblGrid>
+        <w:gridCol w:w="9360"/>
+      </w:tblGrid>
+      <w:tr>
+        <w:trPr>
+          <w:trHeight w:val="1360" w:hRule="atLeast"/>
+        </w:trPr>
+        <w:tc>
+          <w:tcPr>
+            <w:tcW w:type="dxa" w:w="9360"/>
+            <w:tcBorders>
+              <w:top w:val="single" w:color="D1D5DB" w:sz="6"/>
+              <w:left w:val="single" w:color="D1D5DB" w:sz="6"/>
+              <w:bottom w:val="single" w:color="D1D5DB" w:sz="6"/>
+              <w:right w:val="single" w:color="D1D5DB" w:sz="6"/>
+            </w:tcBorders>
+            <w:shd w:fill="FFFFFF" w:color="auto" w:val="clear"/>
+            <w:tcMar>
+              <w:top w:type="dxa" w:w="140"/>
+              <w:left w:type="dxa" w:w="160"/>
+              <w:bottom w:type="dxa" w:w="140"/>
+              <w:right w:type="dxa" w:w="160"/>
+            </w:tcMar>
+          </w:tcPr>
+          <w:p>
+            <w:pPr>
+              <w:spacing w:after="120" w:before="0"/>
+            </w:pPr>
+            <w:r>
+              <w:rPr>
+                <w:rFonts w:ascii="Calibri" w:cs="Calibri" w:eastAsia="Calibri" w:hAnsi="Calibri"/>
+                <w:color w:val="1B1B1E"/>
+                <w:sz w:val="22"/>
+                <w:szCs w:val="22"/>
+              </w:rPr>
+              <w:t xml:space="preserve"> </w:t>
+            </w:r>
+          </w:p>
+        </w:tc>
+      </w:tr>
+    </w:tbl>
+    <w:p>
+      <w:pPr>
+        <w:spacing w:after="200" w:before="0" w:line="120"/>
+      </w:pPr>
+      <w:r>
+        <w:rPr>
+          <w:rFonts w:ascii="Calibri" w:cs="Calibri" w:eastAsia="Calibri" w:hAnsi="Calibri"/>
+          <w:sz w:val="8"/>
+          <w:szCs w:val="8"/>
+        </w:rPr>
+        <w:t xml:space="preserve"/>
+      </w:r>
+    </w:p>
+    <w:p>
+      <w:r>
+        <w:br w:type="page"/>
+      </w:r>
+    </w:p>
+    <w:p>
+      <w:pPr>
+        <w:spacing w:after="60" w:before="120"/>
+      </w:pPr>
+      <w:r>
+        <w:rPr>
+          <w:rFonts w:ascii="Calibri" w:cs="Calibri" w:eastAsia="Calibri" w:hAnsi="Calibri"/>
+          <w:b/>
+          <w:bCs/>
+          <w:color w:val="2D6A4F"/>
+          <w:spacing w:val="30"/>
+          <w:sz w:val="17"/>
+          <w:szCs w:val="17"/>
+        </w:rPr>
+        <w:t xml:space="preserve">MODULE 1 · LESSON 7</w:t>
+      </w:r>
+    </w:p>
+    <w:p>
+      <w:pPr>
+        <w:pStyle w:val="Heading1"/>
+        <w:spacing w:after="60" w:before="0"/>
+      </w:pPr>
+      <w:r>
+        <w:rPr>
+          <w:rFonts w:ascii="Georgia" w:cs="Georgia" w:eastAsia="Georgia" w:hAnsi="Georgia"/>
+          <w:b/>
+          <w:bCs/>
+          <w:color w:val="1B1B1E"/>
+          <w:sz w:val="40"/>
+          <w:szCs w:val="40"/>
+        </w:rPr>
+        <w:t xml:space="preserve">Telling the first person</w:t>
+      </w:r>
+    </w:p>
+    <w:p>
+      <w:pPr>
+        <w:spacing w:after="320" w:before="0"/>
+      </w:pPr>
+      <w:r>
+        <w:rPr>
+          <w:rFonts w:ascii="Calibri" w:cs="Calibri" w:eastAsia="Calibri" w:hAnsi="Calibri"/>
+          <w:color w:val="6B7280"/>
+          <w:sz w:val="22"/>
+          <w:szCs w:val="22"/>
+        </w:rPr>
+        <w:t xml:space="preserve">Say it out loud to one person. Plan who, when, and what you will say.</w:t>
+      </w:r>
+    </w:p>
+    <w:tbl>
+      <w:tblPr>
+        <w:tblW w:type="dxa" w:w="9360"/>
+        <w:tblBorders>
+          <w:top w:val="single" w:color="auto" w:sz="4"/>
+          <w:left w:val="single" w:color="auto" w:sz="4"/>
+          <w:bottom w:val="single" w:color="auto" w:sz="4"/>
+          <w:right w:val="single" w:color="auto" w:sz="4"/>
+          <w:insideH w:val="single" w:color="auto" w:sz="4"/>
+          <w:insideV w:val="single" w:color="auto" w:sz="4"/>
+        </w:tblBorders>
+      </w:tblPr>
+      <w:tblGrid>
+        <w:gridCol w:w="3600"/>
+        <w:gridCol w:w="5760"/>
+      </w:tblGrid>
+      <w:tr>
+        <w:trPr>
+          <w:trHeight w:val="640" w:hRule="atLeast"/>
+        </w:trPr>
+        <w:tc>
+          <w:tcPr>
+            <w:tcW w:type="dxa" w:w="3600"/>
+            <w:tcBorders>
+              <w:top w:val="single" w:color="D1D5DB" w:sz="6"/>
+              <w:left w:val="single" w:color="D1D5DB" w:sz="6"/>
+              <w:bottom w:val="single" w:color="D1D5DB" w:sz="6"/>
+              <w:right w:val="single" w:color="D1D5DB" w:sz="6"/>
+            </w:tcBorders>
+            <w:shd w:fill="F0FAF3" w:color="auto" w:val="clear"/>
+            <w:tcMar>
+              <w:top w:type="dxa" w:w="120"/>
+              <w:left w:type="dxa" w:w="160"/>
+              <w:bottom w:type="dxa" w:w="120"/>
+              <w:right w:type="dxa" w:w="160"/>
+            </w:tcMar>
+          </w:tcPr>
+          <w:p>
+            <w:pPr>
+              <w:spacing w:after="120" w:before="0"/>
+            </w:pPr>
+            <w:r>
+              <w:rPr>
+                <w:rFonts w:ascii="Calibri" w:cs="Calibri" w:eastAsia="Calibri" w:hAnsi="Calibri"/>
+                <w:b/>
+                <w:bCs/>
+                <w:color w:val="1B1B1E"/>
+                <w:sz w:val="21"/>
+                <w:szCs w:val="21"/>
+              </w:rPr>
+              <w:t xml:space="preserve">Who</w:t>
+            </w:r>
+          </w:p>
+          <w:p>
+            <w:pPr>
+              <w:spacing w:after="0" w:before="0"/>
+            </w:pPr>
+            <w:r>
+              <w:rPr>
+                <w:rFonts w:ascii="Calibri" w:cs="Calibri" w:eastAsia="Calibri" w:hAnsi="Calibri"/>
+                <w:color w:val="6B7280"/>
+                <w:sz w:val="18"/>
+                <w:szCs w:val="18"/>
+              </w:rPr>
+              <w:t xml:space="preserve">Not a colleague, if you can avoid it</w:t>
+            </w:r>
+          </w:p>
+        </w:tc>
+        <w:tc>
+          <w:tcPr>
+            <w:tcW w:type="dxa" w:w="5760"/>
+            <w:tcBorders>
+              <w:top w:val="single" w:color="D1D5DB" w:sz="6"/>
+              <w:left w:val="single" w:color="D1D5DB" w:sz="6"/>
+              <w:bottom w:val="single" w:color="D1D5DB" w:sz="6"/>
+              <w:right w:val="single" w:color="D1D5DB" w:sz="6"/>
+            </w:tcBorders>
+            <w:shd w:fill="FFFFFF" w:color="auto" w:val="clear"/>
+            <w:tcMar>
+              <w:top w:type="dxa" w:w="120"/>
+              <w:left w:type="dxa" w:w="160"/>
+              <w:bottom w:type="dxa" w:w="120"/>
+              <w:right w:type="dxa" w:w="160"/>
+            </w:tcMar>
+          </w:tcPr>
+          <w:p>
+            <w:pPr>
+              <w:spacing w:after="120" w:before="0"/>
+            </w:pPr>
+            <w:r>
+              <w:rPr>
+                <w:rFonts w:ascii="Calibri" w:cs="Calibri" w:eastAsia="Calibri" w:hAnsi="Calibri"/>
+                <w:color w:val="1B1B1E"/>
+                <w:sz w:val="22"/>
+                <w:szCs w:val="22"/>
+              </w:rPr>
+              <w:t xml:space="preserve"> </w:t>
+            </w:r>
+          </w:p>
+        </w:tc>
+      </w:tr>
+      <w:tr>
+        <w:trPr>
+          <w:trHeight w:val="640" w:hRule="atLeast"/>
+        </w:trPr>
+        <w:tc>
+          <w:tcPr>
+            <w:tcW w:type="dxa" w:w="3600"/>
+            <w:tcBorders>
+              <w:top w:val="single" w:color="D1D5DB" w:sz="6"/>
+              <w:left w:val="single" w:color="D1D5DB" w:sz="6"/>
+              <w:bottom w:val="single" w:color="D1D5DB" w:sz="6"/>
+              <w:right w:val="single" w:color="D1D5DB" w:sz="6"/>
+            </w:tcBorders>
+            <w:shd w:fill="F0FAF3" w:color="auto" w:val="clear"/>
+            <w:tcMar>
+              <w:top w:type="dxa" w:w="120"/>
+              <w:left w:type="dxa" w:w="160"/>
+              <w:bottom w:type="dxa" w:w="120"/>
+              <w:right w:type="dxa" w:w="160"/>
+            </w:tcMar>
+          </w:tcPr>
+          <w:p>
+            <w:pPr>
+              <w:spacing w:after="120" w:before="0"/>
+            </w:pPr>
+            <w:r>
+              <w:rPr>
+                <w:rFonts w:ascii="Calibri" w:cs="Calibri" w:eastAsia="Calibri" w:hAnsi="Calibri"/>
+                <w:b/>
+                <w:bCs/>
+                <w:color w:val="1B1B1E"/>
+                <w:sz w:val="21"/>
+                <w:szCs w:val="21"/>
+              </w:rPr>
+              <w:t xml:space="preserve">When</w:t>
+            </w:r>
+          </w:p>
+          <w:p>
+            <w:pPr>
+              <w:spacing w:after="0" w:before="0"/>
+            </w:pPr>
+            <w:r>
+              <w:rPr>
+                <w:rFonts w:ascii="Calibri" w:cs="Calibri" w:eastAsia="Calibri" w:hAnsi="Calibri"/>
+                <w:color w:val="6B7280"/>
+                <w:sz w:val="18"/>
+                <w:szCs w:val="18"/>
+              </w:rPr>
+              <w:t xml:space="preserve">A date, not “soon”</w:t>
+            </w:r>
+          </w:p>
+        </w:tc>
+        <w:tc>
+          <w:tcPr>
+            <w:tcW w:type="dxa" w:w="5760"/>
+            <w:tcBorders>
+              <w:top w:val="single" w:color="D1D5DB" w:sz="6"/>
+              <w:left w:val="single" w:color="D1D5DB" w:sz="6"/>
+              <w:bottom w:val="single" w:color="D1D5DB" w:sz="6"/>
+              <w:right w:val="single" w:color="D1D5DB" w:sz="6"/>
+            </w:tcBorders>
+            <w:shd w:fill="FFFFFF" w:color="auto" w:val="clear"/>
+            <w:tcMar>
+              <w:top w:type="dxa" w:w="120"/>
+              <w:left w:type="dxa" w:w="160"/>
+              <w:bottom w:type="dxa" w:w="120"/>
+              <w:right w:type="dxa" w:w="160"/>
+            </w:tcMar>
+          </w:tcPr>
+          <w:p>
+            <w:pPr>
+              <w:spacing w:after="120" w:before="0"/>
+            </w:pPr>
+            <w:r>
+              <w:rPr>
+                <w:rFonts w:ascii="Calibri" w:cs="Calibri" w:eastAsia="Calibri" w:hAnsi="Calibri"/>
+                <w:color w:val="1B1B1E"/>
+                <w:sz w:val="22"/>
+                <w:szCs w:val="22"/>
+              </w:rPr>
+              <w:t xml:space="preserve"> </w:t>
+            </w:r>
+          </w:p>
+        </w:tc>
+      </w:tr>
+      <w:tr>
+        <w:trPr>
+          <w:trHeight w:val="640" w:hRule="atLeast"/>
+        </w:trPr>
+        <w:tc>
+          <w:tcPr>
+            <w:tcW w:type="dxa" w:w="3600"/>
+            <w:tcBorders>
+              <w:top w:val="single" w:color="D1D5DB" w:sz="6"/>
+              <w:left w:val="single" w:color="D1D5DB" w:sz="6"/>
+              <w:bottom w:val="single" w:color="D1D5DB" w:sz="6"/>
+              <w:right w:val="single" w:color="D1D5DB" w:sz="6"/>
+            </w:tcBorders>
+            <w:shd w:fill="F0FAF3" w:color="auto" w:val="clear"/>
+            <w:tcMar>
+              <w:top w:type="dxa" w:w="120"/>
+              <w:left w:type="dxa" w:w="160"/>
+              <w:bottom w:type="dxa" w:w="120"/>
+              <w:right w:type="dxa" w:w="160"/>
+            </w:tcMar>
+          </w:tcPr>
+          <w:p>
+            <w:pPr>
+              <w:spacing w:after="120" w:before="0"/>
+            </w:pPr>
+            <w:r>
+              <w:rPr>
+                <w:rFonts w:ascii="Calibri" w:cs="Calibri" w:eastAsia="Calibri" w:hAnsi="Calibri"/>
+                <w:b/>
+                <w:bCs/>
+                <w:color w:val="1B1B1E"/>
+                <w:sz w:val="21"/>
+                <w:szCs w:val="21"/>
+              </w:rPr>
+              <w:t xml:space="preserve">What you plan to say</w:t>
+            </w:r>
+          </w:p>
+          <w:p>
+            <w:pPr>
+              <w:spacing w:after="0" w:before="0"/>
+            </w:pPr>
+            <w:r>
+              <w:rPr>
+                <w:rFonts w:ascii="Calibri" w:cs="Calibri" w:eastAsia="Calibri" w:hAnsi="Calibri"/>
+                <w:color w:val="6B7280"/>
+                <w:sz w:val="18"/>
+                <w:szCs w:val="18"/>
+              </w:rPr>
+              <w:t xml:space="preserve">One sentence</w:t>
+            </w:r>
+          </w:p>
+        </w:tc>
+        <w:tc>
+          <w:tcPr>
+            <w:tcW w:type="dxa" w:w="5760"/>
+            <w:tcBorders>
+              <w:top w:val="single" w:color="D1D5DB" w:sz="6"/>
+              <w:left w:val="single" w:color="D1D5DB" w:sz="6"/>
+              <w:bottom w:val="single" w:color="D1D5DB" w:sz="6"/>
+              <w:right w:val="single" w:color="D1D5DB" w:sz="6"/>
+            </w:tcBorders>
+            <w:shd w:fill="FFFFFF" w:color="auto" w:val="clear"/>
+            <w:tcMar>
+              <w:top w:type="dxa" w:w="120"/>
+              <w:left w:type="dxa" w:w="160"/>
+              <w:bottom w:type="dxa" w:w="120"/>
+              <w:right w:type="dxa" w:w="160"/>
+            </w:tcMar>
+          </w:tcPr>
+          <w:p>
+            <w:pPr>
+              <w:spacing w:after="120" w:before="0"/>
+            </w:pPr>
+            <w:r>
+              <w:rPr>
+                <w:rFonts w:ascii="Calibri" w:cs="Calibri" w:eastAsia="Calibri" w:hAnsi="Calibri"/>
+                <w:color w:val="1B1B1E"/>
+                <w:sz w:val="22"/>
+                <w:szCs w:val="22"/>
+              </w:rPr>
+              <w:t xml:space="preserve"> </w:t>
+            </w:r>
+          </w:p>
+        </w:tc>
+      </w:tr>
+    </w:tbl>
+    <w:p>
+      <w:pPr>
+        <w:spacing w:after="200" w:before="0" w:line="120"/>
+      </w:pPr>
+      <w:r>
+        <w:rPr>
+          <w:rFonts w:ascii="Calibri" w:cs="Calibri" w:eastAsia="Calibri" w:hAnsi="Calibri"/>
+          <w:sz w:val="8"/>
+          <w:szCs w:val="8"/>
+        </w:rPr>
+        <w:t xml:space="preserve"/>
+      </w:r>
+    </w:p>
+    <w:p>
+      <w:pPr>
+        <w:spacing w:after="80" w:before="280"/>
+      </w:pPr>
+      <w:r>
+        <w:rPr>
+          <w:rFonts w:ascii="Calibri" w:cs="Calibri" w:eastAsia="Calibri" w:hAnsi="Calibri"/>
+          <w:b/>
+          <w:bCs/>
+          <w:color w:val="1B1B1E"/>
+          <w:sz w:val="22"/>
+          <w:szCs w:val="22"/>
+        </w:rPr>
+        <w:t xml:space="preserve">What you actually said, and what they said back.</w:t>
+      </w:r>
+    </w:p>
+    <w:p>
+      <w:pPr>
+        <w:spacing w:after="100" w:before="0"/>
+      </w:pPr>
+      <w:r>
+        <w:rPr>
+          <w:rFonts w:ascii="Calibri" w:cs="Calibri" w:eastAsia="Calibri" w:hAnsi="Calibri"/>
+          <w:color w:val="6B7280"/>
+          <w:sz w:val="20"/>
+          <w:szCs w:val="20"/>
+        </w:rPr>
+        <w:t xml:space="preserve">Fill this in afterwards. People are almost always less surprised than you expect them to be.</w:t>
+      </w:r>
+    </w:p>
+    <w:tbl>
+      <w:tblPr>
+        <w:tblW w:type="dxa" w:w="9360"/>
+        <w:tblBorders>
+          <w:top w:val="single" w:color="auto" w:sz="4"/>
+          <w:left w:val="single" w:color="auto" w:sz="4"/>
+          <w:bottom w:val="single" w:color="auto" w:sz="4"/>
+          <w:right w:val="single" w:color="auto" w:sz="4"/>
+          <w:insideH w:val="single" w:color="auto" w:sz="4"/>
+          <w:insideV w:val="single" w:color="auto" w:sz="4"/>
+        </w:tblBorders>
+      </w:tblPr>
+      <w:tblGrid>
+        <w:gridCol w:w="9360"/>
+      </w:tblGrid>
+      <w:tr>
+        <w:trPr>
+          <w:trHeight w:val="1960" w:hRule="atLeast"/>
+        </w:trPr>
+        <w:tc>
+          <w:tcPr>
+            <w:tcW w:type="dxa" w:w="9360"/>
+            <w:tcBorders>
+              <w:top w:val="single" w:color="D1D5DB" w:sz="6"/>
+              <w:left w:val="single" w:color="D1D5DB" w:sz="6"/>
+              <w:bottom w:val="single" w:color="D1D5DB" w:sz="6"/>
+              <w:right w:val="single" w:color="D1D5DB" w:sz="6"/>
+            </w:tcBorders>
+            <w:shd w:fill="FFFFFF" w:color="auto" w:val="clear"/>
+            <w:tcMar>
+              <w:top w:type="dxa" w:w="140"/>
+              <w:left w:type="dxa" w:w="160"/>
+              <w:bottom w:type="dxa" w:w="140"/>
+              <w:right w:type="dxa" w:w="160"/>
+            </w:tcMar>
+          </w:tcPr>
+          <w:p>
+            <w:pPr>
+              <w:spacing w:after="120" w:before="0"/>
+            </w:pPr>
+            <w:r>
+              <w:rPr>
+                <w:rFonts w:ascii="Calibri" w:cs="Calibri" w:eastAsia="Calibri" w:hAnsi="Calibri"/>
+                <w:color w:val="1B1B1E"/>
+                <w:sz w:val="22"/>
+                <w:szCs w:val="22"/>
+              </w:rPr>
+              <w:t xml:space="preserve"> </w:t>
+            </w:r>
+          </w:p>
+        </w:tc>
+      </w:tr>
+    </w:tbl>
+    <w:p>
+      <w:pPr>
+        <w:spacing w:after="200" w:before="0" w:line="120"/>
+      </w:pPr>
+      <w:r>
+        <w:rPr>
+          <w:rFonts w:ascii="Calibri" w:cs="Calibri" w:eastAsia="Calibri" w:hAnsi="Calibri"/>
+          <w:sz w:val="8"/>
+          <w:szCs w:val="8"/>
+        </w:rPr>
+        <w:t xml:space="preserve"/>
+      </w:r>
+    </w:p>
+    <w:p>
+      <w:pPr>
+        <w:spacing w:after="80" w:before="280"/>
+      </w:pPr>
+      <w:r>
+        <w:rPr>
+          <w:rFonts w:ascii="Calibri" w:cs="Calibri" w:eastAsia="Calibri" w:hAnsi="Calibri"/>
+          <w:b/>
+          <w:bCs/>
+          <w:color w:val="1B1B1E"/>
+          <w:sz w:val="22"/>
+          <w:szCs w:val="22"/>
+        </w:rPr>
         <w:t xml:space="preserve">What changed for you in the hour after.</w:t>
+      </w:r>
+    </w:p>
+    <w:tbl>
+      <w:tblPr>
+        <w:tblW w:type="dxa" w:w="9360"/>
+        <w:tblBorders>
+          <w:top w:val="single" w:color="auto" w:sz="4"/>
+          <w:left w:val="single" w:color="auto" w:sz="4"/>
+          <w:bottom w:val="single" w:color="auto" w:sz="4"/>
+          <w:right w:val="single" w:color="auto" w:sz="4"/>
+          <w:insideH w:val="single" w:color="auto" w:sz="4"/>
+          <w:insideV w:val="single" w:color="auto" w:sz="4"/>
+        </w:tblBorders>
+      </w:tblPr>
+      <w:tblGrid>
+        <w:gridCol w:w="9360"/>
+      </w:tblGrid>
+      <w:tr>
+        <w:trPr>
+          <w:trHeight w:val="1060" w:hRule="atLeast"/>
+        </w:trPr>
+        <w:tc>
+          <w:tcPr>
+            <w:tcW w:type="dxa" w:w="9360"/>
+            <w:tcBorders>
+              <w:top w:val="single" w:color="D1D5DB" w:sz="6"/>
+              <w:left w:val="single" w:color="D1D5DB" w:sz="6"/>
+              <w:bottom w:val="single" w:color="D1D5DB" w:sz="6"/>
+              <w:right w:val="single" w:color="D1D5DB" w:sz="6"/>
+            </w:tcBorders>
+            <w:shd w:fill="FFFFFF" w:color="auto" w:val="clear"/>
+            <w:tcMar>
+              <w:top w:type="dxa" w:w="140"/>
+              <w:left w:type="dxa" w:w="160"/>
+              <w:bottom w:type="dxa" w:w="140"/>
+              <w:right w:type="dxa" w:w="160"/>
+            </w:tcMar>
+          </w:tcPr>
+          <w:p>
+            <w:pPr>
+              <w:spacing w:after="120" w:before="0"/>
+            </w:pPr>
+            <w:r>
+              <w:rPr>
+                <w:rFonts w:ascii="Calibri" w:cs="Calibri" w:eastAsia="Calibri" w:hAnsi="Calibri"/>
+                <w:color w:val="1B1B1E"/>
+                <w:sz w:val="22"/>
+                <w:szCs w:val="22"/>
+              </w:rPr>
+              <w:t xml:space="preserve"> </w:t>
+            </w:r>
+          </w:p>
+        </w:tc>
+      </w:tr>
+    </w:tbl>
+    <w:p>
+      <w:pPr>
+        <w:spacing w:after="200" w:before="0" w:line="120"/>
+      </w:pPr>
+      <w:r>
+        <w:rPr>
+          <w:rFonts w:ascii="Calibri" w:cs="Calibri" w:eastAsia="Calibri" w:hAnsi="Calibri"/>
+          <w:sz w:val="8"/>
+          <w:szCs w:val="8"/>
+        </w:rPr>
+        <w:t xml:space="preserve"/>
+      </w:r>
+    </w:p>
+    <w:p>
+      <w:r>
+        <w:br w:type="page"/>
+      </w:r>
+    </w:p>
+    <w:p>
+      <w:pPr>
+        <w:spacing w:after="60" w:before="120"/>
+      </w:pPr>
+      <w:r>
+        <w:rPr>
+          <w:rFonts w:ascii="Calibri" w:cs="Calibri" w:eastAsia="Calibri" w:hAnsi="Calibri"/>
+          <w:b/>
+          <w:bCs/>
+          <w:color w:val="2D6A4F"/>
+          <w:spacing w:val="30"/>
+          <w:sz w:val="17"/>
+          <w:szCs w:val="17"/>
+        </w:rPr>
+        <w:t xml:space="preserve">MODULE 1 · LESSON 7, BEFORE YOU SAY IT</w:t>
+      </w:r>
+    </w:p>
+    <w:p>
+      <w:pPr>
+        <w:pStyle w:val="Heading1"/>
+        <w:spacing w:after="60" w:before="0"/>
+      </w:pPr>
+      <w:r>
+        <w:rPr>
+          <w:rFonts w:ascii="Georgia" w:cs="Georgia" w:eastAsia="Georgia" w:hAnsi="Georgia"/>
+          <w:b/>
+          <w:bCs/>
+          <w:color w:val="1B1B1E"/>
+          <w:sz w:val="40"/>
+          <w:szCs w:val="40"/>
+        </w:rPr>
+        <w:t xml:space="preserve">Kept private</w:t>
+      </w:r>
+    </w:p>
+    <w:p>
+      <w:pPr>
+        <w:spacing w:after="320" w:before="0"/>
+      </w:pPr>
+      <w:r>
+        <w:rPr>
+          <w:rFonts w:ascii="Calibri" w:cs="Calibri" w:eastAsia="Calibri" w:hAnsi="Calibri"/>
+          <w:color w:val="6B7280"/>
+          <w:sz w:val="22"/>
+          <w:szCs w:val="22"/>
+        </w:rPr>
+        <w:t xml:space="preserve">Six settings and habits from lesson 1.7, so the search stays yours until you decide otherwise. Tick them as you do them.</w:t>
+      </w:r>
+    </w:p>
+    <w:p>
+      <w:pPr>
+        <w:spacing w:after="120"/>
+      </w:pPr>
+      <w:r>
+        <w:rPr>
+          <w:rFonts w:ascii="Segoe UI Symbol" w:cs="Segoe UI Symbol" w:eastAsia="Segoe UI Symbol" w:hAnsi="Segoe UI Symbol"/>
+          <w:color w:val="2D6A4F"/>
+          <w:sz w:val="24"/>
+          <w:szCs w:val="24"/>
+        </w:rPr>
+        <w:t xml:space="preserve">☐  </w:t>
+      </w:r>
+      <w:r>
+        <w:rPr>
+          <w:rFonts w:ascii="Calibri" w:cs="Calibri" w:eastAsia="Calibri" w:hAnsi="Calibri"/>
+          <w:color w:val="1B1B1E"/>
+          <w:sz w:val="22"/>
+          <w:szCs w:val="22"/>
+        </w:rPr>
+        <w:t xml:space="preserve">LinkedIn: “Share profile updates with your network” is off</w:t>
+      </w:r>
+    </w:p>
+    <w:p>
+      <w:pPr>
+        <w:spacing w:after="120"/>
+      </w:pPr>
+      <w:r>
+        <w:rPr>
+          <w:rFonts w:ascii="Segoe UI Symbol" w:cs="Segoe UI Symbol" w:eastAsia="Segoe UI Symbol" w:hAnsi="Segoe UI Symbol"/>
+          <w:color w:val="2D6A4F"/>
+          <w:sz w:val="24"/>
+          <w:szCs w:val="24"/>
+        </w:rPr>
+        <w:t xml:space="preserve">☐  </w:t>
+      </w:r>
+      <w:r>
+        <w:rPr>
+          <w:rFonts w:ascii="Calibri" w:cs="Calibri" w:eastAsia="Calibri" w:hAnsi="Calibri"/>
+          <w:color w:val="1B1B1E"/>
+          <w:sz w:val="22"/>
+          <w:szCs w:val="22"/>
+        </w:rPr>
+        <w:t xml:space="preserve">LinkedIn: Open to Work is set to recruiters only, not the banner</w:t>
+      </w:r>
+    </w:p>
+    <w:p>
+      <w:pPr>
+        <w:spacing w:after="120"/>
+      </w:pPr>
+      <w:r>
+        <w:rPr>
+          <w:rFonts w:ascii="Segoe UI Symbol" w:cs="Segoe UI Symbol" w:eastAsia="Segoe UI Symbol" w:hAnsi="Segoe UI Symbol"/>
+          <w:color w:val="2D6A4F"/>
+          <w:sz w:val="24"/>
+          <w:szCs w:val="24"/>
+        </w:rPr>
+        <w:t xml:space="preserve">☐  </w:t>
+      </w:r>
+      <w:r>
+        <w:rPr>
+          <w:rFonts w:ascii="Calibri" w:cs="Calibri" w:eastAsia="Calibri" w:hAnsi="Calibri"/>
+          <w:color w:val="1B1B1E"/>
+          <w:sz w:val="22"/>
+          <w:szCs w:val="22"/>
+        </w:rPr>
+        <w:t xml:space="preserve">Applications and job alerts go to a personal email, never the work one</w:t>
+      </w:r>
+    </w:p>
+    <w:p>
+      <w:pPr>
+        <w:spacing w:after="120"/>
+      </w:pPr>
+      <w:r>
+        <w:rPr>
+          <w:rFonts w:ascii="Segoe UI Symbol" w:cs="Segoe UI Symbol" w:eastAsia="Segoe UI Symbol" w:hAnsi="Segoe UI Symbol"/>
+          <w:color w:val="2D6A4F"/>
+          <w:sz w:val="24"/>
+          <w:szCs w:val="24"/>
+        </w:rPr>
+        <w:t xml:space="preserve">☐  </w:t>
+      </w:r>
+      <w:r>
+        <w:rPr>
+          <w:rFonts w:ascii="Calibri" w:cs="Calibri" w:eastAsia="Calibri" w:hAnsi="Calibri"/>
+          <w:color w:val="1B1B1E"/>
+          <w:sz w:val="22"/>
+          <w:szCs w:val="22"/>
+        </w:rPr>
+        <w:t xml:space="preserve">Nobody at your current job is listed as a reference</w:t>
+      </w:r>
+    </w:p>
+    <w:p>
+      <w:pPr>
+        <w:spacing w:after="120"/>
+      </w:pPr>
+      <w:r>
+        <w:rPr>
+          <w:rFonts w:ascii="Segoe UI Symbol" w:cs="Segoe UI Symbol" w:eastAsia="Segoe UI Symbol" w:hAnsi="Segoe UI Symbol"/>
+          <w:color w:val="2D6A4F"/>
+          <w:sz w:val="24"/>
+          <w:szCs w:val="24"/>
+        </w:rPr>
+        <w:t xml:space="preserve">☐  </w:t>
+      </w:r>
+      <w:r>
+        <w:rPr>
+          <w:rFonts w:ascii="Calibri" w:cs="Calibri" w:eastAsia="Calibri" w:hAnsi="Calibri"/>
+          <w:color w:val="1B1B1E"/>
+          <w:sz w:val="22"/>
+          <w:szCs w:val="22"/>
+        </w:rPr>
+        <w:t xml:space="preserve">You know your contract window or notice period, and the date it falls on</w:t>
+      </w:r>
+    </w:p>
+    <w:p>
+      <w:pPr>
+        <w:spacing w:after="120"/>
+      </w:pPr>
+      <w:r>
+        <w:rPr>
+          <w:rFonts w:ascii="Segoe UI Symbol" w:cs="Segoe UI Symbol" w:eastAsia="Segoe UI Symbol" w:hAnsi="Segoe UI Symbol"/>
+          <w:color w:val="2D6A4F"/>
+          <w:sz w:val="24"/>
+          <w:szCs w:val="24"/>
+        </w:rPr>
+        <w:t xml:space="preserve">☐  </w:t>
+      </w:r>
+      <w:r>
+        <w:rPr>
+          <w:rFonts w:ascii="Calibri" w:cs="Calibri" w:eastAsia="Calibri" w:hAnsi="Calibri"/>
+          <w:color w:val="1B1B1E"/>
+          <w:sz w:val="22"/>
+          <w:szCs w:val="22"/>
+        </w:rPr>
+        <w:t xml:space="preserve">The one sentence for the staff room is ready: “I’m looking at what else I could do with my SLP background.”</w:t>
+      </w:r>
+    </w:p>
+    <w:p>
+      <w:pPr>
+        <w:spacing w:after="120" w:before="0" w:line="120"/>
+      </w:pPr>
+      <w:r>
+        <w:rPr>
+          <w:rFonts w:ascii="Calibri" w:cs="Calibri" w:eastAsia="Calibri" w:hAnsi="Calibri"/>
+          <w:sz w:val="8"/>
+          <w:szCs w:val="8"/>
+        </w:rPr>
+        <w:t xml:space="preserve"/>
+      </w:r>
+    </w:p>
+    <w:p>
+      <w:pPr>
+        <w:spacing w:after="80" w:before="280"/>
+      </w:pPr>
+      <w:r>
+        <w:rPr>
+          <w:rFonts w:ascii="Calibri" w:cs="Calibri" w:eastAsia="Calibri" w:hAnsi="Calibri"/>
+          <w:b/>
+          <w:bCs/>
+          <w:color w:val="1B1B1E"/>
+          <w:sz w:val="22"/>
+          <w:szCs w:val="22"/>
+        </w:rPr>
+        <w:t xml:space="preserve">That sentence in your own words, the way you would actually say it at the copier.</w:t>
+      </w:r>
+    </w:p>
+    <w:p>
+      <w:pPr>
+        <w:spacing w:after="100" w:before="0"/>
+      </w:pPr>
+      <w:r>
+        <w:rPr>
+          <w:rFonts w:ascii="Calibri" w:cs="Calibri" w:eastAsia="Calibri" w:hAnsi="Calibri"/>
+          <w:color w:val="6B7280"/>
+          <w:sz w:val="20"/>
+          <w:szCs w:val="20"/>
+        </w:rPr>
+        <w:t xml:space="preserve">If they ask what: “I don’t know yet. I’m finding out.” True, and it ends the conversation on your terms.</w:t>
       </w:r>
     </w:p>
     <w:tbl>
